--- a/template/undangan seminar kemajuan.docx
+++ b/template/undangan seminar kemajuan.docx
@@ -2,63 +2,6 @@
 <file path=word/document.xml><?xml version="1.0" encoding="utf-8"?>
 <w:document xmlns:wpc="http://schemas.microsoft.com/office/word/2010/wordprocessingCanvas" xmlns:cx="http://schemas.microsoft.com/office/drawing/2014/chartex" xmlns:cx1="http://schemas.microsoft.com/office/drawing/2015/9/8/chartex" xmlns:cx2="http://schemas.microsoft.com/office/drawing/2015/10/21/chartex" xmlns:cx3="http://schemas.microsoft.com/office/drawing/2016/5/9/chartex" xmlns:cx4="http://schemas.microsoft.com/office/drawing/2016/5/10/chartex" xmlns:cx5="http://schemas.microsoft.com/office/drawing/2016/5/11/chartex" xmlns:cx6="http://schemas.microsoft.com/office/drawing/2016/5/12/chartex" xmlns:cx7="http://schemas.microsoft.com/office/drawing/2016/5/13/chartex" xmlns:cx8="http://schemas.microsoft.com/office/drawing/2016/5/14/chartex" xmlns:mc="http://schemas.openxmlformats.org/markup-compatibility/2006" xmlns:aink="http://schemas.microsoft.com/office/drawing/2016/ink" xmlns:am3d="http://schemas.microsoft.com/office/drawing/2017/model3d" xmlns:o="urn:schemas-microsoft-com:office:office" xmlns:oel="http://schemas.microsoft.com/office/2019/extlst" xmlns:r="http://schemas.openxmlformats.org/officeDocument/2006/relationships" xmlns:m="http://schemas.openxmlformats.org/officeDocument/2006/math" xmlns:v="urn:schemas-microsoft-com:vml" xmlns:wp14="http://schemas.microsoft.com/office/word/2010/wordprocessingDrawing" xmlns:wp="http://schemas.openxmlformats.org/drawingml/2006/wordprocessingDrawing" xmlns:w10="urn:schemas-microsoft-com:office:word" xmlns:w="http://schemas.openxmlformats.org/wordprocessingml/2006/main" xmlns:w14="http://schemas.microsoft.com/office/word/2010/wordml" xmlns:w15="http://schemas.microsoft.com/office/word/2012/wordml" xmlns:w16cei="http://schemas.microsoft.com/office/word/2026/wordml/cei" xmlns:w16cex="http://schemas.microsoft.com/office/word/2018/wordml/cex" xmlns:w16cid="http://schemas.microsoft.com/office/word/2016/wordml/cid" xmlns:w16="http://schemas.microsoft.com/office/word/2018/wordml" xmlns:w16du="http://schemas.microsoft.com/office/word/2023/wordml/word16du" xmlns:w16sdtdh="http://schemas.microsoft.com/office/word/2020/wordml/sdtdatahash" xmlns:w16sdtfl="http://schemas.microsoft.com/office/word/2024/wordml/sdtformatlock" xmlns:w16se="http://schemas.microsoft.com/office/word/2015/wordml/symex" xmlns:wpg="http://schemas.microsoft.com/office/word/2010/wordprocessingGroup" xmlns:wpi="http://schemas.microsoft.com/office/word/2010/wordprocessingInk" xmlns:wne="http://schemas.microsoft.com/office/word/2006/wordml" xmlns:wps="http://schemas.microsoft.com/office/word/2010/wordprocessingShape" mc:Ignorable="w14 w15 w16se w16cid w16 w16cex w16sdtdh w16sdtfl w16du wp14">
   <w:body>
-    <w:p>
-      <w:pPr>
-        <w:pStyle w:val="BodyText"/>
-        <w:rPr>
-          <w:rFonts w:ascii="Times New Roman"/>
-        </w:rPr>
-      </w:pPr>
-    </w:p>
-    <w:p>
-      <w:pPr>
-        <w:pStyle w:val="BodyText"/>
-        <w:rPr>
-          <w:rFonts w:ascii="Times New Roman"/>
-        </w:rPr>
-      </w:pPr>
-    </w:p>
-    <w:p>
-      <w:pPr>
-        <w:pStyle w:val="BodyText"/>
-        <w:rPr>
-          <w:rFonts w:ascii="Times New Roman"/>
-        </w:rPr>
-      </w:pPr>
-    </w:p>
-    <w:p>
-      <w:pPr>
-        <w:pStyle w:val="BodyText"/>
-        <w:rPr>
-          <w:rFonts w:ascii="Times New Roman"/>
-        </w:rPr>
-      </w:pPr>
-    </w:p>
-    <w:p>
-      <w:pPr>
-        <w:pStyle w:val="BodyText"/>
-        <w:rPr>
-          <w:rFonts w:ascii="Times New Roman"/>
-        </w:rPr>
-      </w:pPr>
-    </w:p>
-    <w:p>
-      <w:pPr>
-        <w:pStyle w:val="BodyText"/>
-        <w:rPr>
-          <w:rFonts w:ascii="Times New Roman"/>
-        </w:rPr>
-      </w:pPr>
-    </w:p>
-    <w:p>
-      <w:pPr>
-        <w:pStyle w:val="BodyText"/>
-        <w:spacing w:before="74"/>
-        <w:rPr>
-          <w:rFonts w:ascii="Times New Roman"/>
-        </w:rPr>
-      </w:pPr>
-    </w:p>
     <w:p>
       <w:pPr>
         <w:pStyle w:val="BodyText"/>
@@ -71,1208 +14,28 @@
       </w:pPr>
       <w:r>
         <w:rPr>
-          <w:noProof/>
-        </w:rPr>
-        <mc:AlternateContent>
-          <mc:Choice Requires="wpg">
-            <w:drawing>
-              <wp:anchor distT="0" distB="0" distL="0" distR="0" simplePos="0" relativeHeight="15729664" behindDoc="0" locked="0" layoutInCell="1" allowOverlap="1" wp14:anchorId="766179CF" wp14:editId="148AEE31">
-                <wp:simplePos x="0" y="0"/>
-                <wp:positionH relativeFrom="page">
-                  <wp:posOffset>800862</wp:posOffset>
-                </wp:positionH>
-                <wp:positionV relativeFrom="paragraph">
-                  <wp:posOffset>-1063106</wp:posOffset>
-                </wp:positionV>
-                <wp:extent cx="6041390" cy="1024890"/>
-                <wp:effectExtent l="0" t="0" r="0" b="0"/>
-                <wp:wrapNone/>
-                <wp:docPr id="1" name="Group 1"/>
-                <wp:cNvGraphicFramePr>
-                  <a:graphicFrameLocks xmlns:a="http://schemas.openxmlformats.org/drawingml/2006/main"/>
-                </wp:cNvGraphicFramePr>
-                <a:graphic xmlns:a="http://schemas.openxmlformats.org/drawingml/2006/main">
-                  <a:graphicData uri="http://schemas.microsoft.com/office/word/2010/wordprocessingGroup">
-                    <wpg:wgp>
-                      <wpg:cNvGrpSpPr>
-                        <a:grpSpLocks/>
-                      </wpg:cNvGrpSpPr>
-                      <wpg:grpSpPr>
-                        <a:xfrm>
-                          <a:off x="0" y="0"/>
-                          <a:ext cx="6041390" cy="1024890"/>
-                          <a:chOff x="0" y="0"/>
-                          <a:chExt cx="6041390" cy="1024890"/>
-                        </a:xfrm>
-                      </wpg:grpSpPr>
-                      <wps:wsp>
-                        <wps:cNvPr id="2" name="Graphic 2"/>
-                        <wps:cNvSpPr/>
-                        <wps:spPr>
-                          <a:xfrm>
-                            <a:off x="0" y="967955"/>
-                            <a:ext cx="6041390" cy="56515"/>
-                          </a:xfrm>
-                          <a:custGeom>
-                            <a:avLst/>
-                            <a:gdLst/>
-                            <a:ahLst/>
-                            <a:cxnLst/>
-                            <a:rect l="l" t="t" r="r" b="b"/>
-                            <a:pathLst>
-                              <a:path w="6041390" h="56515">
-                                <a:moveTo>
-                                  <a:pt x="6041136" y="18275"/>
-                                </a:moveTo>
-                                <a:lnTo>
-                                  <a:pt x="776732" y="18275"/>
-                                </a:lnTo>
-                                <a:lnTo>
-                                  <a:pt x="729488" y="18275"/>
-                                </a:lnTo>
-                                <a:lnTo>
-                                  <a:pt x="720344" y="18275"/>
-                                </a:lnTo>
-                                <a:lnTo>
-                                  <a:pt x="0" y="18275"/>
-                                </a:lnTo>
-                                <a:lnTo>
-                                  <a:pt x="0" y="56375"/>
-                                </a:lnTo>
-                                <a:lnTo>
-                                  <a:pt x="720344" y="56375"/>
-                                </a:lnTo>
-                                <a:lnTo>
-                                  <a:pt x="729488" y="56375"/>
-                                </a:lnTo>
-                                <a:lnTo>
-                                  <a:pt x="776732" y="56375"/>
-                                </a:lnTo>
-                                <a:lnTo>
-                                  <a:pt x="6041136" y="56375"/>
-                                </a:lnTo>
-                                <a:lnTo>
-                                  <a:pt x="6041136" y="18275"/>
-                                </a:lnTo>
-                                <a:close/>
-                              </a:path>
-                              <a:path w="6041390" h="56515">
-                                <a:moveTo>
-                                  <a:pt x="6041136" y="0"/>
-                                </a:moveTo>
-                                <a:lnTo>
-                                  <a:pt x="776732" y="0"/>
-                                </a:lnTo>
-                                <a:lnTo>
-                                  <a:pt x="729488" y="0"/>
-                                </a:lnTo>
-                                <a:lnTo>
-                                  <a:pt x="720344" y="0"/>
-                                </a:lnTo>
-                                <a:lnTo>
-                                  <a:pt x="0" y="0"/>
-                                </a:lnTo>
-                                <a:lnTo>
-                                  <a:pt x="0" y="9131"/>
-                                </a:lnTo>
-                                <a:lnTo>
-                                  <a:pt x="720344" y="9131"/>
-                                </a:lnTo>
-                                <a:lnTo>
-                                  <a:pt x="729488" y="9131"/>
-                                </a:lnTo>
-                                <a:lnTo>
-                                  <a:pt x="776732" y="9131"/>
-                                </a:lnTo>
-                                <a:lnTo>
-                                  <a:pt x="6041136" y="9131"/>
-                                </a:lnTo>
-                                <a:lnTo>
-                                  <a:pt x="6041136" y="0"/>
-                                </a:lnTo>
-                                <a:close/>
-                              </a:path>
-                            </a:pathLst>
-                          </a:custGeom>
-                          <a:solidFill>
-                            <a:srgbClr val="000000"/>
-                          </a:solidFill>
-                        </wps:spPr>
-                        <wps:bodyPr wrap="square" lIns="0" tIns="0" rIns="0" bIns="0" rtlCol="0">
-                          <a:prstTxWarp prst="textNoShape">
-                            <a:avLst/>
-                          </a:prstTxWarp>
-                          <a:noAutofit/>
-                        </wps:bodyPr>
-                      </wps:wsp>
-                      <pic:pic xmlns:pic="http://schemas.openxmlformats.org/drawingml/2006/picture">
-                        <pic:nvPicPr>
-                          <pic:cNvPr id="3" name="Image 3" descr="Ini apa? Ini GANESHA Logo institusi tempat saya menimba ilmu saat ini. Dia punya 2 tangan(ato kaki yah?) tambahan. Masing2 melambangkan sesuatu dari yang dipegangnya. tapi kalo menurut gw,ini adalah salah satu propaganda terselubung bagaimana..."/>
-                          <pic:cNvPicPr/>
-                        </pic:nvPicPr>
-                        <pic:blipFill>
-                          <a:blip r:embed="rId5" cstate="print"/>
-                          <a:stretch>
-                            <a:fillRect/>
-                          </a:stretch>
-                        </pic:blipFill>
-                        <pic:spPr>
-                          <a:xfrm>
-                            <a:off x="10667" y="0"/>
-                            <a:ext cx="718565" cy="967181"/>
-                          </a:xfrm>
-                          <a:prstGeom prst="rect">
-                            <a:avLst/>
-                          </a:prstGeom>
-                        </pic:spPr>
-                      </pic:pic>
-                      <wps:wsp>
-                        <wps:cNvPr id="4" name="Textbox 4"/>
-                        <wps:cNvSpPr txBox="1"/>
-                        <wps:spPr>
-                          <a:xfrm>
-                            <a:off x="0" y="0"/>
-                            <a:ext cx="6041390" cy="1024890"/>
-                          </a:xfrm>
-                          <a:prstGeom prst="rect">
-                            <a:avLst/>
-                          </a:prstGeom>
-                        </wps:spPr>
-                        <wps:txbx>
-                          <w:txbxContent>
-                            <w:p>
-                              <w:pPr>
-                                <w:spacing w:before="39"/>
-                                <w:ind w:left="1145" w:right="48"/>
-                                <w:jc w:val="center"/>
-                                <w:rPr>
-                                  <w:rFonts w:ascii="Times New Roman"/>
-                                  <w:b/>
-                                  <w:sz w:val="40"/>
-                                </w:rPr>
-                              </w:pPr>
-                              <w:r>
-                                <w:rPr>
-                                  <w:rFonts w:ascii="Times New Roman"/>
-                                  <w:b/>
-                                  <w:spacing w:val="34"/>
-                                  <w:sz w:val="40"/>
-                                </w:rPr>
-                                <w:t>INSTITUT</w:t>
-                              </w:r>
-                              <w:r>
-                                <w:rPr>
-                                  <w:rFonts w:ascii="Times New Roman"/>
-                                  <w:b/>
-                                  <w:spacing w:val="58"/>
-                                  <w:sz w:val="40"/>
-                                </w:rPr>
-                                <w:t xml:space="preserve"> </w:t>
-                              </w:r>
-                              <w:r>
-                                <w:rPr>
-                                  <w:rFonts w:ascii="Times New Roman"/>
-                                  <w:b/>
-                                  <w:spacing w:val="35"/>
-                                  <w:sz w:val="40"/>
-                                </w:rPr>
-                                <w:t>TEKNOLOGI</w:t>
-                              </w:r>
-                              <w:r>
-                                <w:rPr>
-                                  <w:rFonts w:ascii="Times New Roman"/>
-                                  <w:b/>
-                                  <w:spacing w:val="59"/>
-                                  <w:sz w:val="40"/>
-                                </w:rPr>
-                                <w:t xml:space="preserve"> </w:t>
-                              </w:r>
-                              <w:r>
-                                <w:rPr>
-                                  <w:rFonts w:ascii="Times New Roman"/>
-                                  <w:b/>
-                                  <w:spacing w:val="31"/>
-                                  <w:sz w:val="40"/>
-                                </w:rPr>
-                                <w:t>BANDUNG</w:t>
-                              </w:r>
-                            </w:p>
-                            <w:p>
-                              <w:pPr>
-                                <w:spacing w:before="61"/>
-                                <w:ind w:left="1145"/>
-                                <w:jc w:val="center"/>
-                                <w:rPr>
-                                  <w:rFonts w:ascii="Palatino Linotype"/>
-                                  <w:b/>
-                                  <w:sz w:val="27"/>
-                                </w:rPr>
-                              </w:pPr>
-                              <w:r>
-                                <w:rPr>
-                                  <w:rFonts w:ascii="Palatino Linotype"/>
-                                  <w:b/>
-                                  <w:sz w:val="27"/>
-                                </w:rPr>
-                                <w:t>FAKULTAS</w:t>
-                              </w:r>
-                              <w:r>
-                                <w:rPr>
-                                  <w:rFonts w:ascii="Palatino Linotype"/>
-                                  <w:b/>
-                                  <w:spacing w:val="-3"/>
-                                  <w:sz w:val="27"/>
-                                </w:rPr>
-                                <w:t xml:space="preserve"> </w:t>
-                              </w:r>
-                              <w:r>
-                                <w:rPr>
-                                  <w:rFonts w:ascii="Palatino Linotype"/>
-                                  <w:b/>
-                                  <w:sz w:val="27"/>
-                                </w:rPr>
-                                <w:t>TEKNIK</w:t>
-                              </w:r>
-                              <w:r>
-                                <w:rPr>
-                                  <w:rFonts w:ascii="Palatino Linotype"/>
-                                  <w:b/>
-                                  <w:spacing w:val="-1"/>
-                                  <w:sz w:val="27"/>
-                                </w:rPr>
-                                <w:t xml:space="preserve"> </w:t>
-                              </w:r>
-                              <w:r>
-                                <w:rPr>
-                                  <w:rFonts w:ascii="Palatino Linotype"/>
-                                  <w:b/>
-                                  <w:sz w:val="27"/>
-                                </w:rPr>
-                                <w:t>PERTAMBANGAN</w:t>
-                              </w:r>
-                              <w:r>
-                                <w:rPr>
-                                  <w:rFonts w:ascii="Palatino Linotype"/>
-                                  <w:b/>
-                                  <w:spacing w:val="-2"/>
-                                  <w:sz w:val="27"/>
-                                </w:rPr>
-                                <w:t xml:space="preserve"> </w:t>
-                              </w:r>
-                              <w:r>
-                                <w:rPr>
-                                  <w:rFonts w:ascii="Palatino Linotype"/>
-                                  <w:b/>
-                                  <w:sz w:val="27"/>
-                                </w:rPr>
-                                <w:t xml:space="preserve">DAN </w:t>
-                              </w:r>
-                              <w:r>
-                                <w:rPr>
-                                  <w:rFonts w:ascii="Palatino Linotype"/>
-                                  <w:b/>
-                                  <w:spacing w:val="-2"/>
-                                  <w:sz w:val="27"/>
-                                </w:rPr>
-                                <w:t>PERMINYAKAN</w:t>
-                              </w:r>
-                            </w:p>
-                            <w:p>
-                              <w:pPr>
-                                <w:spacing w:before="60"/>
-                                <w:ind w:left="1145" w:right="3"/>
-                                <w:jc w:val="center"/>
-                                <w:rPr>
-                                  <w:rFonts w:ascii="Calibri"/>
-                                  <w:sz w:val="16"/>
-                                </w:rPr>
-                              </w:pPr>
-                              <w:r>
-                                <w:rPr>
-                                  <w:rFonts w:ascii="Calibri"/>
-                                  <w:sz w:val="16"/>
-                                </w:rPr>
-                                <w:t>Gedung</w:t>
-                              </w:r>
-                              <w:r>
-                                <w:rPr>
-                                  <w:rFonts w:ascii="Calibri"/>
-                                  <w:spacing w:val="5"/>
-                                  <w:sz w:val="16"/>
-                                </w:rPr>
-                                <w:t xml:space="preserve"> </w:t>
-                              </w:r>
-                              <w:r>
-                                <w:rPr>
-                                  <w:rFonts w:ascii="Calibri"/>
-                                  <w:sz w:val="16"/>
-                                </w:rPr>
-                                <w:t>Basic</w:t>
-                              </w:r>
-                              <w:r>
-                                <w:rPr>
-                                  <w:rFonts w:ascii="Calibri"/>
-                                  <w:spacing w:val="6"/>
-                                  <w:sz w:val="16"/>
-                                </w:rPr>
-                                <w:t xml:space="preserve"> </w:t>
-                              </w:r>
-                              <w:r>
-                                <w:rPr>
-                                  <w:rFonts w:ascii="Calibri"/>
-                                  <w:sz w:val="16"/>
-                                </w:rPr>
-                                <w:t>Science</w:t>
-                              </w:r>
-                              <w:r>
-                                <w:rPr>
-                                  <w:rFonts w:ascii="Calibri"/>
-                                  <w:spacing w:val="6"/>
-                                  <w:sz w:val="16"/>
-                                </w:rPr>
-                                <w:t xml:space="preserve"> </w:t>
-                              </w:r>
-                              <w:r>
-                                <w:rPr>
-                                  <w:rFonts w:ascii="Calibri"/>
-                                  <w:sz w:val="16"/>
-                                </w:rPr>
-                                <w:t>Center</w:t>
-                              </w:r>
-                              <w:r>
-                                <w:rPr>
-                                  <w:rFonts w:ascii="Calibri"/>
-                                  <w:spacing w:val="4"/>
-                                  <w:sz w:val="16"/>
-                                </w:rPr>
-                                <w:t xml:space="preserve"> </w:t>
-                              </w:r>
-                              <w:r>
-                                <w:rPr>
-                                  <w:rFonts w:ascii="Calibri"/>
-                                  <w:sz w:val="16"/>
-                                </w:rPr>
-                                <w:t>B</w:t>
-                              </w:r>
-                              <w:r>
-                                <w:rPr>
-                                  <w:rFonts w:ascii="Calibri"/>
-                                  <w:spacing w:val="5"/>
-                                  <w:sz w:val="16"/>
-                                </w:rPr>
-                                <w:t xml:space="preserve"> </w:t>
-                              </w:r>
-                              <w:r>
-                                <w:rPr>
-                                  <w:rFonts w:ascii="Calibri"/>
-                                  <w:sz w:val="16"/>
-                                </w:rPr>
-                                <w:t>Lantai</w:t>
-                              </w:r>
-                              <w:r>
-                                <w:rPr>
-                                  <w:rFonts w:ascii="Calibri"/>
-                                  <w:spacing w:val="6"/>
-                                  <w:sz w:val="16"/>
-                                </w:rPr>
-                                <w:t xml:space="preserve"> </w:t>
-                              </w:r>
-                              <w:r>
-                                <w:rPr>
-                                  <w:rFonts w:ascii="Calibri"/>
-                                  <w:sz w:val="16"/>
-                                </w:rPr>
-                                <w:t>4,</w:t>
-                              </w:r>
-                              <w:r>
-                                <w:rPr>
-                                  <w:rFonts w:ascii="Calibri"/>
-                                  <w:spacing w:val="6"/>
-                                  <w:sz w:val="16"/>
-                                </w:rPr>
-                                <w:t xml:space="preserve"> </w:t>
-                              </w:r>
-                              <w:r>
-                                <w:rPr>
-                                  <w:rFonts w:ascii="Calibri"/>
-                                  <w:sz w:val="16"/>
-                                </w:rPr>
-                                <w:t>Jalan</w:t>
-                              </w:r>
-                              <w:r>
-                                <w:rPr>
-                                  <w:rFonts w:ascii="Calibri"/>
-                                  <w:spacing w:val="4"/>
-                                  <w:sz w:val="16"/>
-                                </w:rPr>
-                                <w:t xml:space="preserve"> </w:t>
-                              </w:r>
-                              <w:r>
-                                <w:rPr>
-                                  <w:rFonts w:ascii="Calibri"/>
-                                  <w:sz w:val="16"/>
-                                </w:rPr>
-                                <w:t>Ganesa</w:t>
-                              </w:r>
-                              <w:r>
-                                <w:rPr>
-                                  <w:rFonts w:ascii="Calibri"/>
-                                  <w:spacing w:val="5"/>
-                                  <w:sz w:val="16"/>
-                                </w:rPr>
-                                <w:t xml:space="preserve"> </w:t>
-                              </w:r>
-                              <w:r>
-                                <w:rPr>
-                                  <w:rFonts w:ascii="Calibri"/>
-                                  <w:sz w:val="16"/>
-                                </w:rPr>
-                                <w:t>10</w:t>
-                              </w:r>
-                              <w:r>
-                                <w:rPr>
-                                  <w:rFonts w:ascii="Calibri"/>
-                                  <w:spacing w:val="5"/>
-                                  <w:sz w:val="16"/>
-                                </w:rPr>
-                                <w:t xml:space="preserve"> </w:t>
-                              </w:r>
-                              <w:r>
-                                <w:rPr>
-                                  <w:rFonts w:ascii="Calibri"/>
-                                  <w:sz w:val="16"/>
-                                </w:rPr>
-                                <w:t>Bandung</w:t>
-                              </w:r>
-                              <w:r>
-                                <w:rPr>
-                                  <w:rFonts w:ascii="Calibri"/>
-                                  <w:spacing w:val="5"/>
-                                  <w:sz w:val="16"/>
-                                </w:rPr>
-                                <w:t xml:space="preserve"> </w:t>
-                              </w:r>
-                              <w:r>
-                                <w:rPr>
-                                  <w:rFonts w:ascii="Calibri"/>
-                                  <w:sz w:val="16"/>
-                                </w:rPr>
-                                <w:t>40132,</w:t>
-                              </w:r>
-                              <w:r>
-                                <w:rPr>
-                                  <w:rFonts w:ascii="Calibri"/>
-                                  <w:spacing w:val="6"/>
-                                  <w:sz w:val="16"/>
-                                </w:rPr>
-                                <w:t xml:space="preserve"> </w:t>
-                              </w:r>
-                              <w:r>
-                                <w:rPr>
-                                  <w:rFonts w:ascii="Calibri"/>
-                                  <w:sz w:val="16"/>
-                                </w:rPr>
-                                <w:t>Telp.:</w:t>
-                              </w:r>
-                              <w:r>
-                                <w:rPr>
-                                  <w:rFonts w:ascii="Calibri"/>
-                                  <w:spacing w:val="21"/>
-                                  <w:sz w:val="16"/>
-                                </w:rPr>
-                                <w:t xml:space="preserve"> </w:t>
-                              </w:r>
-                              <w:r>
-                                <w:rPr>
-                                  <w:rFonts w:ascii="Calibri"/>
-                                  <w:sz w:val="16"/>
-                                </w:rPr>
-                                <w:t>+6222</w:t>
-                              </w:r>
-                              <w:r>
-                                <w:rPr>
-                                  <w:rFonts w:ascii="Calibri"/>
-                                  <w:spacing w:val="4"/>
-                                  <w:sz w:val="16"/>
-                                </w:rPr>
-                                <w:t xml:space="preserve"> </w:t>
-                              </w:r>
-                              <w:r>
-                                <w:rPr>
-                                  <w:rFonts w:ascii="Calibri"/>
-                                  <w:spacing w:val="-2"/>
-                                  <w:sz w:val="16"/>
-                                </w:rPr>
-                                <w:t>2506282</w:t>
-                              </w:r>
-                            </w:p>
-                            <w:p>
-                              <w:pPr>
-                                <w:spacing w:before="60"/>
-                                <w:ind w:left="1145" w:right="3"/>
-                                <w:jc w:val="center"/>
-                                <w:rPr>
-                                  <w:rFonts w:ascii="Calibri"/>
-                                  <w:sz w:val="16"/>
-                                </w:rPr>
-                              </w:pPr>
-                              <w:r>
-                                <w:rPr>
-                                  <w:rFonts w:ascii="Calibri"/>
-                                  <w:sz w:val="16"/>
-                                </w:rPr>
-                                <w:t>Fax.:</w:t>
-                              </w:r>
-                              <w:r>
-                                <w:rPr>
-                                  <w:rFonts w:ascii="Calibri"/>
-                                  <w:spacing w:val="9"/>
-                                  <w:sz w:val="16"/>
-                                </w:rPr>
-                                <w:t xml:space="preserve"> </w:t>
-                              </w:r>
-                              <w:r>
-                                <w:rPr>
-                                  <w:rFonts w:ascii="Calibri"/>
-                                  <w:sz w:val="16"/>
-                                </w:rPr>
-                                <w:t>+6222</w:t>
-                              </w:r>
-                              <w:r>
-                                <w:rPr>
-                                  <w:rFonts w:ascii="Calibri"/>
-                                  <w:spacing w:val="10"/>
-                                  <w:sz w:val="16"/>
-                                </w:rPr>
-                                <w:t xml:space="preserve"> </w:t>
-                              </w:r>
-                              <w:r>
-                                <w:rPr>
-                                  <w:rFonts w:ascii="Calibri"/>
-                                  <w:sz w:val="16"/>
-                                </w:rPr>
-                                <w:t>2514922,</w:t>
-                              </w:r>
-                              <w:r>
-                                <w:rPr>
-                                  <w:rFonts w:ascii="Calibri"/>
-                                  <w:spacing w:val="10"/>
-                                  <w:sz w:val="16"/>
-                                </w:rPr>
-                                <w:t xml:space="preserve"> </w:t>
-                              </w:r>
-                              <w:r>
-                                <w:rPr>
-                                  <w:rFonts w:ascii="Calibri"/>
-                                  <w:sz w:val="16"/>
-                                </w:rPr>
-                                <w:t>E-mail:</w:t>
-                              </w:r>
-                              <w:r>
-                                <w:rPr>
-                                  <w:rFonts w:ascii="Calibri"/>
-                                  <w:spacing w:val="11"/>
-                                  <w:sz w:val="16"/>
-                                </w:rPr>
-                                <w:t xml:space="preserve"> </w:t>
-                              </w:r>
-                              <w:hyperlink r:id="rId6">
-                                <w:r>
-                                  <w:rPr>
-                                    <w:rFonts w:ascii="Calibri"/>
-                                    <w:color w:val="0000FF"/>
-                                    <w:sz w:val="16"/>
-                                    <w:u w:val="single" w:color="0000FF"/>
-                                  </w:rPr>
-                                  <w:t>admin.fttm@itb.ac.id</w:t>
-                                </w:r>
-                                <w:r>
-                                  <w:rPr>
-                                    <w:rFonts w:ascii="Calibri"/>
-                                    <w:sz w:val="16"/>
-                                  </w:rPr>
-                                  <w:t>,</w:t>
-                                </w:r>
-                              </w:hyperlink>
-                              <w:r>
-                                <w:rPr>
-                                  <w:rFonts w:ascii="Calibri"/>
-                                  <w:spacing w:val="10"/>
-                                  <w:sz w:val="16"/>
-                                </w:rPr>
-                                <w:t xml:space="preserve"> </w:t>
-                              </w:r>
-                              <w:hyperlink r:id="rId7">
-                                <w:r>
-                                  <w:rPr>
-                                    <w:rFonts w:ascii="Calibri"/>
-                                    <w:spacing w:val="-2"/>
-                                    <w:sz w:val="16"/>
-                                  </w:rPr>
-                                  <w:t>http://www.fttm.itb.ac.id</w:t>
-                                </w:r>
-                              </w:hyperlink>
-                            </w:p>
-                          </w:txbxContent>
-                        </wps:txbx>
-                        <wps:bodyPr wrap="square" lIns="0" tIns="0" rIns="0" bIns="0" rtlCol="0">
-                          <a:noAutofit/>
-                        </wps:bodyPr>
-                      </wps:wsp>
-                    </wpg:wgp>
-                  </a:graphicData>
-                </a:graphic>
-              </wp:anchor>
-            </w:drawing>
-          </mc:Choice>
-          <mc:Fallback>
-            <w:pict>
-              <v:group w14:anchorId="766179CF" id="Group 1" o:spid="_x0000_s1026" style="position:absolute;left:0;text-align:left;margin-left:63.05pt;margin-top:-83.7pt;width:475.7pt;height:80.7pt;z-index:15729664;mso-wrap-distance-left:0;mso-wrap-distance-right:0;mso-position-horizontal-relative:page" coordsize="60413,10248" o:gfxdata="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">
-                <v:shape id="Graphic 2" o:spid="_x0000_s1027" style="position:absolute;top:9679;width:60413;height:565;visibility:visible;mso-wrap-style:square;v-text-anchor:top" coordsize="6041390,56515" o:gfxdata="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" path="m6041136,18275r-5264404,l729488,18275r-9144,l,18275,,56375r720344,l729488,56375r47244,l6041136,56375r,-38100xem6041136,l776732,,729488,r-9144,l,,,9131r720344,l729488,9131r47244,l6041136,9131r,-9131xe" fillcolor="black" stroked="f">
-                  <v:path arrowok="t"/>
-                </v:shape>
-                <v:shapetype id="_x0000_t75" coordsize="21600,21600" o:spt="75" o:preferrelative="t" path="m@4@5l@4@11@9@11@9@5xe" filled="f" stroked="f">
-                  <v:stroke joinstyle="miter"/>
-                  <v:formulas>
-                    <v:f eqn="if lineDrawn pixelLineWidth 0"/>
-                    <v:f eqn="sum @0 1 0"/>
-                    <v:f eqn="sum 0 0 @1"/>
-                    <v:f eqn="prod @2 1 2"/>
-                    <v:f eqn="prod @3 21600 pixelWidth"/>
-                    <v:f eqn="prod @3 21600 pixelHeight"/>
-                    <v:f eqn="sum @0 0 1"/>
-                    <v:f eqn="prod @6 1 2"/>
-                    <v:f eqn="prod @7 21600 pixelWidth"/>
-                    <v:f eqn="sum @8 21600 0"/>
-                    <v:f eqn="prod @7 21600 pixelHeight"/>
-                    <v:f eqn="sum @10 21600 0"/>
-                  </v:formulas>
-                  <v:path o:extrusionok="f" gradientshapeok="t" o:connecttype="rect"/>
-                  <o:lock v:ext="edit" aspectratio="t"/>
-                </v:shapetype>
-                <v:shape id="Image 3" o:spid="_x0000_s1028" type="#_x0000_t75" alt="Ini apa? Ini GANESHA Logo institusi tempat saya menimba ilmu saat ini. Dia punya 2 tangan(ato kaki yah?) tambahan. Masing2 melambangkan sesuatu dari yang dipegangnya. tapi kalo menurut gw,ini adalah salah satu propaganda terselubung bagaimana..." style="position:absolute;left:106;width:7186;height:9671;visibility:visible;mso-wrap-style:square" o:gfxdata="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">
-                  <v:imagedata r:id="rId8" o:title="Ini apa? Ini GANESHA Logo institusi tempat saya menimba ilmu saat ini. Dia punya 2 tangan(ato kaki yah?) tambahan. Masing2 melambangkan sesuatu dari yang dipegangnya. tapi kalo menurut gw,ini adalah salah satu propaganda terselubung bagaimana.."/>
-                </v:shape>
-                <v:shapetype id="_x0000_t202" coordsize="21600,21600" o:spt="202" path="m,l,21600r21600,l21600,xe">
-                  <v:stroke joinstyle="miter"/>
-                  <v:path gradientshapeok="t" o:connecttype="rect"/>
-                </v:shapetype>
-                <v:shape id="Textbox 4" o:spid="_x0000_s1029" type="#_x0000_t202" style="position:absolute;width:60413;height:10248;visibility:visible;mso-wrap-style:square;v-text-anchor:top" o:gfxdata="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" filled="f" stroked="f">
-                  <v:textbox inset="0,0,0,0">
-                    <w:txbxContent>
-                      <w:p>
-                        <w:pPr>
-                          <w:spacing w:before="39"/>
-                          <w:ind w:left="1145" w:right="48"/>
-                          <w:jc w:val="center"/>
-                          <w:rPr>
-                            <w:rFonts w:ascii="Times New Roman"/>
-                            <w:b/>
-                            <w:sz w:val="40"/>
-                          </w:rPr>
-                        </w:pPr>
-                        <w:r>
-                          <w:rPr>
-                            <w:rFonts w:ascii="Times New Roman"/>
-                            <w:b/>
-                            <w:spacing w:val="34"/>
-                            <w:sz w:val="40"/>
-                          </w:rPr>
-                          <w:t>INSTITUT</w:t>
-                        </w:r>
-                        <w:r>
-                          <w:rPr>
-                            <w:rFonts w:ascii="Times New Roman"/>
-                            <w:b/>
-                            <w:spacing w:val="58"/>
-                            <w:sz w:val="40"/>
-                          </w:rPr>
-                          <w:t xml:space="preserve"> </w:t>
-                        </w:r>
-                        <w:r>
-                          <w:rPr>
-                            <w:rFonts w:ascii="Times New Roman"/>
-                            <w:b/>
-                            <w:spacing w:val="35"/>
-                            <w:sz w:val="40"/>
-                          </w:rPr>
-                          <w:t>TEKNOLOGI</w:t>
-                        </w:r>
-                        <w:r>
-                          <w:rPr>
-                            <w:rFonts w:ascii="Times New Roman"/>
-                            <w:b/>
-                            <w:spacing w:val="59"/>
-                            <w:sz w:val="40"/>
-                          </w:rPr>
-                          <w:t xml:space="preserve"> </w:t>
-                        </w:r>
-                        <w:r>
-                          <w:rPr>
-                            <w:rFonts w:ascii="Times New Roman"/>
-                            <w:b/>
-                            <w:spacing w:val="31"/>
-                            <w:sz w:val="40"/>
-                          </w:rPr>
-                          <w:t>BANDUNG</w:t>
-                        </w:r>
-                      </w:p>
-                      <w:p>
-                        <w:pPr>
-                          <w:spacing w:before="61"/>
-                          <w:ind w:left="1145"/>
-                          <w:jc w:val="center"/>
-                          <w:rPr>
-                            <w:rFonts w:ascii="Palatino Linotype"/>
-                            <w:b/>
-                            <w:sz w:val="27"/>
-                          </w:rPr>
-                        </w:pPr>
-                        <w:r>
-                          <w:rPr>
-                            <w:rFonts w:ascii="Palatino Linotype"/>
-                            <w:b/>
-                            <w:sz w:val="27"/>
-                          </w:rPr>
-                          <w:t>FAKULTAS</w:t>
-                        </w:r>
-                        <w:r>
-                          <w:rPr>
-                            <w:rFonts w:ascii="Palatino Linotype"/>
-                            <w:b/>
-                            <w:spacing w:val="-3"/>
-                            <w:sz w:val="27"/>
-                          </w:rPr>
-                          <w:t xml:space="preserve"> </w:t>
-                        </w:r>
-                        <w:r>
-                          <w:rPr>
-                            <w:rFonts w:ascii="Palatino Linotype"/>
-                            <w:b/>
-                            <w:sz w:val="27"/>
-                          </w:rPr>
-                          <w:t>TEKNIK</w:t>
-                        </w:r>
-                        <w:r>
-                          <w:rPr>
-                            <w:rFonts w:ascii="Palatino Linotype"/>
-                            <w:b/>
-                            <w:spacing w:val="-1"/>
-                            <w:sz w:val="27"/>
-                          </w:rPr>
-                          <w:t xml:space="preserve"> </w:t>
-                        </w:r>
-                        <w:r>
-                          <w:rPr>
-                            <w:rFonts w:ascii="Palatino Linotype"/>
-                            <w:b/>
-                            <w:sz w:val="27"/>
-                          </w:rPr>
-                          <w:t>PERTAMBANGAN</w:t>
-                        </w:r>
-                        <w:r>
-                          <w:rPr>
-                            <w:rFonts w:ascii="Palatino Linotype"/>
-                            <w:b/>
-                            <w:spacing w:val="-2"/>
-                            <w:sz w:val="27"/>
-                          </w:rPr>
-                          <w:t xml:space="preserve"> </w:t>
-                        </w:r>
-                        <w:r>
-                          <w:rPr>
-                            <w:rFonts w:ascii="Palatino Linotype"/>
-                            <w:b/>
-                            <w:sz w:val="27"/>
-                          </w:rPr>
-                          <w:t xml:space="preserve">DAN </w:t>
-                        </w:r>
-                        <w:r>
-                          <w:rPr>
-                            <w:rFonts w:ascii="Palatino Linotype"/>
-                            <w:b/>
-                            <w:spacing w:val="-2"/>
-                            <w:sz w:val="27"/>
-                          </w:rPr>
-                          <w:t>PERMINYAKAN</w:t>
-                        </w:r>
-                      </w:p>
-                      <w:p>
-                        <w:pPr>
-                          <w:spacing w:before="60"/>
-                          <w:ind w:left="1145" w:right="3"/>
-                          <w:jc w:val="center"/>
-                          <w:rPr>
-                            <w:rFonts w:ascii="Calibri"/>
-                            <w:sz w:val="16"/>
-                          </w:rPr>
-                        </w:pPr>
-                        <w:r>
-                          <w:rPr>
-                            <w:rFonts w:ascii="Calibri"/>
-                            <w:sz w:val="16"/>
-                          </w:rPr>
-                          <w:t>Gedung</w:t>
-                        </w:r>
-                        <w:r>
-                          <w:rPr>
-                            <w:rFonts w:ascii="Calibri"/>
-                            <w:spacing w:val="5"/>
-                            <w:sz w:val="16"/>
-                          </w:rPr>
-                          <w:t xml:space="preserve"> </w:t>
-                        </w:r>
-                        <w:r>
-                          <w:rPr>
-                            <w:rFonts w:ascii="Calibri"/>
-                            <w:sz w:val="16"/>
-                          </w:rPr>
-                          <w:t>Basic</w:t>
-                        </w:r>
-                        <w:r>
-                          <w:rPr>
-                            <w:rFonts w:ascii="Calibri"/>
-                            <w:spacing w:val="6"/>
-                            <w:sz w:val="16"/>
-                          </w:rPr>
-                          <w:t xml:space="preserve"> </w:t>
-                        </w:r>
-                        <w:r>
-                          <w:rPr>
-                            <w:rFonts w:ascii="Calibri"/>
-                            <w:sz w:val="16"/>
-                          </w:rPr>
-                          <w:t>Science</w:t>
-                        </w:r>
-                        <w:r>
-                          <w:rPr>
-                            <w:rFonts w:ascii="Calibri"/>
-                            <w:spacing w:val="6"/>
-                            <w:sz w:val="16"/>
-                          </w:rPr>
-                          <w:t xml:space="preserve"> </w:t>
-                        </w:r>
-                        <w:r>
-                          <w:rPr>
-                            <w:rFonts w:ascii="Calibri"/>
-                            <w:sz w:val="16"/>
-                          </w:rPr>
-                          <w:t>Center</w:t>
-                        </w:r>
-                        <w:r>
-                          <w:rPr>
-                            <w:rFonts w:ascii="Calibri"/>
-                            <w:spacing w:val="4"/>
-                            <w:sz w:val="16"/>
-                          </w:rPr>
-                          <w:t xml:space="preserve"> </w:t>
-                        </w:r>
-                        <w:r>
-                          <w:rPr>
-                            <w:rFonts w:ascii="Calibri"/>
-                            <w:sz w:val="16"/>
-                          </w:rPr>
-                          <w:t>B</w:t>
-                        </w:r>
-                        <w:r>
-                          <w:rPr>
-                            <w:rFonts w:ascii="Calibri"/>
-                            <w:spacing w:val="5"/>
-                            <w:sz w:val="16"/>
-                          </w:rPr>
-                          <w:t xml:space="preserve"> </w:t>
-                        </w:r>
-                        <w:r>
-                          <w:rPr>
-                            <w:rFonts w:ascii="Calibri"/>
-                            <w:sz w:val="16"/>
-                          </w:rPr>
-                          <w:t>Lantai</w:t>
-                        </w:r>
-                        <w:r>
-                          <w:rPr>
-                            <w:rFonts w:ascii="Calibri"/>
-                            <w:spacing w:val="6"/>
-                            <w:sz w:val="16"/>
-                          </w:rPr>
-                          <w:t xml:space="preserve"> </w:t>
-                        </w:r>
-                        <w:r>
-                          <w:rPr>
-                            <w:rFonts w:ascii="Calibri"/>
-                            <w:sz w:val="16"/>
-                          </w:rPr>
-                          <w:t>4,</w:t>
-                        </w:r>
-                        <w:r>
-                          <w:rPr>
-                            <w:rFonts w:ascii="Calibri"/>
-                            <w:spacing w:val="6"/>
-                            <w:sz w:val="16"/>
-                          </w:rPr>
-                          <w:t xml:space="preserve"> </w:t>
-                        </w:r>
-                        <w:r>
-                          <w:rPr>
-                            <w:rFonts w:ascii="Calibri"/>
-                            <w:sz w:val="16"/>
-                          </w:rPr>
-                          <w:t>Jalan</w:t>
-                        </w:r>
-                        <w:r>
-                          <w:rPr>
-                            <w:rFonts w:ascii="Calibri"/>
-                            <w:spacing w:val="4"/>
-                            <w:sz w:val="16"/>
-                          </w:rPr>
-                          <w:t xml:space="preserve"> </w:t>
-                        </w:r>
-                        <w:r>
-                          <w:rPr>
-                            <w:rFonts w:ascii="Calibri"/>
-                            <w:sz w:val="16"/>
-                          </w:rPr>
-                          <w:t>Ganesa</w:t>
-                        </w:r>
-                        <w:r>
-                          <w:rPr>
-                            <w:rFonts w:ascii="Calibri"/>
-                            <w:spacing w:val="5"/>
-                            <w:sz w:val="16"/>
-                          </w:rPr>
-                          <w:t xml:space="preserve"> </w:t>
-                        </w:r>
-                        <w:r>
-                          <w:rPr>
-                            <w:rFonts w:ascii="Calibri"/>
-                            <w:sz w:val="16"/>
-                          </w:rPr>
-                          <w:t>10</w:t>
-                        </w:r>
-                        <w:r>
-                          <w:rPr>
-                            <w:rFonts w:ascii="Calibri"/>
-                            <w:spacing w:val="5"/>
-                            <w:sz w:val="16"/>
-                          </w:rPr>
-                          <w:t xml:space="preserve"> </w:t>
-                        </w:r>
-                        <w:r>
-                          <w:rPr>
-                            <w:rFonts w:ascii="Calibri"/>
-                            <w:sz w:val="16"/>
-                          </w:rPr>
-                          <w:t>Bandung</w:t>
-                        </w:r>
-                        <w:r>
-                          <w:rPr>
-                            <w:rFonts w:ascii="Calibri"/>
-                            <w:spacing w:val="5"/>
-                            <w:sz w:val="16"/>
-                          </w:rPr>
-                          <w:t xml:space="preserve"> </w:t>
-                        </w:r>
-                        <w:r>
-                          <w:rPr>
-                            <w:rFonts w:ascii="Calibri"/>
-                            <w:sz w:val="16"/>
-                          </w:rPr>
-                          <w:t>40132,</w:t>
-                        </w:r>
-                        <w:r>
-                          <w:rPr>
-                            <w:rFonts w:ascii="Calibri"/>
-                            <w:spacing w:val="6"/>
-                            <w:sz w:val="16"/>
-                          </w:rPr>
-                          <w:t xml:space="preserve"> </w:t>
-                        </w:r>
-                        <w:r>
-                          <w:rPr>
-                            <w:rFonts w:ascii="Calibri"/>
-                            <w:sz w:val="16"/>
-                          </w:rPr>
-                          <w:t>Telp.:</w:t>
-                        </w:r>
-                        <w:r>
-                          <w:rPr>
-                            <w:rFonts w:ascii="Calibri"/>
-                            <w:spacing w:val="21"/>
-                            <w:sz w:val="16"/>
-                          </w:rPr>
-                          <w:t xml:space="preserve"> </w:t>
-                        </w:r>
-                        <w:r>
-                          <w:rPr>
-                            <w:rFonts w:ascii="Calibri"/>
-                            <w:sz w:val="16"/>
-                          </w:rPr>
-                          <w:t>+6222</w:t>
-                        </w:r>
-                        <w:r>
-                          <w:rPr>
-                            <w:rFonts w:ascii="Calibri"/>
-                            <w:spacing w:val="4"/>
-                            <w:sz w:val="16"/>
-                          </w:rPr>
-                          <w:t xml:space="preserve"> </w:t>
-                        </w:r>
-                        <w:r>
-                          <w:rPr>
-                            <w:rFonts w:ascii="Calibri"/>
-                            <w:spacing w:val="-2"/>
-                            <w:sz w:val="16"/>
-                          </w:rPr>
-                          <w:t>2506282</w:t>
-                        </w:r>
-                      </w:p>
-                      <w:p>
-                        <w:pPr>
-                          <w:spacing w:before="60"/>
-                          <w:ind w:left="1145" w:right="3"/>
-                          <w:jc w:val="center"/>
-                          <w:rPr>
-                            <w:rFonts w:ascii="Calibri"/>
-                            <w:sz w:val="16"/>
-                          </w:rPr>
-                        </w:pPr>
-                        <w:r>
-                          <w:rPr>
-                            <w:rFonts w:ascii="Calibri"/>
-                            <w:sz w:val="16"/>
-                          </w:rPr>
-                          <w:t>Fax.:</w:t>
-                        </w:r>
-                        <w:r>
-                          <w:rPr>
-                            <w:rFonts w:ascii="Calibri"/>
-                            <w:spacing w:val="9"/>
-                            <w:sz w:val="16"/>
-                          </w:rPr>
-                          <w:t xml:space="preserve"> </w:t>
-                        </w:r>
-                        <w:r>
-                          <w:rPr>
-                            <w:rFonts w:ascii="Calibri"/>
-                            <w:sz w:val="16"/>
-                          </w:rPr>
-                          <w:t>+6222</w:t>
-                        </w:r>
-                        <w:r>
-                          <w:rPr>
-                            <w:rFonts w:ascii="Calibri"/>
-                            <w:spacing w:val="10"/>
-                            <w:sz w:val="16"/>
-                          </w:rPr>
-                          <w:t xml:space="preserve"> </w:t>
-                        </w:r>
-                        <w:r>
-                          <w:rPr>
-                            <w:rFonts w:ascii="Calibri"/>
-                            <w:sz w:val="16"/>
-                          </w:rPr>
-                          <w:t>2514922,</w:t>
-                        </w:r>
-                        <w:r>
-                          <w:rPr>
-                            <w:rFonts w:ascii="Calibri"/>
-                            <w:spacing w:val="10"/>
-                            <w:sz w:val="16"/>
-                          </w:rPr>
-                          <w:t xml:space="preserve"> </w:t>
-                        </w:r>
-                        <w:r>
-                          <w:rPr>
-                            <w:rFonts w:ascii="Calibri"/>
-                            <w:sz w:val="16"/>
-                          </w:rPr>
-                          <w:t>E-mail:</w:t>
-                        </w:r>
-                        <w:r>
-                          <w:rPr>
-                            <w:rFonts w:ascii="Calibri"/>
-                            <w:spacing w:val="11"/>
-                            <w:sz w:val="16"/>
-                          </w:rPr>
-                          <w:t xml:space="preserve"> </w:t>
-                        </w:r>
-                        <w:hyperlink r:id="rId9">
-                          <w:r>
-                            <w:rPr>
-                              <w:rFonts w:ascii="Calibri"/>
-                              <w:color w:val="0000FF"/>
-                              <w:sz w:val="16"/>
-                              <w:u w:val="single" w:color="0000FF"/>
-                            </w:rPr>
-                            <w:t>admin.fttm@itb.ac.id</w:t>
-                          </w:r>
-                          <w:r>
-                            <w:rPr>
-                              <w:rFonts w:ascii="Calibri"/>
-                              <w:sz w:val="16"/>
-                            </w:rPr>
-                            <w:t>,</w:t>
-                          </w:r>
-                        </w:hyperlink>
-                        <w:r>
-                          <w:rPr>
-                            <w:rFonts w:ascii="Calibri"/>
-                            <w:spacing w:val="10"/>
-                            <w:sz w:val="16"/>
-                          </w:rPr>
-                          <w:t xml:space="preserve"> </w:t>
-                        </w:r>
-                        <w:hyperlink r:id="rId10">
-                          <w:r>
-                            <w:rPr>
-                              <w:rFonts w:ascii="Calibri"/>
-                              <w:spacing w:val="-2"/>
-                              <w:sz w:val="16"/>
-                            </w:rPr>
-                            <w:t>http://www.fttm.itb.ac.id</w:t>
-                          </w:r>
-                        </w:hyperlink>
-                      </w:p>
-                    </w:txbxContent>
-                  </v:textbox>
-                </v:shape>
-                <w10:wrap anchorx="page"/>
-              </v:group>
-            </w:pict>
-          </mc:Fallback>
-        </mc:AlternateContent>
-      </w:r>
-      <w:r>
-        <w:rPr>
           <w:spacing w:val="-2"/>
         </w:rPr>
         <w:t>Nomor</w:t>
       </w:r>
       <w:r>
         <w:tab/>
-        <w:t>: 11008/IT1.C05.1/DA.05/2025</w:t>
+        <w:t xml:space="preserve">: </w:t>
+      </w:r>
+      <w:r>
+        <w:t>$(no undnagan)</w:t>
       </w:r>
       <w:r>
         <w:tab/>
-        <w:t>25</w:t>
+      </w:r>
+      <w:r>
+        <w:t>$(Tgl Undangan)</w:t>
       </w:r>
       <w:r>
         <w:rPr>
           <w:spacing w:val="-16"/>
         </w:rPr>
         <w:t xml:space="preserve"> </w:t>
-      </w:r>
-      <w:r>
-        <w:t>November</w:t>
-      </w:r>
-      <w:r>
-        <w:rPr>
-          <w:spacing w:val="-16"/>
-        </w:rPr>
-        <w:t xml:space="preserve"> </w:t>
-      </w:r>
-      <w:r>
-        <w:t xml:space="preserve">2025 </w:t>
       </w:r>
       <w:r>
         <w:rPr>
@@ -1292,16 +55,7 @@
         <w:ind w:left="1277"/>
       </w:pPr>
       <w:r>
-        <w:t>Ulvienin</w:t>
-      </w:r>
-      <w:r>
-        <w:rPr>
-          <w:spacing w:val="-3"/>
-        </w:rPr>
-        <w:t xml:space="preserve"> </w:t>
-      </w:r>
-      <w:r>
-        <w:t>Harlianti</w:t>
+        <w:t>$(Nama)</w:t>
       </w:r>
       <w:r>
         <w:rPr>
@@ -1316,7 +70,7 @@
         <w:rPr>
           <w:spacing w:val="-2"/>
         </w:rPr>
-        <w:t xml:space="preserve"> 32322004</w:t>
+        <w:t xml:space="preserve"> $(NIM)</w:t>
       </w:r>
     </w:p>
     <w:p>
@@ -2232,6 +986,8 @@
           <w:sz w:val="20"/>
         </w:rPr>
         <w:sectPr>
+          <w:headerReference w:type="default" r:id="rId8"/>
+          <w:footerReference w:type="default" r:id="rId9"/>
           <w:type w:val="continuous"/>
           <w:pgSz w:w="11910" w:h="16860"/>
           <w:pgMar w:top="300" w:right="1133" w:bottom="0" w:left="1133" w:header="720" w:footer="720" w:gutter="0"/>
@@ -2845,15 +1601,7 @@
           <w:b/>
           <w:sz w:val="20"/>
         </w:rPr>
-        <w:t>Ulvienin</w:t>
-      </w:r>
-      <w:r>
-        <w:rPr>
-          <w:b/>
-          <w:spacing w:val="-2"/>
-          <w:sz w:val="20"/>
-        </w:rPr>
-        <w:t xml:space="preserve"> Harlianti</w:t>
+        <w:t>$(nama mahasiwa)</w:t>
       </w:r>
     </w:p>
     <w:p>
@@ -2901,7 +1649,7 @@
           <w:spacing w:val="-2"/>
           <w:sz w:val="20"/>
         </w:rPr>
-        <w:t>32322004</w:t>
+        <w:t>$(nim)</w:t>
       </w:r>
     </w:p>
     <w:p>
@@ -2939,79 +1687,7 @@
         <w:tab/>
       </w:r>
       <w:r>
-        <w:t>Pemahaman</w:t>
-      </w:r>
-      <w:r>
-        <w:rPr>
-          <w:spacing w:val="-5"/>
-        </w:rPr>
-        <w:t xml:space="preserve"> </w:t>
-      </w:r>
-      <w:r>
-        <w:t>Baru</w:t>
-      </w:r>
-      <w:r>
-        <w:rPr>
-          <w:spacing w:val="-6"/>
-        </w:rPr>
-        <w:t xml:space="preserve"> </w:t>
-      </w:r>
-      <w:r>
-        <w:t>Tentang</w:t>
-      </w:r>
-      <w:r>
-        <w:rPr>
-          <w:spacing w:val="-5"/>
-        </w:rPr>
-        <w:t xml:space="preserve"> </w:t>
-      </w:r>
-      <w:r>
-        <w:t>Interaksi</w:t>
-      </w:r>
-      <w:r>
-        <w:rPr>
-          <w:spacing w:val="-5"/>
-        </w:rPr>
-        <w:t xml:space="preserve"> </w:t>
-      </w:r>
-      <w:r>
-        <w:t>Dinamis</w:t>
-      </w:r>
-      <w:r>
-        <w:rPr>
-          <w:spacing w:val="-5"/>
-        </w:rPr>
-        <w:t xml:space="preserve"> </w:t>
-      </w:r>
-      <w:r>
-        <w:t>di</w:t>
-      </w:r>
-      <w:r>
-        <w:rPr>
-          <w:spacing w:val="-5"/>
-        </w:rPr>
-        <w:t xml:space="preserve"> </w:t>
-      </w:r>
-      <w:r>
-        <w:t>Danau</w:t>
-      </w:r>
-      <w:r>
-        <w:rPr>
-          <w:spacing w:val="-6"/>
-        </w:rPr>
-        <w:t xml:space="preserve"> </w:t>
-      </w:r>
-      <w:r>
-        <w:t>Batur,</w:t>
-      </w:r>
-      <w:r>
-        <w:rPr>
-          <w:spacing w:val="-6"/>
-        </w:rPr>
-        <w:t xml:space="preserve"> </w:t>
-      </w:r>
-      <w:r>
-        <w:t>Bali: AnalisisKemagnetan Batuan dan Geokimia Dalam Sistem Danau Alkalin Tertutup</w:t>
+        <w:t>$(judul)</w:t>
       </w:r>
     </w:p>
     <w:p>
@@ -3372,7 +2048,14 @@
           <w:b/>
           <w:sz w:val="20"/>
         </w:rPr>
-        <w:t xml:space="preserve">Prof. Dr.rer.nat. Ir. Wahyudi W. Parnadi, M.S. </w:t>
+        <w:t>$(nama tim sidang ketua sidang)</w:t>
+      </w:r>
+      <w:r>
+        <w:rPr>
+          <w:b/>
+          <w:sz w:val="20"/>
+        </w:rPr>
+        <w:t xml:space="preserve">. </w:t>
       </w:r>
       <w:r>
         <w:rPr>
@@ -3429,53 +2112,7 @@
           <w:b/>
           <w:sz w:val="20"/>
         </w:rPr>
-        <w:t>Jum’at,</w:t>
-      </w:r>
-      <w:r>
-        <w:rPr>
-          <w:b/>
-          <w:spacing w:val="-5"/>
-          <w:sz w:val="20"/>
-        </w:rPr>
-        <w:t xml:space="preserve"> </w:t>
-      </w:r>
-      <w:r>
-        <w:rPr>
-          <w:b/>
-          <w:sz w:val="20"/>
-        </w:rPr>
-        <w:t>5</w:t>
-      </w:r>
-      <w:r>
-        <w:rPr>
-          <w:b/>
-          <w:spacing w:val="-3"/>
-          <w:sz w:val="20"/>
-        </w:rPr>
-        <w:t xml:space="preserve"> </w:t>
-      </w:r>
-      <w:r>
-        <w:rPr>
-          <w:b/>
-          <w:sz w:val="20"/>
-        </w:rPr>
-        <w:t>Desember</w:t>
-      </w:r>
-      <w:r>
-        <w:rPr>
-          <w:b/>
-          <w:spacing w:val="-1"/>
-          <w:sz w:val="20"/>
-        </w:rPr>
-        <w:t xml:space="preserve"> </w:t>
-      </w:r>
-      <w:r>
-        <w:rPr>
-          <w:b/>
-          <w:spacing w:val="-4"/>
-          <w:sz w:val="20"/>
-        </w:rPr>
-        <w:t>2025</w:t>
+        <w:t>$(Tanggal Sidang)</w:t>
       </w:r>
     </w:p>
     <w:p>
@@ -3522,53 +2159,7 @@
           <w:b/>
           <w:sz w:val="20"/>
         </w:rPr>
-        <w:t>07.30</w:t>
-      </w:r>
-      <w:r>
-        <w:rPr>
-          <w:b/>
-          <w:spacing w:val="-6"/>
-          <w:sz w:val="20"/>
-        </w:rPr>
-        <w:t xml:space="preserve"> </w:t>
-      </w:r>
-      <w:r>
-        <w:rPr>
-          <w:b/>
-          <w:sz w:val="20"/>
-        </w:rPr>
-        <w:t>–</w:t>
-      </w:r>
-      <w:r>
-        <w:rPr>
-          <w:b/>
-          <w:spacing w:val="-3"/>
-          <w:sz w:val="20"/>
-        </w:rPr>
-        <w:t xml:space="preserve"> </w:t>
-      </w:r>
-      <w:r>
-        <w:rPr>
-          <w:b/>
-          <w:sz w:val="20"/>
-        </w:rPr>
-        <w:t>11.00</w:t>
-      </w:r>
-      <w:r>
-        <w:rPr>
-          <w:b/>
-          <w:spacing w:val="-4"/>
-          <w:sz w:val="20"/>
-        </w:rPr>
-        <w:t xml:space="preserve"> </w:t>
-      </w:r>
-      <w:r>
-        <w:rPr>
-          <w:b/>
-          <w:spacing w:val="-5"/>
-          <w:sz w:val="20"/>
-        </w:rPr>
-        <w:t>WIB</w:t>
+        <w:t>$(waktu – waktu selesai)</w:t>
       </w:r>
     </w:p>
     <w:p>
@@ -3614,83 +2205,7 @@
           <w:b/>
           <w:sz w:val="20"/>
         </w:rPr>
-        <w:t>Ruang</w:t>
-      </w:r>
-      <w:r>
-        <w:rPr>
-          <w:b/>
-          <w:spacing w:val="-3"/>
-          <w:sz w:val="20"/>
-        </w:rPr>
-        <w:t xml:space="preserve"> </w:t>
-      </w:r>
-      <w:r>
-        <w:rPr>
-          <w:b/>
-          <w:sz w:val="20"/>
-        </w:rPr>
-        <w:t>Rapat</w:t>
-      </w:r>
-      <w:r>
-        <w:rPr>
-          <w:b/>
-          <w:spacing w:val="-3"/>
-          <w:sz w:val="20"/>
-        </w:rPr>
-        <w:t xml:space="preserve"> </w:t>
-      </w:r>
-      <w:r>
-        <w:rPr>
-          <w:b/>
-          <w:sz w:val="20"/>
-        </w:rPr>
-        <w:t>Besar</w:t>
-      </w:r>
-      <w:r>
-        <w:rPr>
-          <w:b/>
-          <w:spacing w:val="-4"/>
-          <w:sz w:val="20"/>
-        </w:rPr>
-        <w:t xml:space="preserve"> </w:t>
-      </w:r>
-      <w:r>
-        <w:rPr>
-          <w:b/>
-          <w:sz w:val="20"/>
-        </w:rPr>
-        <w:t>FTTM</w:t>
-      </w:r>
-      <w:r>
-        <w:rPr>
-          <w:b/>
-          <w:spacing w:val="-3"/>
-          <w:sz w:val="20"/>
-        </w:rPr>
-        <w:t xml:space="preserve"> </w:t>
-      </w:r>
-      <w:r>
-        <w:rPr>
-          <w:b/>
-          <w:sz w:val="20"/>
-        </w:rPr>
-        <w:t>Lt.</w:t>
-      </w:r>
-      <w:r>
-        <w:rPr>
-          <w:b/>
-          <w:spacing w:val="-3"/>
-          <w:sz w:val="20"/>
-        </w:rPr>
-        <w:t xml:space="preserve"> </w:t>
-      </w:r>
-      <w:r>
-        <w:rPr>
-          <w:b/>
-          <w:spacing w:val="-10"/>
-          <w:sz w:val="20"/>
-        </w:rPr>
-        <w:t>4</w:t>
+        <w:t>$(ruangan)</w:t>
       </w:r>
     </w:p>
     <w:p>
@@ -3829,7 +2344,7 @@
           <w:noProof/>
         </w:rPr>
         <w:drawing>
-          <wp:anchor distT="0" distB="0" distL="0" distR="0" simplePos="0" relativeHeight="15730176" behindDoc="0" locked="0" layoutInCell="1" allowOverlap="1" wp14:anchorId="0EFBA4A3" wp14:editId="66E7B36A">
+          <wp:anchor distT="0" distB="0" distL="0" distR="0" simplePos="0" relativeHeight="15730176" behindDoc="0" locked="0" layoutInCell="1" allowOverlap="1" wp14:anchorId="0EFBA4A3" wp14:editId="1875D266">
             <wp:simplePos x="0" y="0"/>
             <wp:positionH relativeFrom="page">
               <wp:posOffset>2948304</wp:posOffset>
@@ -3852,7 +2367,7 @@
                     <pic:cNvPicPr/>
                   </pic:nvPicPr>
                   <pic:blipFill>
-                    <a:blip r:embed="rId11" cstate="print"/>
+                    <a:blip r:embed="rId10" cstate="print"/>
                     <a:stretch>
                       <a:fillRect/>
                     </a:stretch>
@@ -3929,23 +2444,12 @@
     <w:p>
       <w:pPr>
         <w:pStyle w:val="BodyText"/>
-        <w:spacing w:before="186"/>
-      </w:pPr>
-    </w:p>
-    <w:p>
-      <w:pPr>
-        <w:pStyle w:val="BodyText"/>
         <w:sectPr>
           <w:type w:val="continuous"/>
           <w:pgSz w:w="11910" w:h="16860"/>
           <w:pgMar w:top="300" w:right="1133" w:bottom="0" w:left="1133" w:header="720" w:footer="720" w:gutter="0"/>
           <w:cols w:space="720"/>
         </w:sectPr>
-      </w:pPr>
-    </w:p>
-    <w:p>
-      <w:pPr>
-        <w:pStyle w:val="BodyText"/>
       </w:pPr>
     </w:p>
     <w:p>
@@ -4149,21 +2653,14 @@
         <w:rPr>
           <w:sz w:val="20"/>
         </w:rPr>
-        <w:t>Sdr. Ulvienin</w:t>
-      </w:r>
-      <w:r>
-        <w:rPr>
-          <w:spacing w:val="-3"/>
-          <w:sz w:val="20"/>
-        </w:rPr>
-        <w:t xml:space="preserve"> </w:t>
-      </w:r>
-      <w:r>
-        <w:rPr>
-          <w:spacing w:val="-2"/>
-          <w:sz w:val="20"/>
-        </w:rPr>
-        <w:t>Harlianti..</w:t>
+        <w:t>$(nama mahasiwa)</w:t>
+      </w:r>
+      <w:r>
+        <w:rPr>
+          <w:spacing w:val="-2"/>
+          <w:sz w:val="20"/>
+        </w:rPr>
+        <w:t>..</w:t>
       </w:r>
     </w:p>
     <w:p>
@@ -4179,76 +2676,27 @@
         <w:br w:type="column"/>
       </w:r>
       <w:r>
-        <w:t>Prof.</w:t>
-      </w:r>
-      <w:r>
-        <w:rPr>
-          <w:spacing w:val="-2"/>
-        </w:rPr>
-        <w:t xml:space="preserve"> </w:t>
-      </w:r>
-      <w:r>
-        <w:t>Dr.Sc.</w:t>
-      </w:r>
-      <w:r>
-        <w:rPr>
-          <w:spacing w:val="-8"/>
-        </w:rPr>
-        <w:t xml:space="preserve"> </w:t>
-      </w:r>
-      <w:r>
-        <w:t>Ir.</w:t>
-      </w:r>
-      <w:r>
-        <w:rPr>
-          <w:spacing w:val="-5"/>
-        </w:rPr>
-        <w:t xml:space="preserve"> </w:t>
-      </w:r>
-      <w:r>
-        <w:t>Andri</w:t>
-      </w:r>
-      <w:r>
-        <w:rPr>
-          <w:spacing w:val="-6"/>
-        </w:rPr>
-        <w:t xml:space="preserve"> </w:t>
-      </w:r>
-      <w:r>
-        <w:t>Dian</w:t>
-      </w:r>
-      <w:r>
-        <w:rPr>
-          <w:spacing w:val="-5"/>
-        </w:rPr>
-        <w:t xml:space="preserve"> </w:t>
-      </w:r>
-      <w:r>
-        <w:t>Nugraha,</w:t>
-      </w:r>
-      <w:r>
-        <w:rPr>
-          <w:spacing w:val="-5"/>
-        </w:rPr>
-        <w:t xml:space="preserve"> </w:t>
-      </w:r>
-      <w:r>
-        <w:t>S.Si.,</w:t>
-      </w:r>
-      <w:r>
-        <w:rPr>
-          <w:spacing w:val="-5"/>
-        </w:rPr>
-        <w:t xml:space="preserve"> </w:t>
-      </w:r>
-      <w:r>
-        <w:t>M.Si. NIP. 19780908 200912 1 001</w:t>
+        <w:t>$(NAMA WDA)</w:t>
+      </w:r>
+    </w:p>
+    <w:p>
+      <w:pPr>
+        <w:pStyle w:val="Heading1"/>
+        <w:spacing w:before="101" w:line="242" w:lineRule="auto"/>
+        <w:ind w:right="169" w:firstLine="0"/>
+      </w:pPr>
+      <w:r>
+        <w:t xml:space="preserve"> NIP. </w:t>
+      </w:r>
+      <w:r>
+        <w:t>$(NIP WDA)</w:t>
       </w:r>
     </w:p>
     <w:p>
       <w:pPr>
         <w:pStyle w:val="Heading1"/>
         <w:spacing w:line="242" w:lineRule="auto"/>
+        <w:ind w:left="0" w:firstLine="0"/>
         <w:sectPr>
           <w:type w:val="continuous"/>
           <w:pgSz w:w="11910" w:h="16860"/>
@@ -4262,141 +2710,10 @@
     </w:p>
     <w:p>
       <w:pPr>
-        <w:pStyle w:val="BodyText"/>
-        <w:spacing w:before="52"/>
-        <w:rPr>
-          <w:b/>
-        </w:rPr>
-      </w:pPr>
-      <w:r>
-        <w:rPr>
-          <w:b/>
-          <w:noProof/>
-        </w:rPr>
-        <mc:AlternateContent>
-          <mc:Choice Requires="wps">
-            <w:drawing>
-              <wp:anchor distT="0" distB="0" distL="0" distR="0" simplePos="0" relativeHeight="15728640" behindDoc="0" locked="0" layoutInCell="1" allowOverlap="1" wp14:anchorId="53996339" wp14:editId="3E80642A">
-                <wp:simplePos x="0" y="0"/>
-                <wp:positionH relativeFrom="page">
-                  <wp:posOffset>586105</wp:posOffset>
-                </wp:positionH>
-                <wp:positionV relativeFrom="page">
-                  <wp:posOffset>10077729</wp:posOffset>
-                </wp:positionV>
-                <wp:extent cx="6299835" cy="1270"/>
-                <wp:effectExtent l="0" t="0" r="0" b="0"/>
-                <wp:wrapNone/>
-                <wp:docPr id="21" name="Graphic 21"/>
-                <wp:cNvGraphicFramePr>
-                  <a:graphicFrameLocks xmlns:a="http://schemas.openxmlformats.org/drawingml/2006/main"/>
-                </wp:cNvGraphicFramePr>
-                <a:graphic xmlns:a="http://schemas.openxmlformats.org/drawingml/2006/main">
-                  <a:graphicData uri="http://schemas.microsoft.com/office/word/2010/wordprocessingShape">
-                    <wps:wsp>
-                      <wps:cNvSpPr>
-                        <a:spLocks/>
-                      </wps:cNvSpPr>
-                      <wps:spPr>
-                        <a:xfrm>
-                          <a:off x="0" y="0"/>
-                          <a:ext cx="6299835" cy="1270"/>
-                        </a:xfrm>
-                        <a:custGeom>
-                          <a:avLst/>
-                          <a:gdLst/>
-                          <a:ahLst/>
-                          <a:cxnLst/>
-                          <a:rect l="l" t="t" r="r" b="b"/>
-                          <a:pathLst>
-                            <a:path w="6299835">
-                              <a:moveTo>
-                                <a:pt x="0" y="0"/>
-                              </a:moveTo>
-                              <a:lnTo>
-                                <a:pt x="6299835" y="0"/>
-                              </a:lnTo>
-                            </a:path>
-                          </a:pathLst>
-                        </a:custGeom>
-                        <a:ln w="19050">
-                          <a:solidFill>
-                            <a:srgbClr val="7E7E7E"/>
-                          </a:solidFill>
-                          <a:prstDash val="solid"/>
-                        </a:ln>
-                      </wps:spPr>
-                      <wps:bodyPr wrap="square" lIns="0" tIns="0" rIns="0" bIns="0" rtlCol="0">
-                        <a:prstTxWarp prst="textNoShape">
-                          <a:avLst/>
-                        </a:prstTxWarp>
-                        <a:noAutofit/>
-                      </wps:bodyPr>
-                    </wps:wsp>
-                  </a:graphicData>
-                </a:graphic>
-              </wp:anchor>
-            </w:drawing>
-          </mc:Choice>
-          <mc:Fallback>
-            <w:pict>
-              <v:shape w14:anchorId="2AFE5466" id="Graphic 21" o:spid="_x0000_s1026" style="position:absolute;margin-left:46.15pt;margin-top:793.5pt;width:496.05pt;height:.1pt;z-index:15728640;visibility:visible;mso-wrap-style:square;mso-wrap-distance-left:0;mso-wrap-distance-top:0;mso-wrap-distance-right:0;mso-wrap-distance-bottom:0;mso-position-horizontal:absolute;mso-position-horizontal-relative:page;mso-position-vertical:absolute;mso-position-vertical-relative:page;v-text-anchor:top" coordsize="6299835,1270" o:gfxdata="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" path="m,l6299835,e" filled="f" strokecolor="#7e7e7e" strokeweight="1.5pt">
-                <v:path arrowok="t"/>
-                <w10:wrap anchorx="page" anchory="page"/>
-              </v:shape>
-            </w:pict>
-          </mc:Fallback>
-        </mc:AlternateContent>
-      </w:r>
-    </w:p>
-    <w:p>
-      <w:pPr>
-        <w:ind w:left="1516"/>
-        <w:rPr>
-          <w:sz w:val="20"/>
-        </w:rPr>
-      </w:pPr>
-      <w:r>
-        <w:rPr>
-          <w:noProof/>
-          <w:sz w:val="20"/>
-        </w:rPr>
-        <w:drawing>
-          <wp:inline distT="0" distB="0" distL="0" distR="0" wp14:anchorId="488393DB" wp14:editId="7ACC0AAD">
-            <wp:extent cx="3985176" cy="388620"/>
-            <wp:effectExtent l="0" t="0" r="0" b="0"/>
-            <wp:docPr id="24" name="Image 24"/>
-            <wp:cNvGraphicFramePr>
-              <a:graphicFrameLocks xmlns:a="http://schemas.openxmlformats.org/drawingml/2006/main"/>
-            </wp:cNvGraphicFramePr>
-            <a:graphic xmlns:a="http://schemas.openxmlformats.org/drawingml/2006/main">
-              <a:graphicData uri="http://schemas.openxmlformats.org/drawingml/2006/picture">
-                <pic:pic xmlns:pic="http://schemas.openxmlformats.org/drawingml/2006/picture">
-                  <pic:nvPicPr>
-                    <pic:cNvPr id="24" name="Image 24"/>
-                    <pic:cNvPicPr/>
-                  </pic:nvPicPr>
-                  <pic:blipFill>
-                    <a:blip r:embed="rId12" cstate="print"/>
-                    <a:stretch>
-                      <a:fillRect/>
-                    </a:stretch>
-                  </pic:blipFill>
-                  <pic:spPr>
-                    <a:xfrm>
-                      <a:off x="0" y="0"/>
-                      <a:ext cx="3985176" cy="388620"/>
-                    </a:xfrm>
-                    <a:prstGeom prst="rect">
-                      <a:avLst/>
-                    </a:prstGeom>
-                  </pic:spPr>
-                </pic:pic>
-              </a:graphicData>
-            </a:graphic>
-          </wp:inline>
-        </w:drawing>
-      </w:r>
+        <w:rPr>
+          <w:sz w:val="20"/>
+        </w:rPr>
+      </w:pPr>
     </w:p>
     <w:sectPr>
       <w:type w:val="continuous"/>
@@ -4406,6 +2723,511 @@
     </w:sectPr>
   </w:body>
 </w:document>
+</file>
+
+<file path=word/endnotes.xml><?xml version="1.0" encoding="utf-8"?>
+<w:endnotes xmlns:wpc="http://schemas.microsoft.com/office/word/2010/wordprocessingCanvas" xmlns:cx="http://schemas.microsoft.com/office/drawing/2014/chartex" xmlns:cx1="http://schemas.microsoft.com/office/drawing/2015/9/8/chartex" xmlns:cx2="http://schemas.microsoft.com/office/drawing/2015/10/21/chartex" xmlns:cx3="http://schemas.microsoft.com/office/drawing/2016/5/9/chartex" xmlns:cx4="http://schemas.microsoft.com/office/drawing/2016/5/10/chartex" xmlns:cx5="http://schemas.microsoft.com/office/drawing/2016/5/11/chartex" xmlns:cx6="http://schemas.microsoft.com/office/drawing/2016/5/12/chartex" xmlns:cx7="http://schemas.microsoft.com/office/drawing/2016/5/13/chartex" xmlns:cx8="http://schemas.microsoft.com/office/drawing/2016/5/14/chartex" xmlns:mc="http://schemas.openxmlformats.org/markup-compatibility/2006" xmlns:aink="http://schemas.microsoft.com/office/drawing/2016/ink" xmlns:am3d="http://schemas.microsoft.com/office/drawing/2017/model3d" xmlns:o="urn:schemas-microsoft-com:office:office" xmlns:oel="http://schemas.microsoft.com/office/2019/extlst" xmlns:r="http://schemas.openxmlformats.org/officeDocument/2006/relationships" xmlns:m="http://schemas.openxmlformats.org/officeDocument/2006/math" xmlns:v="urn:schemas-microsoft-com:vml" xmlns:wp14="http://schemas.microsoft.com/office/word/2010/wordprocessingDrawing" xmlns:wp="http://schemas.openxmlformats.org/drawingml/2006/wordprocessingDrawing" xmlns:w10="urn:schemas-microsoft-com:office:word" xmlns:w="http://schemas.openxmlformats.org/wordprocessingml/2006/main" xmlns:w14="http://schemas.microsoft.com/office/word/2010/wordml" xmlns:w15="http://schemas.microsoft.com/office/word/2012/wordml" xmlns:w16cei="http://schemas.microsoft.com/office/word/2026/wordml/cei" xmlns:w16cex="http://schemas.microsoft.com/office/word/2018/wordml/cex" xmlns:w16cid="http://schemas.microsoft.com/office/word/2016/wordml/cid" xmlns:w16="http://schemas.microsoft.com/office/word/2018/wordml" xmlns:w16du="http://schemas.microsoft.com/office/word/2023/wordml/word16du" xmlns:w16sdtdh="http://schemas.microsoft.com/office/word/2020/wordml/sdtdatahash" xmlns:w16sdtfl="http://schemas.microsoft.com/office/word/2024/wordml/sdtformatlock" xmlns:w16se="http://schemas.microsoft.com/office/word/2015/wordml/symex" xmlns:wpg="http://schemas.microsoft.com/office/word/2010/wordprocessingGroup" xmlns:wpi="http://schemas.microsoft.com/office/word/2010/wordprocessingInk" xmlns:wne="http://schemas.microsoft.com/office/word/2006/wordml" xmlns:wps="http://schemas.microsoft.com/office/word/2010/wordprocessingShape" mc:Ignorable="w14 w15 w16se w16cid w16 w16cex w16sdtdh w16sdtfl w16du wp14">
+  <w:endnote w:type="separator" w:id="-1">
+    <w:p>
+      <w:r>
+        <w:separator/>
+      </w:r>
+    </w:p>
+  </w:endnote>
+  <w:endnote w:type="continuationSeparator" w:id="0">
+    <w:p>
+      <w:r>
+        <w:continuationSeparator/>
+      </w:r>
+    </w:p>
+  </w:endnote>
+</w:endnotes>
+</file>
+
+<file path=word/footer1.xml><?xml version="1.0" encoding="utf-8"?>
+<w:ftr xmlns:wpc="http://schemas.microsoft.com/office/word/2010/wordprocessingCanvas" xmlns:cx="http://schemas.microsoft.com/office/drawing/2014/chartex" xmlns:cx1="http://schemas.microsoft.com/office/drawing/2015/9/8/chartex" xmlns:cx2="http://schemas.microsoft.com/office/drawing/2015/10/21/chartex" xmlns:cx3="http://schemas.microsoft.com/office/drawing/2016/5/9/chartex" xmlns:cx4="http://schemas.microsoft.com/office/drawing/2016/5/10/chartex" xmlns:cx5="http://schemas.microsoft.com/office/drawing/2016/5/11/chartex" xmlns:cx6="http://schemas.microsoft.com/office/drawing/2016/5/12/chartex" xmlns:cx7="http://schemas.microsoft.com/office/drawing/2016/5/13/chartex" xmlns:cx8="http://schemas.microsoft.com/office/drawing/2016/5/14/chartex" xmlns:mc="http://schemas.openxmlformats.org/markup-compatibility/2006" xmlns:aink="http://schemas.microsoft.com/office/drawing/2016/ink" xmlns:am3d="http://schemas.microsoft.com/office/drawing/2017/model3d" xmlns:o="urn:schemas-microsoft-com:office:office" xmlns:oel="http://schemas.microsoft.com/office/2019/extlst" xmlns:r="http://schemas.openxmlformats.org/officeDocument/2006/relationships" xmlns:m="http://schemas.openxmlformats.org/officeDocument/2006/math" xmlns:v="urn:schemas-microsoft-com:vml" xmlns:wp14="http://schemas.microsoft.com/office/word/2010/wordprocessingDrawing" xmlns:wp="http://schemas.openxmlformats.org/drawingml/2006/wordprocessingDrawing" xmlns:w10="urn:schemas-microsoft-com:office:word" xmlns:w="http://schemas.openxmlformats.org/wordprocessingml/2006/main" xmlns:w14="http://schemas.microsoft.com/office/word/2010/wordml" xmlns:w15="http://schemas.microsoft.com/office/word/2012/wordml" xmlns:w16cei="http://schemas.microsoft.com/office/word/2026/wordml/cei" xmlns:w16cex="http://schemas.microsoft.com/office/word/2018/wordml/cex" xmlns:w16cid="http://schemas.microsoft.com/office/word/2016/wordml/cid" xmlns:w16="http://schemas.microsoft.com/office/word/2018/wordml" xmlns:w16du="http://schemas.microsoft.com/office/word/2023/wordml/word16du" xmlns:w16sdtdh="http://schemas.microsoft.com/office/word/2020/wordml/sdtdatahash" xmlns:w16sdtfl="http://schemas.microsoft.com/office/word/2024/wordml/sdtformatlock" xmlns:w16se="http://schemas.microsoft.com/office/word/2015/wordml/symex" xmlns:wpg="http://schemas.microsoft.com/office/word/2010/wordprocessingGroup" xmlns:wpi="http://schemas.microsoft.com/office/word/2010/wordprocessingInk" xmlns:wne="http://schemas.microsoft.com/office/word/2006/wordml" xmlns:wps="http://schemas.microsoft.com/office/word/2010/wordprocessingShape" mc:Ignorable="w14 w15 w16se w16cid w16 w16cex w16sdtdh w16sdtfl w16du wp14">
+  <w:p>
+    <w:pPr>
+      <w:pStyle w:val="Footer"/>
+    </w:pPr>
+    <w:r>
+      <w:rPr>
+        <w:noProof/>
+        <w:lang w:val="en-US"/>
+      </w:rPr>
+      <w:drawing>
+        <wp:anchor distT="0" distB="0" distL="114300" distR="114300" simplePos="0" relativeHeight="251663360" behindDoc="0" locked="0" layoutInCell="1" allowOverlap="1" wp14:anchorId="734C0716" wp14:editId="5AE56239">
+          <wp:simplePos x="0" y="0"/>
+          <wp:positionH relativeFrom="page">
+            <wp:posOffset>90805</wp:posOffset>
+          </wp:positionH>
+          <wp:positionV relativeFrom="paragraph">
+            <wp:posOffset>-47625</wp:posOffset>
+          </wp:positionV>
+          <wp:extent cx="7555772" cy="712382"/>
+          <wp:effectExtent l="0" t="0" r="0" b="0"/>
+          <wp:wrapNone/>
+          <wp:docPr id="561670829" name="Picture 3"/>
+          <wp:cNvGraphicFramePr>
+            <a:graphicFrameLocks xmlns:a="http://schemas.openxmlformats.org/drawingml/2006/main" noChangeAspect="1"/>
+          </wp:cNvGraphicFramePr>
+          <a:graphic xmlns:a="http://schemas.openxmlformats.org/drawingml/2006/main">
+            <a:graphicData uri="http://schemas.openxmlformats.org/drawingml/2006/picture">
+              <pic:pic xmlns:pic="http://schemas.openxmlformats.org/drawingml/2006/picture">
+                <pic:nvPicPr>
+                  <pic:cNvPr id="0" name="Picture 1"/>
+                  <pic:cNvPicPr>
+                    <a:picLocks noChangeAspect="1" noChangeArrowheads="1"/>
+                  </pic:cNvPicPr>
+                </pic:nvPicPr>
+                <pic:blipFill>
+                  <a:blip r:embed="rId1">
+                    <a:extLst>
+                      <a:ext uri="{28A0092B-C50C-407E-A947-70E740481C1C}">
+                        <a14:useLocalDpi xmlns:a14="http://schemas.microsoft.com/office/drawing/2010/main" val="0"/>
+                      </a:ext>
+                    </a:extLst>
+                  </a:blip>
+                  <a:srcRect/>
+                  <a:stretch>
+                    <a:fillRect/>
+                  </a:stretch>
+                </pic:blipFill>
+                <pic:spPr bwMode="auto">
+                  <a:xfrm>
+                    <a:off x="0" y="0"/>
+                    <a:ext cx="7555772" cy="712382"/>
+                  </a:xfrm>
+                  <a:prstGeom prst="rect">
+                    <a:avLst/>
+                  </a:prstGeom>
+                  <a:noFill/>
+                  <a:ln>
+                    <a:noFill/>
+                  </a:ln>
+                </pic:spPr>
+              </pic:pic>
+            </a:graphicData>
+          </a:graphic>
+          <wp14:sizeRelH relativeFrom="margin">
+            <wp14:pctWidth>0</wp14:pctWidth>
+          </wp14:sizeRelH>
+          <wp14:sizeRelV relativeFrom="margin">
+            <wp14:pctHeight>0</wp14:pctHeight>
+          </wp14:sizeRelV>
+        </wp:anchor>
+      </w:drawing>
+    </w:r>
+    <w:r>
+      <w:rPr>
+        <w:rFonts w:ascii="Arial Narrow" w:hAnsi="Arial Narrow"/>
+        <w:noProof/>
+        <w:lang w:val="en-US"/>
+      </w:rPr>
+      <mc:AlternateContent>
+        <mc:Choice Requires="wps">
+          <w:drawing>
+            <wp:anchor distT="0" distB="0" distL="114300" distR="114300" simplePos="0" relativeHeight="251661312" behindDoc="0" locked="0" layoutInCell="1" allowOverlap="1" wp14:anchorId="306C27E9" wp14:editId="4043D09D">
+              <wp:simplePos x="0" y="0"/>
+              <wp:positionH relativeFrom="margin">
+                <wp:posOffset>0</wp:posOffset>
+              </wp:positionH>
+              <wp:positionV relativeFrom="paragraph">
+                <wp:posOffset>0</wp:posOffset>
+              </wp:positionV>
+              <wp:extent cx="6299835" cy="0"/>
+              <wp:effectExtent l="0" t="0" r="0" b="0"/>
+              <wp:wrapNone/>
+              <wp:docPr id="1406831900" name="Line 416"/>
+              <wp:cNvGraphicFramePr>
+                <a:graphicFrameLocks xmlns:a="http://schemas.openxmlformats.org/drawingml/2006/main"/>
+              </wp:cNvGraphicFramePr>
+              <a:graphic xmlns:a="http://schemas.openxmlformats.org/drawingml/2006/main">
+                <a:graphicData uri="http://schemas.microsoft.com/office/word/2010/wordprocessingShape">
+                  <wps:wsp>
+                    <wps:cNvCnPr>
+                      <a:cxnSpLocks noChangeShapeType="1"/>
+                    </wps:cNvCnPr>
+                    <wps:spPr bwMode="auto">
+                      <a:xfrm>
+                        <a:off x="0" y="0"/>
+                        <a:ext cx="6299835" cy="0"/>
+                      </a:xfrm>
+                      <a:prstGeom prst="line">
+                        <a:avLst/>
+                      </a:prstGeom>
+                      <a:ln w="19050">
+                        <a:solidFill>
+                          <a:schemeClr val="bg1">
+                            <a:lumMod val="50000"/>
+                          </a:schemeClr>
+                        </a:solidFill>
+                        <a:headEnd/>
+                        <a:tailEnd/>
+                      </a:ln>
+                    </wps:spPr>
+                    <wps:style>
+                      <a:lnRef idx="1">
+                        <a:schemeClr val="dk1"/>
+                      </a:lnRef>
+                      <a:fillRef idx="0">
+                        <a:schemeClr val="dk1"/>
+                      </a:fillRef>
+                      <a:effectRef idx="0">
+                        <a:schemeClr val="dk1"/>
+                      </a:effectRef>
+                      <a:fontRef idx="minor">
+                        <a:schemeClr val="tx1"/>
+                      </a:fontRef>
+                    </wps:style>
+                    <wps:bodyPr/>
+                  </wps:wsp>
+                </a:graphicData>
+              </a:graphic>
+              <wp14:sizeRelH relativeFrom="page">
+                <wp14:pctWidth>0</wp14:pctWidth>
+              </wp14:sizeRelH>
+              <wp14:sizeRelV relativeFrom="page">
+                <wp14:pctHeight>0</wp14:pctHeight>
+              </wp14:sizeRelV>
+            </wp:anchor>
+          </w:drawing>
+        </mc:Choice>
+        <mc:Fallback>
+          <w:pict>
+            <v:line w14:anchorId="1A1AE449" id="Line 416" o:spid="_x0000_s1026" style="position:absolute;z-index:251661312;visibility:visible;mso-wrap-style:square;mso-width-percent:0;mso-height-percent:0;mso-wrap-distance-left:9pt;mso-wrap-distance-top:0;mso-wrap-distance-right:9pt;mso-wrap-distance-bottom:0;mso-position-horizontal:absolute;mso-position-horizontal-relative:margin;mso-position-vertical:absolute;mso-position-vertical-relative:text;mso-width-percent:0;mso-height-percent:0;mso-width-relative:page;mso-height-relative:page" from="0,0" to="496.05pt,0" o:gfxdata="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" strokecolor="#7f7f7f [1612]" strokeweight="1.5pt">
+              <w10:wrap anchorx="margin"/>
+            </v:line>
+          </w:pict>
+        </mc:Fallback>
+      </mc:AlternateContent>
+    </w:r>
+  </w:p>
+</w:ftr>
+</file>
+
+<file path=word/footnotes.xml><?xml version="1.0" encoding="utf-8"?>
+<w:footnotes xmlns:wpc="http://schemas.microsoft.com/office/word/2010/wordprocessingCanvas" xmlns:cx="http://schemas.microsoft.com/office/drawing/2014/chartex" xmlns:cx1="http://schemas.microsoft.com/office/drawing/2015/9/8/chartex" xmlns:cx2="http://schemas.microsoft.com/office/drawing/2015/10/21/chartex" xmlns:cx3="http://schemas.microsoft.com/office/drawing/2016/5/9/chartex" xmlns:cx4="http://schemas.microsoft.com/office/drawing/2016/5/10/chartex" xmlns:cx5="http://schemas.microsoft.com/office/drawing/2016/5/11/chartex" xmlns:cx6="http://schemas.microsoft.com/office/drawing/2016/5/12/chartex" xmlns:cx7="http://schemas.microsoft.com/office/drawing/2016/5/13/chartex" xmlns:cx8="http://schemas.microsoft.com/office/drawing/2016/5/14/chartex" xmlns:mc="http://schemas.openxmlformats.org/markup-compatibility/2006" xmlns:aink="http://schemas.microsoft.com/office/drawing/2016/ink" xmlns:am3d="http://schemas.microsoft.com/office/drawing/2017/model3d" xmlns:o="urn:schemas-microsoft-com:office:office" xmlns:oel="http://schemas.microsoft.com/office/2019/extlst" xmlns:r="http://schemas.openxmlformats.org/officeDocument/2006/relationships" xmlns:m="http://schemas.openxmlformats.org/officeDocument/2006/math" xmlns:v="urn:schemas-microsoft-com:vml" xmlns:wp14="http://schemas.microsoft.com/office/word/2010/wordprocessingDrawing" xmlns:wp="http://schemas.openxmlformats.org/drawingml/2006/wordprocessingDrawing" xmlns:w10="urn:schemas-microsoft-com:office:word" xmlns:w="http://schemas.openxmlformats.org/wordprocessingml/2006/main" xmlns:w14="http://schemas.microsoft.com/office/word/2010/wordml" xmlns:w15="http://schemas.microsoft.com/office/word/2012/wordml" xmlns:w16cei="http://schemas.microsoft.com/office/word/2026/wordml/cei" xmlns:w16cex="http://schemas.microsoft.com/office/word/2018/wordml/cex" xmlns:w16cid="http://schemas.microsoft.com/office/word/2016/wordml/cid" xmlns:w16="http://schemas.microsoft.com/office/word/2018/wordml" xmlns:w16du="http://schemas.microsoft.com/office/word/2023/wordml/word16du" xmlns:w16sdtdh="http://schemas.microsoft.com/office/word/2020/wordml/sdtdatahash" xmlns:w16sdtfl="http://schemas.microsoft.com/office/word/2024/wordml/sdtformatlock" xmlns:w16se="http://schemas.microsoft.com/office/word/2015/wordml/symex" xmlns:wpg="http://schemas.microsoft.com/office/word/2010/wordprocessingGroup" xmlns:wpi="http://schemas.microsoft.com/office/word/2010/wordprocessingInk" xmlns:wne="http://schemas.microsoft.com/office/word/2006/wordml" xmlns:wps="http://schemas.microsoft.com/office/word/2010/wordprocessingShape" mc:Ignorable="w14 w15 w16se w16cid w16 w16cex w16sdtdh w16sdtfl w16du wp14">
+  <w:footnote w:type="separator" w:id="-1">
+    <w:p>
+      <w:r>
+        <w:separator/>
+      </w:r>
+    </w:p>
+  </w:footnote>
+  <w:footnote w:type="continuationSeparator" w:id="0">
+    <w:p>
+      <w:r>
+        <w:continuationSeparator/>
+      </w:r>
+    </w:p>
+  </w:footnote>
+</w:footnotes>
+</file>
+
+<file path=word/header1.xml><?xml version="1.0" encoding="utf-8"?>
+<w:hdr xmlns:wpc="http://schemas.microsoft.com/office/word/2010/wordprocessingCanvas" xmlns:cx="http://schemas.microsoft.com/office/drawing/2014/chartex" xmlns:cx1="http://schemas.microsoft.com/office/drawing/2015/9/8/chartex" xmlns:cx2="http://schemas.microsoft.com/office/drawing/2015/10/21/chartex" xmlns:cx3="http://schemas.microsoft.com/office/drawing/2016/5/9/chartex" xmlns:cx4="http://schemas.microsoft.com/office/drawing/2016/5/10/chartex" xmlns:cx5="http://schemas.microsoft.com/office/drawing/2016/5/11/chartex" xmlns:cx6="http://schemas.microsoft.com/office/drawing/2016/5/12/chartex" xmlns:cx7="http://schemas.microsoft.com/office/drawing/2016/5/13/chartex" xmlns:cx8="http://schemas.microsoft.com/office/drawing/2016/5/14/chartex" xmlns:mc="http://schemas.openxmlformats.org/markup-compatibility/2006" xmlns:aink="http://schemas.microsoft.com/office/drawing/2016/ink" xmlns:am3d="http://schemas.microsoft.com/office/drawing/2017/model3d" xmlns:o="urn:schemas-microsoft-com:office:office" xmlns:oel="http://schemas.microsoft.com/office/2019/extlst" xmlns:r="http://schemas.openxmlformats.org/officeDocument/2006/relationships" xmlns:m="http://schemas.openxmlformats.org/officeDocument/2006/math" xmlns:v="urn:schemas-microsoft-com:vml" xmlns:wp14="http://schemas.microsoft.com/office/word/2010/wordprocessingDrawing" xmlns:wp="http://schemas.openxmlformats.org/drawingml/2006/wordprocessingDrawing" xmlns:w10="urn:schemas-microsoft-com:office:word" xmlns:w="http://schemas.openxmlformats.org/wordprocessingml/2006/main" xmlns:w14="http://schemas.microsoft.com/office/word/2010/wordml" xmlns:w15="http://schemas.microsoft.com/office/word/2012/wordml" xmlns:w16cei="http://schemas.microsoft.com/office/word/2026/wordml/cei" xmlns:w16cex="http://schemas.microsoft.com/office/word/2018/wordml/cex" xmlns:w16cid="http://schemas.microsoft.com/office/word/2016/wordml/cid" xmlns:w16="http://schemas.microsoft.com/office/word/2018/wordml" xmlns:w16du="http://schemas.microsoft.com/office/word/2023/wordml/word16du" xmlns:w16sdtdh="http://schemas.microsoft.com/office/word/2020/wordml/sdtdatahash" xmlns:w16sdtfl="http://schemas.microsoft.com/office/word/2024/wordml/sdtformatlock" xmlns:w16se="http://schemas.microsoft.com/office/word/2015/wordml/symex" xmlns:wpg="http://schemas.microsoft.com/office/word/2010/wordprocessingGroup" xmlns:wpi="http://schemas.microsoft.com/office/word/2010/wordprocessingInk" xmlns:wne="http://schemas.microsoft.com/office/word/2006/wordml" xmlns:wps="http://schemas.microsoft.com/office/word/2010/wordprocessingShape" mc:Ignorable="w14 w15 w16se w16cid w16 w16cex w16sdtdh w16sdtfl w16du wp14">
+  <w:tbl>
+    <w:tblPr>
+      <w:tblW w:w="9957" w:type="dxa"/>
+      <w:jc w:val="center"/>
+      <w:tblLayout w:type="fixed"/>
+      <w:tblLook w:val="0000" w:firstRow="0" w:lastRow="0" w:firstColumn="0" w:lastColumn="0" w:noHBand="0" w:noVBand="0"/>
+    </w:tblPr>
+    <w:tblGrid>
+      <w:gridCol w:w="1134"/>
+      <w:gridCol w:w="8823"/>
+    </w:tblGrid>
+    <w:tr>
+      <w:trPr>
+        <w:jc w:val="center"/>
+      </w:trPr>
+      <w:tc>
+        <w:tcPr>
+          <w:tcW w:w="1134" w:type="dxa"/>
+          <w:vAlign w:val="center"/>
+        </w:tcPr>
+        <w:p>
+          <w:pPr>
+            <w:ind w:left="-108"/>
+            <w:jc w:val="center"/>
+          </w:pPr>
+          <w:r>
+            <w:rPr>
+              <w:noProof/>
+            </w:rPr>
+            <w:drawing>
+              <wp:inline distT="0" distB="0" distL="0" distR="0" wp14:anchorId="4B94FF86" wp14:editId="2E1B8F0C">
+                <wp:extent cx="682994" cy="923925"/>
+                <wp:effectExtent l="19050" t="0" r="2806" b="0"/>
+                <wp:docPr id="2064778417" name="Picture 1" descr="Ini apa?&#10;Ini GANESHA&#10;Logo institusi tempat saya menimba ilmu saat ini. Dia punya 2 tangan(ato kaki yah?) tambahan. Masing2 melambangkan sesuatu dari yang dipegangnya. tapi kalo menurut gw,ini adalah salah satu propaganda terselubung bagaimana..."/>
+                <wp:cNvGraphicFramePr>
+                  <a:graphicFrameLocks xmlns:a="http://schemas.openxmlformats.org/drawingml/2006/main" noChangeAspect="1"/>
+                </wp:cNvGraphicFramePr>
+                <a:graphic xmlns:a="http://schemas.openxmlformats.org/drawingml/2006/main">
+                  <a:graphicData uri="http://schemas.openxmlformats.org/drawingml/2006/picture">
+                    <pic:pic xmlns:pic="http://schemas.openxmlformats.org/drawingml/2006/picture">
+                      <pic:nvPicPr>
+                        <pic:cNvPr id="0" name="Picture 1" descr="Ini apa?&#10;Ini GANESHA&#10;Logo institusi tempat saya menimba ilmu saat ini. Dia punya 2 tangan(ato kaki yah?) tambahan. Masing2 melambangkan sesuatu dari yang dipegangnya. tapi kalo menurut gw,ini adalah salah satu propaganda terselubung bagaimana..."/>
+                        <pic:cNvPicPr>
+                          <a:picLocks noChangeAspect="1" noChangeArrowheads="1"/>
+                        </pic:cNvPicPr>
+                      </pic:nvPicPr>
+                      <pic:blipFill>
+                        <a:blip r:embed="rId1" cstate="print"/>
+                        <a:srcRect/>
+                        <a:stretch>
+                          <a:fillRect/>
+                        </a:stretch>
+                      </pic:blipFill>
+                      <pic:spPr bwMode="auto">
+                        <a:xfrm>
+                          <a:off x="0" y="0"/>
+                          <a:ext cx="696291" cy="941913"/>
+                        </a:xfrm>
+                        <a:prstGeom prst="rect">
+                          <a:avLst/>
+                        </a:prstGeom>
+                        <a:noFill/>
+                        <a:ln w="9525">
+                          <a:noFill/>
+                          <a:miter lim="800000"/>
+                          <a:headEnd/>
+                          <a:tailEnd/>
+                        </a:ln>
+                      </pic:spPr>
+                    </pic:pic>
+                  </a:graphicData>
+                </a:graphic>
+              </wp:inline>
+            </w:drawing>
+          </w:r>
+        </w:p>
+      </w:tc>
+      <w:tc>
+        <w:tcPr>
+          <w:tcW w:w="8823" w:type="dxa"/>
+          <w:vAlign w:val="center"/>
+        </w:tcPr>
+        <w:p>
+          <w:pPr>
+            <w:jc w:val="center"/>
+            <w:rPr>
+              <w:rFonts w:ascii="Palatino Bold" w:hAnsi="Palatino Bold"/>
+              <w:b/>
+              <w:spacing w:val="40"/>
+              <w:sz w:val="40"/>
+              <w:szCs w:val="40"/>
+              <w:lang w:val="id-ID"/>
+            </w:rPr>
+          </w:pPr>
+          <w:r>
+            <w:rPr>
+              <w:rFonts w:ascii="Palatino Bold" w:hAnsi="Palatino Bold"/>
+              <w:b/>
+              <w:spacing w:val="40"/>
+              <w:sz w:val="40"/>
+              <w:szCs w:val="40"/>
+              <w:lang w:val="sv-SE"/>
+            </w:rPr>
+            <w:t>INSTITUT TEKNOLOGI BANDUNG</w:t>
+          </w:r>
+        </w:p>
+        <w:p>
+          <w:pPr>
+            <w:jc w:val="center"/>
+            <w:rPr>
+              <w:rFonts w:ascii="Trebuchet MS" w:hAnsi="Trebuchet MS" w:cs="Arial"/>
+              <w:caps/>
+              <w:spacing w:val="22"/>
+              <w:sz w:val="28"/>
+              <w:szCs w:val="28"/>
+            </w:rPr>
+          </w:pPr>
+          <w:r>
+            <w:rPr>
+              <w:rFonts w:ascii="Trebuchet MS" w:hAnsi="Trebuchet MS" w:cs="Arial"/>
+              <w:caps/>
+              <w:spacing w:val="22"/>
+              <w:sz w:val="28"/>
+              <w:szCs w:val="28"/>
+            </w:rPr>
+            <w:t>Fakultas TEKNIK PERTAMBANGAN DAN PERMINYAKAN</w:t>
+          </w:r>
+        </w:p>
+        <w:p>
+          <w:pPr>
+            <w:spacing w:before="80"/>
+            <w:jc w:val="center"/>
+            <w:rPr>
+              <w:rFonts w:ascii="Trebuchet MS" w:hAnsi="Trebuchet MS"/>
+              <w:spacing w:val="2"/>
+              <w:sz w:val="16"/>
+              <w:szCs w:val="16"/>
+              <w:lang w:val="de-DE"/>
+            </w:rPr>
+          </w:pPr>
+          <w:r>
+            <w:rPr>
+              <w:rFonts w:ascii="Trebuchet MS" w:hAnsi="Trebuchet MS"/>
+              <w:spacing w:val="2"/>
+              <w:sz w:val="16"/>
+              <w:szCs w:val="16"/>
+              <w:lang w:val="de-DE"/>
+            </w:rPr>
+            <w:t>Gedung Basic Science Center B Lantai 4, Jalan Ganesa 10 Bandung 40132, Telp.: +6222 2506282</w:t>
+          </w:r>
+        </w:p>
+        <w:p>
+          <w:pPr>
+            <w:spacing w:before="80"/>
+            <w:jc w:val="center"/>
+            <w:rPr>
+              <w:rFonts w:ascii="Trebuchet MS" w:hAnsi="Trebuchet MS"/>
+              <w:spacing w:val="2"/>
+              <w:sz w:val="16"/>
+              <w:szCs w:val="16"/>
+              <w:lang w:val="de-DE"/>
+            </w:rPr>
+          </w:pPr>
+          <w:r>
+            <w:rPr>
+              <w:rFonts w:ascii="Trebuchet MS" w:hAnsi="Trebuchet MS"/>
+              <w:spacing w:val="2"/>
+              <w:sz w:val="16"/>
+              <w:szCs w:val="16"/>
+              <w:lang w:val="de-DE"/>
+            </w:rPr>
+            <w:t>Fax.: +6222 2514922, E-mail: admin</w:t>
+          </w:r>
+          <w:r>
+            <w:rPr>
+              <w:rFonts w:ascii="Trebuchet MS" w:hAnsi="Trebuchet MS"/>
+              <w:spacing w:val="2"/>
+              <w:sz w:val="16"/>
+              <w:szCs w:val="16"/>
+              <w:lang w:val="de-DE"/>
+            </w:rPr>
+            <w:t>.</w:t>
+          </w:r>
+          <w:r>
+            <w:rPr>
+              <w:rFonts w:ascii="Trebuchet MS" w:hAnsi="Trebuchet MS"/>
+              <w:spacing w:val="2"/>
+              <w:sz w:val="16"/>
+              <w:szCs w:val="16"/>
+              <w:lang w:val="de-DE"/>
+            </w:rPr>
+            <w:t>fttm</w:t>
+          </w:r>
+          <w:r>
+            <w:rPr>
+              <w:rFonts w:ascii="Trebuchet MS" w:hAnsi="Trebuchet MS"/>
+              <w:spacing w:val="2"/>
+              <w:sz w:val="16"/>
+              <w:szCs w:val="16"/>
+              <w:lang w:val="de-DE"/>
+            </w:rPr>
+            <w:t>@</w:t>
+          </w:r>
+          <w:r>
+            <w:rPr>
+              <w:rFonts w:ascii="Trebuchet MS" w:hAnsi="Trebuchet MS"/>
+              <w:spacing w:val="2"/>
+              <w:sz w:val="16"/>
+              <w:szCs w:val="16"/>
+              <w:lang w:val="de-DE"/>
+            </w:rPr>
+            <w:t>itb.ac.id, http://www.fttm.itb.ac.id</w:t>
+          </w:r>
+        </w:p>
+      </w:tc>
+    </w:tr>
+  </w:tbl>
+  <w:p>
+    <w:pPr>
+      <w:pStyle w:val="Header"/>
+    </w:pPr>
+    <w:r>
+      <w:rPr>
+        <w:rFonts w:ascii="Arial Narrow" w:hAnsi="Arial Narrow"/>
+        <w:noProof/>
+        <w:lang w:val="en-US"/>
+      </w:rPr>
+      <mc:AlternateContent>
+        <mc:Choice Requires="wps">
+          <w:drawing>
+            <wp:anchor distT="0" distB="0" distL="114300" distR="114300" simplePos="0" relativeHeight="251659264" behindDoc="0" locked="0" layoutInCell="1" allowOverlap="1" wp14:anchorId="309F7A57" wp14:editId="71251EAA">
+              <wp:simplePos x="0" y="0"/>
+              <wp:positionH relativeFrom="margin">
+                <wp:posOffset>0</wp:posOffset>
+              </wp:positionH>
+              <wp:positionV relativeFrom="paragraph">
+                <wp:posOffset>18415</wp:posOffset>
+              </wp:positionV>
+              <wp:extent cx="6299835" cy="0"/>
+              <wp:effectExtent l="0" t="19050" r="43815" b="38100"/>
+              <wp:wrapNone/>
+              <wp:docPr id="316" name="Line 416"/>
+              <wp:cNvGraphicFramePr>
+                <a:graphicFrameLocks xmlns:a="http://schemas.openxmlformats.org/drawingml/2006/main"/>
+              </wp:cNvGraphicFramePr>
+              <a:graphic xmlns:a="http://schemas.openxmlformats.org/drawingml/2006/main">
+                <a:graphicData uri="http://schemas.microsoft.com/office/word/2010/wordprocessingShape">
+                  <wps:wsp>
+                    <wps:cNvCnPr>
+                      <a:cxnSpLocks noChangeShapeType="1"/>
+                    </wps:cNvCnPr>
+                    <wps:spPr bwMode="auto">
+                      <a:xfrm>
+                        <a:off x="0" y="0"/>
+                        <a:ext cx="6299835" cy="0"/>
+                      </a:xfrm>
+                      <a:prstGeom prst="line">
+                        <a:avLst/>
+                      </a:prstGeom>
+                      <a:noFill/>
+                      <a:ln w="47625" cmpd="thinThick">
+                        <a:solidFill>
+                          <a:srgbClr val="000000"/>
+                        </a:solidFill>
+                        <a:round/>
+                        <a:headEnd/>
+                        <a:tailEnd/>
+                      </a:ln>
+                      <a:extLst>
+                        <a:ext uri="{909E8E84-426E-40DD-AFC4-6F175D3DCCD1}">
+                          <a14:hiddenFill xmlns:a14="http://schemas.microsoft.com/office/drawing/2010/main">
+                            <a:noFill/>
+                          </a14:hiddenFill>
+                        </a:ext>
+                      </a:extLst>
+                    </wps:spPr>
+                    <wps:bodyPr/>
+                  </wps:wsp>
+                </a:graphicData>
+              </a:graphic>
+              <wp14:sizeRelH relativeFrom="page">
+                <wp14:pctWidth>0</wp14:pctWidth>
+              </wp14:sizeRelH>
+              <wp14:sizeRelV relativeFrom="page">
+                <wp14:pctHeight>0</wp14:pctHeight>
+              </wp14:sizeRelV>
+            </wp:anchor>
+          </w:drawing>
+        </mc:Choice>
+        <mc:Fallback>
+          <w:pict>
+            <v:line w14:anchorId="379EEBE7" id="Line 416" o:spid="_x0000_s1026" style="position:absolute;z-index:251659264;visibility:visible;mso-wrap-style:square;mso-width-percent:0;mso-height-percent:0;mso-wrap-distance-left:9pt;mso-wrap-distance-top:0;mso-wrap-distance-right:9pt;mso-wrap-distance-bottom:0;mso-position-horizontal:absolute;mso-position-horizontal-relative:margin;mso-position-vertical:absolute;mso-position-vertical-relative:text;mso-width-percent:0;mso-height-percent:0;mso-width-relative:page;mso-height-relative:page" from="0,1.45pt" to="496.05pt,1.45pt" o:gfxdata="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" strokeweight="3.75pt">
+              <v:stroke linestyle="thinThick"/>
+              <w10:wrap anchorx="margin"/>
+            </v:line>
+          </w:pict>
+        </mc:Fallback>
+      </mc:AlternateContent>
+    </w:r>
+  </w:p>
+</w:hdr>
 </file>
 
 <file path=word/numbering.xml><?xml version="1.0" encoding="utf-8"?>
@@ -5138,6 +3960,56 @@
     <w:uiPriority w:val="1"/>
     <w:qFormat/>
   </w:style>
+  <w:style w:type="paragraph" w:styleId="Header">
+    <w:name w:val="header"/>
+    <w:basedOn w:val="Normal"/>
+    <w:link w:val="HeaderChar"/>
+    <w:uiPriority w:val="99"/>
+    <w:unhideWhenUsed/>
+    <w:rsid w:val="00F93F58"/>
+    <w:pPr>
+      <w:tabs>
+        <w:tab w:val="center" w:pos="4680"/>
+        <w:tab w:val="right" w:pos="9360"/>
+      </w:tabs>
+    </w:pPr>
+  </w:style>
+  <w:style w:type="character" w:customStyle="1" w:styleId="HeaderChar">
+    <w:name w:val="Header Char"/>
+    <w:basedOn w:val="DefaultParagraphFont"/>
+    <w:link w:val="Header"/>
+    <w:uiPriority w:val="99"/>
+    <w:rsid w:val="00F93F58"/>
+    <w:rPr>
+      <w:rFonts w:ascii="Tahoma" w:eastAsia="Tahoma" w:hAnsi="Tahoma" w:cs="Tahoma"/>
+      <w:lang w:val="id"/>
+    </w:rPr>
+  </w:style>
+  <w:style w:type="paragraph" w:styleId="Footer">
+    <w:name w:val="footer"/>
+    <w:basedOn w:val="Normal"/>
+    <w:link w:val="FooterChar"/>
+    <w:uiPriority w:val="99"/>
+    <w:unhideWhenUsed/>
+    <w:rsid w:val="00F93F58"/>
+    <w:pPr>
+      <w:tabs>
+        <w:tab w:val="center" w:pos="4680"/>
+        <w:tab w:val="right" w:pos="9360"/>
+      </w:tabs>
+    </w:pPr>
+  </w:style>
+  <w:style w:type="character" w:customStyle="1" w:styleId="FooterChar">
+    <w:name w:val="Footer Char"/>
+    <w:basedOn w:val="DefaultParagraphFont"/>
+    <w:link w:val="Footer"/>
+    <w:uiPriority w:val="99"/>
+    <w:rsid w:val="00F93F58"/>
+    <w:rPr>
+      <w:rFonts w:ascii="Tahoma" w:eastAsia="Tahoma" w:hAnsi="Tahoma" w:cs="Tahoma"/>
+      <w:lang w:val="id"/>
+    </w:rPr>
+  </w:style>
 </w:styles>
 </file>
 
@@ -5422,4 +4294,16 @@
   <a:objectDefaults/>
   <a:extraClrSchemeLst/>
 </a:theme>
+</file>
+
+<file path=customXml/item1.xml><?xml version="1.0" encoding="utf-8"?>
+<b:Sources xmlns:b="http://schemas.openxmlformats.org/officeDocument/2006/bibliography" xmlns="http://schemas.openxmlformats.org/officeDocument/2006/bibliography" SelectedStyle="\APASixthEditionOfficeOnline.xsl" StyleName="APA" Version="6"/>
+</file>
+
+<file path=customXml/itemProps1.xml><?xml version="1.0" encoding="utf-8"?>
+<ds:datastoreItem xmlns:ds="http://schemas.openxmlformats.org/officeDocument/2006/customXml" ds:itemID="{D9D7AD84-7F9F-4815-A952-CF0E86803800}">
+  <ds:schemaRefs>
+    <ds:schemaRef ds:uri="http://schemas.openxmlformats.org/officeDocument/2006/bibliography"/>
+  </ds:schemaRefs>
+</ds:datastoreItem>
 </file>
--- a/template/undangan seminar kemajuan.docx
+++ b/template/undangan seminar kemajuan.docx
@@ -2340,54 +2340,6 @@
         <w:ind w:left="4820"/>
       </w:pPr>
       <w:r>
-        <w:rPr>
-          <w:noProof/>
-        </w:rPr>
-        <w:drawing>
-          <wp:anchor distT="0" distB="0" distL="0" distR="0" simplePos="0" relativeHeight="15730176" behindDoc="0" locked="0" layoutInCell="1" allowOverlap="1" wp14:anchorId="0EFBA4A3" wp14:editId="1875D266">
-            <wp:simplePos x="0" y="0"/>
-            <wp:positionH relativeFrom="page">
-              <wp:posOffset>2948304</wp:posOffset>
-            </wp:positionH>
-            <wp:positionV relativeFrom="paragraph">
-              <wp:posOffset>16715</wp:posOffset>
-            </wp:positionV>
-            <wp:extent cx="1543049" cy="1482725"/>
-            <wp:effectExtent l="0" t="0" r="0" b="0"/>
-            <wp:wrapNone/>
-            <wp:docPr id="16" name="Image 16" descr="A blue logo with a picture of an elephant  Description automatically generated"/>
-            <wp:cNvGraphicFramePr>
-              <a:graphicFrameLocks xmlns:a="http://schemas.openxmlformats.org/drawingml/2006/main"/>
-            </wp:cNvGraphicFramePr>
-            <a:graphic xmlns:a="http://schemas.openxmlformats.org/drawingml/2006/main">
-              <a:graphicData uri="http://schemas.openxmlformats.org/drawingml/2006/picture">
-                <pic:pic xmlns:pic="http://schemas.openxmlformats.org/drawingml/2006/picture">
-                  <pic:nvPicPr>
-                    <pic:cNvPr id="16" name="Image 16" descr="A blue logo with a picture of an elephant  Description automatically generated"/>
-                    <pic:cNvPicPr/>
-                  </pic:nvPicPr>
-                  <pic:blipFill>
-                    <a:blip r:embed="rId10" cstate="print"/>
-                    <a:stretch>
-                      <a:fillRect/>
-                    </a:stretch>
-                  </pic:blipFill>
-                  <pic:spPr>
-                    <a:xfrm>
-                      <a:off x="0" y="0"/>
-                      <a:ext cx="1543049" cy="1482725"/>
-                    </a:xfrm>
-                    <a:prstGeom prst="rect">
-                      <a:avLst/>
-                    </a:prstGeom>
-                  </pic:spPr>
-                </pic:pic>
-              </a:graphicData>
-            </a:graphic>
-          </wp:anchor>
-        </w:drawing>
-      </w:r>
-      <w:r>
         <w:t xml:space="preserve">a.n </w:t>
       </w:r>
       <w:r>
@@ -2430,6 +2382,16 @@
         </w:rPr>
         <w:t xml:space="preserve"> Akademik,</w:t>
       </w:r>
+    </w:p>
+    <w:p>
+      <w:pPr>
+        <w:pStyle w:val="BodyText"/>
+      </w:pPr>
+    </w:p>
+    <w:p>
+      <w:pPr>
+        <w:pStyle w:val="BodyText"/>
+      </w:pPr>
     </w:p>
     <w:p>
       <w:pPr>
@@ -2895,7 +2857,7 @@
         </mc:Choice>
         <mc:Fallback>
           <w:pict>
-            <v:line w14:anchorId="1A1AE449" id="Line 416" o:spid="_x0000_s1026" style="position:absolute;z-index:251661312;visibility:visible;mso-wrap-style:square;mso-width-percent:0;mso-height-percent:0;mso-wrap-distance-left:9pt;mso-wrap-distance-top:0;mso-wrap-distance-right:9pt;mso-wrap-distance-bottom:0;mso-position-horizontal:absolute;mso-position-horizontal-relative:margin;mso-position-vertical:absolute;mso-position-vertical-relative:text;mso-width-percent:0;mso-height-percent:0;mso-width-relative:page;mso-height-relative:page" from="0,0" to="496.05pt,0" o:gfxdata="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" strokecolor="#7f7f7f [1612]" strokeweight="1.5pt">
+            <v:line w14:anchorId="005D85C3" id="Line 416" o:spid="_x0000_s1026" style="position:absolute;z-index:251661312;visibility:visible;mso-wrap-style:square;mso-width-percent:0;mso-height-percent:0;mso-wrap-distance-left:9pt;mso-wrap-distance-top:0;mso-wrap-distance-right:9pt;mso-wrap-distance-bottom:0;mso-position-horizontal:absolute;mso-position-horizontal-relative:margin;mso-position-vertical:absolute;mso-position-vertical-relative:text;mso-width-percent:0;mso-height-percent:0;mso-width-relative:page;mso-height-relative:page" from="0,0" to="496.05pt,0" o:gfxdata="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" strokecolor="#7f7f7f [1612]" strokeweight="1.5pt">
               <w10:wrap anchorx="margin"/>
             </v:line>
           </w:pict>
@@ -3218,7 +3180,7 @@
         </mc:Choice>
         <mc:Fallback>
           <w:pict>
-            <v:line w14:anchorId="379EEBE7" id="Line 416" o:spid="_x0000_s1026" style="position:absolute;z-index:251659264;visibility:visible;mso-wrap-style:square;mso-width-percent:0;mso-height-percent:0;mso-wrap-distance-left:9pt;mso-wrap-distance-top:0;mso-wrap-distance-right:9pt;mso-wrap-distance-bottom:0;mso-position-horizontal:absolute;mso-position-horizontal-relative:margin;mso-position-vertical:absolute;mso-position-vertical-relative:text;mso-width-percent:0;mso-height-percent:0;mso-width-relative:page;mso-height-relative:page" from="0,1.45pt" to="496.05pt,1.45pt" o:gfxdata="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" strokeweight="3.75pt">
+            <v:line w14:anchorId="11FAA407" id="Line 416" o:spid="_x0000_s1026" style="position:absolute;z-index:251659264;visibility:visible;mso-wrap-style:square;mso-width-percent:0;mso-height-percent:0;mso-wrap-distance-left:9pt;mso-wrap-distance-top:0;mso-wrap-distance-right:9pt;mso-wrap-distance-bottom:0;mso-position-horizontal:absolute;mso-position-horizontal-relative:margin;mso-position-vertical:absolute;mso-position-vertical-relative:text;mso-width-percent:0;mso-height-percent:0;mso-width-relative:page;mso-height-relative:page" from="0,1.45pt" to="496.05pt,1.45pt" o:gfxdata="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" strokeweight="3.75pt">
               <v:stroke linestyle="thinThick"/>
               <w10:wrap anchorx="margin"/>
             </v:line>

--- a/template/undangan seminar kemajuan.docx
+++ b/template/undangan seminar kemajuan.docx
@@ -1,6 +1,6 @@
 
 <file path=word/document.xml><?xml version="1.0" encoding="utf-8"?>
-<w:document xmlns:wpc="http://schemas.microsoft.com/office/word/2010/wordprocessingCanvas" xmlns:cx="http://schemas.microsoft.com/office/drawing/2014/chartex" xmlns:cx1="http://schemas.microsoft.com/office/drawing/2015/9/8/chartex" xmlns:cx2="http://schemas.microsoft.com/office/drawing/2015/10/21/chartex" xmlns:cx3="http://schemas.microsoft.com/office/drawing/2016/5/9/chartex" xmlns:cx4="http://schemas.microsoft.com/office/drawing/2016/5/10/chartex" xmlns:cx5="http://schemas.microsoft.com/office/drawing/2016/5/11/chartex" xmlns:cx6="http://schemas.microsoft.com/office/drawing/2016/5/12/chartex" xmlns:cx7="http://schemas.microsoft.com/office/drawing/2016/5/13/chartex" xmlns:cx8="http://schemas.microsoft.com/office/drawing/2016/5/14/chartex" xmlns:mc="http://schemas.openxmlformats.org/markup-compatibility/2006" xmlns:aink="http://schemas.microsoft.com/office/drawing/2016/ink" xmlns:am3d="http://schemas.microsoft.com/office/drawing/2017/model3d" xmlns:o="urn:schemas-microsoft-com:office:office" xmlns:oel="http://schemas.microsoft.com/office/2019/extlst" xmlns:r="http://schemas.openxmlformats.org/officeDocument/2006/relationships" xmlns:m="http://schemas.openxmlformats.org/officeDocument/2006/math" xmlns:v="urn:schemas-microsoft-com:vml" xmlns:wp14="http://schemas.microsoft.com/office/word/2010/wordprocessingDrawing" xmlns:wp="http://schemas.openxmlformats.org/drawingml/2006/wordprocessingDrawing" xmlns:w10="urn:schemas-microsoft-com:office:word" xmlns:w="http://schemas.openxmlformats.org/wordprocessingml/2006/main" xmlns:w14="http://schemas.microsoft.com/office/word/2010/wordml" xmlns:w15="http://schemas.microsoft.com/office/word/2012/wordml" xmlns:w16cei="http://schemas.microsoft.com/office/word/2026/wordml/cei" xmlns:w16cex="http://schemas.microsoft.com/office/word/2018/wordml/cex" xmlns:w16cid="http://schemas.microsoft.com/office/word/2016/wordml/cid" xmlns:w16="http://schemas.microsoft.com/office/word/2018/wordml" xmlns:w16du="http://schemas.microsoft.com/office/word/2023/wordml/word16du" xmlns:w16sdtdh="http://schemas.microsoft.com/office/word/2020/wordml/sdtdatahash" xmlns:w16sdtfl="http://schemas.microsoft.com/office/word/2024/wordml/sdtformatlock" xmlns:w16se="http://schemas.microsoft.com/office/word/2015/wordml/symex" xmlns:wpg="http://schemas.microsoft.com/office/word/2010/wordprocessingGroup" xmlns:wpi="http://schemas.microsoft.com/office/word/2010/wordprocessingInk" xmlns:wne="http://schemas.microsoft.com/office/word/2006/wordml" xmlns:wps="http://schemas.microsoft.com/office/word/2010/wordprocessingShape" mc:Ignorable="w14 w15 w16se w16cid w16 w16cex w16sdtdh w16sdtfl w16du wp14">
+<w:document xmlns:wpc="http://schemas.microsoft.com/office/word/2010/wordprocessingCanvas" xmlns:cx="http://schemas.microsoft.com/office/drawing/2014/chartex" xmlns:cx1="http://schemas.microsoft.com/office/drawing/2015/9/8/chartex" xmlns:cx2="http://schemas.microsoft.com/office/drawing/2015/10/21/chartex" xmlns:cx3="http://schemas.microsoft.com/office/drawing/2016/5/9/chartex" xmlns:cx4="http://schemas.microsoft.com/office/drawing/2016/5/10/chartex" xmlns:cx5="http://schemas.microsoft.com/office/drawing/2016/5/11/chartex" xmlns:cx6="http://schemas.microsoft.com/office/drawing/2016/5/12/chartex" xmlns:cx7="http://schemas.microsoft.com/office/drawing/2016/5/13/chartex" xmlns:cx8="http://schemas.microsoft.com/office/drawing/2016/5/14/chartex" xmlns:mc="http://schemas.openxmlformats.org/markup-compatibility/2006" xmlns:aink="http://schemas.microsoft.com/office/drawing/2016/ink" xmlns:am3d="http://schemas.microsoft.com/office/drawing/2017/model3d" xmlns:o="urn:schemas-microsoft-com:office:office" xmlns:oel="http://schemas.microsoft.com/office/2019/extlst" xmlns:r="http://schemas.openxmlformats.org/officeDocument/2006/relationships" xmlns:m="http://schemas.openxmlformats.org/officeDocument/2006/math" xmlns:v="urn:schemas-microsoft-com:vml" xmlns:wp14="http://schemas.microsoft.com/office/word/2010/wordprocessingDrawing" xmlns:wp="http://schemas.openxmlformats.org/drawingml/2006/wordprocessingDrawing" xmlns:w10="urn:schemas-microsoft-com:office:word" xmlns:w="http://schemas.openxmlformats.org/wordprocessingml/2006/main" xmlns:w14="http://schemas.microsoft.com/office/word/2010/wordml" xmlns:w15="http://schemas.microsoft.com/office/word/2012/wordml" xmlns:w16cex="http://schemas.microsoft.com/office/word/2018/wordml/cex" xmlns:w16cid="http://schemas.microsoft.com/office/word/2016/wordml/cid" xmlns:w16="http://schemas.microsoft.com/office/word/2018/wordml" xmlns:w16du="http://schemas.microsoft.com/office/word/2023/wordml/word16du" xmlns:w16sdtdh="http://schemas.microsoft.com/office/word/2020/wordml/sdtdatahash" xmlns:w16sdtfl="http://schemas.microsoft.com/office/word/2024/wordml/sdtformatlock" xmlns:w16se="http://schemas.microsoft.com/office/word/2015/wordml/symex" xmlns:wpg="http://schemas.microsoft.com/office/word/2010/wordprocessingGroup" xmlns:wpi="http://schemas.microsoft.com/office/word/2010/wordprocessingInk" xmlns:wne="http://schemas.microsoft.com/office/word/2006/wordml" xmlns:wps="http://schemas.microsoft.com/office/word/2010/wordprocessingShape" mc:Ignorable="w14 w15 w16se w16cid w16 w16cex w16sdtdh w16sdtfl w16du wp14">
   <w:body>
     <w:p>
       <w:pPr>
@@ -2396,16 +2396,6 @@
     <w:p>
       <w:pPr>
         <w:pStyle w:val="BodyText"/>
-      </w:pPr>
-    </w:p>
-    <w:p>
-      <w:pPr>
-        <w:pStyle w:val="BodyText"/>
-      </w:pPr>
-    </w:p>
-    <w:p>
-      <w:pPr>
-        <w:pStyle w:val="BodyText"/>
         <w:sectPr>
           <w:type w:val="continuous"/>
           <w:pgSz w:w="11910" w:h="16860"/>
@@ -2418,6 +2408,27 @@
       <w:pPr>
         <w:pStyle w:val="BodyText"/>
         <w:spacing w:before="105"/>
+      </w:pPr>
+    </w:p>
+    <w:p>
+      <w:pPr>
+        <w:pStyle w:val="BodyText"/>
+        <w:spacing w:line="241" w:lineRule="exact"/>
+        <w:ind w:left="142"/>
+      </w:pPr>
+    </w:p>
+    <w:p>
+      <w:pPr>
+        <w:pStyle w:val="BodyText"/>
+        <w:spacing w:line="241" w:lineRule="exact"/>
+        <w:ind w:left="142"/>
+      </w:pPr>
+    </w:p>
+    <w:p>
+      <w:pPr>
+        <w:pStyle w:val="BodyText"/>
+        <w:spacing w:line="241" w:lineRule="exact"/>
+        <w:ind w:left="142"/>
       </w:pPr>
     </w:p>
     <w:p>
@@ -2646,19 +2657,6 @@
         <w:pStyle w:val="Heading1"/>
         <w:spacing w:before="101" w:line="242" w:lineRule="auto"/>
         <w:ind w:right="169" w:firstLine="0"/>
-      </w:pPr>
-      <w:r>
-        <w:t xml:space="preserve"> NIP. </w:t>
-      </w:r>
-      <w:r>
-        <w:t>$(NIP WDA)</w:t>
-      </w:r>
-    </w:p>
-    <w:p>
-      <w:pPr>
-        <w:pStyle w:val="Heading1"/>
-        <w:spacing w:line="242" w:lineRule="auto"/>
-        <w:ind w:left="0" w:firstLine="0"/>
         <w:sectPr>
           <w:type w:val="continuous"/>
           <w:pgSz w:w="11910" w:h="16860"/>
@@ -2669,6 +2667,12 @@
           </w:cols>
         </w:sectPr>
       </w:pPr>
+      <w:r>
+        <w:t xml:space="preserve"> NIP. </w:t>
+      </w:r>
+      <w:r>
+        <w:t>$(NIP WDA)</w:t>
+      </w:r>
     </w:p>
     <w:p>
       <w:pPr>
@@ -2688,7 +2692,7 @@
 </file>
 
 <file path=word/endnotes.xml><?xml version="1.0" encoding="utf-8"?>
-<w:endnotes xmlns:wpc="http://schemas.microsoft.com/office/word/2010/wordprocessingCanvas" xmlns:cx="http://schemas.microsoft.com/office/drawing/2014/chartex" xmlns:cx1="http://schemas.microsoft.com/office/drawing/2015/9/8/chartex" xmlns:cx2="http://schemas.microsoft.com/office/drawing/2015/10/21/chartex" xmlns:cx3="http://schemas.microsoft.com/office/drawing/2016/5/9/chartex" xmlns:cx4="http://schemas.microsoft.com/office/drawing/2016/5/10/chartex" xmlns:cx5="http://schemas.microsoft.com/office/drawing/2016/5/11/chartex" xmlns:cx6="http://schemas.microsoft.com/office/drawing/2016/5/12/chartex" xmlns:cx7="http://schemas.microsoft.com/office/drawing/2016/5/13/chartex" xmlns:cx8="http://schemas.microsoft.com/office/drawing/2016/5/14/chartex" xmlns:mc="http://schemas.openxmlformats.org/markup-compatibility/2006" xmlns:aink="http://schemas.microsoft.com/office/drawing/2016/ink" xmlns:am3d="http://schemas.microsoft.com/office/drawing/2017/model3d" xmlns:o="urn:schemas-microsoft-com:office:office" xmlns:oel="http://schemas.microsoft.com/office/2019/extlst" xmlns:r="http://schemas.openxmlformats.org/officeDocument/2006/relationships" xmlns:m="http://schemas.openxmlformats.org/officeDocument/2006/math" xmlns:v="urn:schemas-microsoft-com:vml" xmlns:wp14="http://schemas.microsoft.com/office/word/2010/wordprocessingDrawing" xmlns:wp="http://schemas.openxmlformats.org/drawingml/2006/wordprocessingDrawing" xmlns:w10="urn:schemas-microsoft-com:office:word" xmlns:w="http://schemas.openxmlformats.org/wordprocessingml/2006/main" xmlns:w14="http://schemas.microsoft.com/office/word/2010/wordml" xmlns:w15="http://schemas.microsoft.com/office/word/2012/wordml" xmlns:w16cei="http://schemas.microsoft.com/office/word/2026/wordml/cei" xmlns:w16cex="http://schemas.microsoft.com/office/word/2018/wordml/cex" xmlns:w16cid="http://schemas.microsoft.com/office/word/2016/wordml/cid" xmlns:w16="http://schemas.microsoft.com/office/word/2018/wordml" xmlns:w16du="http://schemas.microsoft.com/office/word/2023/wordml/word16du" xmlns:w16sdtdh="http://schemas.microsoft.com/office/word/2020/wordml/sdtdatahash" xmlns:w16sdtfl="http://schemas.microsoft.com/office/word/2024/wordml/sdtformatlock" xmlns:w16se="http://schemas.microsoft.com/office/word/2015/wordml/symex" xmlns:wpg="http://schemas.microsoft.com/office/word/2010/wordprocessingGroup" xmlns:wpi="http://schemas.microsoft.com/office/word/2010/wordprocessingInk" xmlns:wne="http://schemas.microsoft.com/office/word/2006/wordml" xmlns:wps="http://schemas.microsoft.com/office/word/2010/wordprocessingShape" mc:Ignorable="w14 w15 w16se w16cid w16 w16cex w16sdtdh w16sdtfl w16du wp14">
+<w:endnotes xmlns:wpc="http://schemas.microsoft.com/office/word/2010/wordprocessingCanvas" xmlns:cx="http://schemas.microsoft.com/office/drawing/2014/chartex" xmlns:cx1="http://schemas.microsoft.com/office/drawing/2015/9/8/chartex" xmlns:cx2="http://schemas.microsoft.com/office/drawing/2015/10/21/chartex" xmlns:cx3="http://schemas.microsoft.com/office/drawing/2016/5/9/chartex" xmlns:cx4="http://schemas.microsoft.com/office/drawing/2016/5/10/chartex" xmlns:cx5="http://schemas.microsoft.com/office/drawing/2016/5/11/chartex" xmlns:cx6="http://schemas.microsoft.com/office/drawing/2016/5/12/chartex" xmlns:cx7="http://schemas.microsoft.com/office/drawing/2016/5/13/chartex" xmlns:cx8="http://schemas.microsoft.com/office/drawing/2016/5/14/chartex" xmlns:mc="http://schemas.openxmlformats.org/markup-compatibility/2006" xmlns:aink="http://schemas.microsoft.com/office/drawing/2016/ink" xmlns:am3d="http://schemas.microsoft.com/office/drawing/2017/model3d" xmlns:o="urn:schemas-microsoft-com:office:office" xmlns:oel="http://schemas.microsoft.com/office/2019/extlst" xmlns:r="http://schemas.openxmlformats.org/officeDocument/2006/relationships" xmlns:m="http://schemas.openxmlformats.org/officeDocument/2006/math" xmlns:v="urn:schemas-microsoft-com:vml" xmlns:wp14="http://schemas.microsoft.com/office/word/2010/wordprocessingDrawing" xmlns:wp="http://schemas.openxmlformats.org/drawingml/2006/wordprocessingDrawing" xmlns:w10="urn:schemas-microsoft-com:office:word" xmlns:w="http://schemas.openxmlformats.org/wordprocessingml/2006/main" xmlns:w14="http://schemas.microsoft.com/office/word/2010/wordml" xmlns:w15="http://schemas.microsoft.com/office/word/2012/wordml" xmlns:w16cex="http://schemas.microsoft.com/office/word/2018/wordml/cex" xmlns:w16cid="http://schemas.microsoft.com/office/word/2016/wordml/cid" xmlns:w16="http://schemas.microsoft.com/office/word/2018/wordml" xmlns:w16du="http://schemas.microsoft.com/office/word/2023/wordml/word16du" xmlns:w16sdtdh="http://schemas.microsoft.com/office/word/2020/wordml/sdtdatahash" xmlns:w16sdtfl="http://schemas.microsoft.com/office/word/2024/wordml/sdtformatlock" xmlns:w16se="http://schemas.microsoft.com/office/word/2015/wordml/symex" xmlns:wpg="http://schemas.microsoft.com/office/word/2010/wordprocessingGroup" xmlns:wpi="http://schemas.microsoft.com/office/word/2010/wordprocessingInk" xmlns:wne="http://schemas.microsoft.com/office/word/2006/wordml" xmlns:wps="http://schemas.microsoft.com/office/word/2010/wordprocessingShape" mc:Ignorable="w14 w15 w16se w16cid w16 w16cex w16sdtdh w16sdtfl w16du wp14">
   <w:endnote w:type="separator" w:id="-1">
     <w:p>
       <w:r>
@@ -2707,7 +2711,7 @@
 </file>
 
 <file path=word/footer1.xml><?xml version="1.0" encoding="utf-8"?>
-<w:ftr xmlns:wpc="http://schemas.microsoft.com/office/word/2010/wordprocessingCanvas" xmlns:cx="http://schemas.microsoft.com/office/drawing/2014/chartex" xmlns:cx1="http://schemas.microsoft.com/office/drawing/2015/9/8/chartex" xmlns:cx2="http://schemas.microsoft.com/office/drawing/2015/10/21/chartex" xmlns:cx3="http://schemas.microsoft.com/office/drawing/2016/5/9/chartex" xmlns:cx4="http://schemas.microsoft.com/office/drawing/2016/5/10/chartex" xmlns:cx5="http://schemas.microsoft.com/office/drawing/2016/5/11/chartex" xmlns:cx6="http://schemas.microsoft.com/office/drawing/2016/5/12/chartex" xmlns:cx7="http://schemas.microsoft.com/office/drawing/2016/5/13/chartex" xmlns:cx8="http://schemas.microsoft.com/office/drawing/2016/5/14/chartex" xmlns:mc="http://schemas.openxmlformats.org/markup-compatibility/2006" xmlns:aink="http://schemas.microsoft.com/office/drawing/2016/ink" xmlns:am3d="http://schemas.microsoft.com/office/drawing/2017/model3d" xmlns:o="urn:schemas-microsoft-com:office:office" xmlns:oel="http://schemas.microsoft.com/office/2019/extlst" xmlns:r="http://schemas.openxmlformats.org/officeDocument/2006/relationships" xmlns:m="http://schemas.openxmlformats.org/officeDocument/2006/math" xmlns:v="urn:schemas-microsoft-com:vml" xmlns:wp14="http://schemas.microsoft.com/office/word/2010/wordprocessingDrawing" xmlns:wp="http://schemas.openxmlformats.org/drawingml/2006/wordprocessingDrawing" xmlns:w10="urn:schemas-microsoft-com:office:word" xmlns:w="http://schemas.openxmlformats.org/wordprocessingml/2006/main" xmlns:w14="http://schemas.microsoft.com/office/word/2010/wordml" xmlns:w15="http://schemas.microsoft.com/office/word/2012/wordml" xmlns:w16cei="http://schemas.microsoft.com/office/word/2026/wordml/cei" xmlns:w16cex="http://schemas.microsoft.com/office/word/2018/wordml/cex" xmlns:w16cid="http://schemas.microsoft.com/office/word/2016/wordml/cid" xmlns:w16="http://schemas.microsoft.com/office/word/2018/wordml" xmlns:w16du="http://schemas.microsoft.com/office/word/2023/wordml/word16du" xmlns:w16sdtdh="http://schemas.microsoft.com/office/word/2020/wordml/sdtdatahash" xmlns:w16sdtfl="http://schemas.microsoft.com/office/word/2024/wordml/sdtformatlock" xmlns:w16se="http://schemas.microsoft.com/office/word/2015/wordml/symex" xmlns:wpg="http://schemas.microsoft.com/office/word/2010/wordprocessingGroup" xmlns:wpi="http://schemas.microsoft.com/office/word/2010/wordprocessingInk" xmlns:wne="http://schemas.microsoft.com/office/word/2006/wordml" xmlns:wps="http://schemas.microsoft.com/office/word/2010/wordprocessingShape" mc:Ignorable="w14 w15 w16se w16cid w16 w16cex w16sdtdh w16sdtfl w16du wp14">
+<w:ftr xmlns:wpc="http://schemas.microsoft.com/office/word/2010/wordprocessingCanvas" xmlns:cx="http://schemas.microsoft.com/office/drawing/2014/chartex" xmlns:cx1="http://schemas.microsoft.com/office/drawing/2015/9/8/chartex" xmlns:cx2="http://schemas.microsoft.com/office/drawing/2015/10/21/chartex" xmlns:cx3="http://schemas.microsoft.com/office/drawing/2016/5/9/chartex" xmlns:cx4="http://schemas.microsoft.com/office/drawing/2016/5/10/chartex" xmlns:cx5="http://schemas.microsoft.com/office/drawing/2016/5/11/chartex" xmlns:cx6="http://schemas.microsoft.com/office/drawing/2016/5/12/chartex" xmlns:cx7="http://schemas.microsoft.com/office/drawing/2016/5/13/chartex" xmlns:cx8="http://schemas.microsoft.com/office/drawing/2016/5/14/chartex" xmlns:mc="http://schemas.openxmlformats.org/markup-compatibility/2006" xmlns:aink="http://schemas.microsoft.com/office/drawing/2016/ink" xmlns:am3d="http://schemas.microsoft.com/office/drawing/2017/model3d" xmlns:o="urn:schemas-microsoft-com:office:office" xmlns:oel="http://schemas.microsoft.com/office/2019/extlst" xmlns:r="http://schemas.openxmlformats.org/officeDocument/2006/relationships" xmlns:m="http://schemas.openxmlformats.org/officeDocument/2006/math" xmlns:v="urn:schemas-microsoft-com:vml" xmlns:wp14="http://schemas.microsoft.com/office/word/2010/wordprocessingDrawing" xmlns:wp="http://schemas.openxmlformats.org/drawingml/2006/wordprocessingDrawing" xmlns:w10="urn:schemas-microsoft-com:office:word" xmlns:w="http://schemas.openxmlformats.org/wordprocessingml/2006/main" xmlns:w14="http://schemas.microsoft.com/office/word/2010/wordml" xmlns:w15="http://schemas.microsoft.com/office/word/2012/wordml" xmlns:w16cex="http://schemas.microsoft.com/office/word/2018/wordml/cex" xmlns:w16cid="http://schemas.microsoft.com/office/word/2016/wordml/cid" xmlns:w16="http://schemas.microsoft.com/office/word/2018/wordml" xmlns:w16du="http://schemas.microsoft.com/office/word/2023/wordml/word16du" xmlns:w16sdtdh="http://schemas.microsoft.com/office/word/2020/wordml/sdtdatahash" xmlns:w16sdtfl="http://schemas.microsoft.com/office/word/2024/wordml/sdtformatlock" xmlns:w16se="http://schemas.microsoft.com/office/word/2015/wordml/symex" xmlns:wpg="http://schemas.microsoft.com/office/word/2010/wordprocessingGroup" xmlns:wpi="http://schemas.microsoft.com/office/word/2010/wordprocessingInk" xmlns:wne="http://schemas.microsoft.com/office/word/2006/wordml" xmlns:wps="http://schemas.microsoft.com/office/word/2010/wordprocessingShape" mc:Ignorable="w14 w15 w16se w16cid w16 w16cex w16sdtdh w16sdtfl w16du wp14">
   <w:p>
     <w:pPr>
       <w:pStyle w:val="Footer"/>
@@ -2857,7 +2861,7 @@
         </mc:Choice>
         <mc:Fallback>
           <w:pict>
-            <v:line w14:anchorId="005D85C3" id="Line 416" o:spid="_x0000_s1026" style="position:absolute;z-index:251661312;visibility:visible;mso-wrap-style:square;mso-width-percent:0;mso-height-percent:0;mso-wrap-distance-left:9pt;mso-wrap-distance-top:0;mso-wrap-distance-right:9pt;mso-wrap-distance-bottom:0;mso-position-horizontal:absolute;mso-position-horizontal-relative:margin;mso-position-vertical:absolute;mso-position-vertical-relative:text;mso-width-percent:0;mso-height-percent:0;mso-width-relative:page;mso-height-relative:page" from="0,0" to="496.05pt,0" o:gfxdata="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" strokecolor="#7f7f7f [1612]" strokeweight="1.5pt">
+            <v:line w14:anchorId="041E303B" id="Line 416" o:spid="_x0000_s1026" style="position:absolute;z-index:251661312;visibility:visible;mso-wrap-style:square;mso-width-percent:0;mso-height-percent:0;mso-wrap-distance-left:9pt;mso-wrap-distance-top:0;mso-wrap-distance-right:9pt;mso-wrap-distance-bottom:0;mso-position-horizontal:absolute;mso-position-horizontal-relative:margin;mso-position-vertical:absolute;mso-position-vertical-relative:text;mso-width-percent:0;mso-height-percent:0;mso-width-relative:page;mso-height-relative:page" from="0,0" to="496.05pt,0" o:gfxdata="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" strokecolor="#7f7f7f [1612]" strokeweight="1.5pt">
               <w10:wrap anchorx="margin"/>
             </v:line>
           </w:pict>
@@ -2869,7 +2873,7 @@
 </file>
 
 <file path=word/footnotes.xml><?xml version="1.0" encoding="utf-8"?>
-<w:footnotes xmlns:wpc="http://schemas.microsoft.com/office/word/2010/wordprocessingCanvas" xmlns:cx="http://schemas.microsoft.com/office/drawing/2014/chartex" xmlns:cx1="http://schemas.microsoft.com/office/drawing/2015/9/8/chartex" xmlns:cx2="http://schemas.microsoft.com/office/drawing/2015/10/21/chartex" xmlns:cx3="http://schemas.microsoft.com/office/drawing/2016/5/9/chartex" xmlns:cx4="http://schemas.microsoft.com/office/drawing/2016/5/10/chartex" xmlns:cx5="http://schemas.microsoft.com/office/drawing/2016/5/11/chartex" xmlns:cx6="http://schemas.microsoft.com/office/drawing/2016/5/12/chartex" xmlns:cx7="http://schemas.microsoft.com/office/drawing/2016/5/13/chartex" xmlns:cx8="http://schemas.microsoft.com/office/drawing/2016/5/14/chartex" xmlns:mc="http://schemas.openxmlformats.org/markup-compatibility/2006" xmlns:aink="http://schemas.microsoft.com/office/drawing/2016/ink" xmlns:am3d="http://schemas.microsoft.com/office/drawing/2017/model3d" xmlns:o="urn:schemas-microsoft-com:office:office" xmlns:oel="http://schemas.microsoft.com/office/2019/extlst" xmlns:r="http://schemas.openxmlformats.org/officeDocument/2006/relationships" xmlns:m="http://schemas.openxmlformats.org/officeDocument/2006/math" xmlns:v="urn:schemas-microsoft-com:vml" xmlns:wp14="http://schemas.microsoft.com/office/word/2010/wordprocessingDrawing" xmlns:wp="http://schemas.openxmlformats.org/drawingml/2006/wordprocessingDrawing" xmlns:w10="urn:schemas-microsoft-com:office:word" xmlns:w="http://schemas.openxmlformats.org/wordprocessingml/2006/main" xmlns:w14="http://schemas.microsoft.com/office/word/2010/wordml" xmlns:w15="http://schemas.microsoft.com/office/word/2012/wordml" xmlns:w16cei="http://schemas.microsoft.com/office/word/2026/wordml/cei" xmlns:w16cex="http://schemas.microsoft.com/office/word/2018/wordml/cex" xmlns:w16cid="http://schemas.microsoft.com/office/word/2016/wordml/cid" xmlns:w16="http://schemas.microsoft.com/office/word/2018/wordml" xmlns:w16du="http://schemas.microsoft.com/office/word/2023/wordml/word16du" xmlns:w16sdtdh="http://schemas.microsoft.com/office/word/2020/wordml/sdtdatahash" xmlns:w16sdtfl="http://schemas.microsoft.com/office/word/2024/wordml/sdtformatlock" xmlns:w16se="http://schemas.microsoft.com/office/word/2015/wordml/symex" xmlns:wpg="http://schemas.microsoft.com/office/word/2010/wordprocessingGroup" xmlns:wpi="http://schemas.microsoft.com/office/word/2010/wordprocessingInk" xmlns:wne="http://schemas.microsoft.com/office/word/2006/wordml" xmlns:wps="http://schemas.microsoft.com/office/word/2010/wordprocessingShape" mc:Ignorable="w14 w15 w16se w16cid w16 w16cex w16sdtdh w16sdtfl w16du wp14">
+<w:footnotes xmlns:wpc="http://schemas.microsoft.com/office/word/2010/wordprocessingCanvas" xmlns:cx="http://schemas.microsoft.com/office/drawing/2014/chartex" xmlns:cx1="http://schemas.microsoft.com/office/drawing/2015/9/8/chartex" xmlns:cx2="http://schemas.microsoft.com/office/drawing/2015/10/21/chartex" xmlns:cx3="http://schemas.microsoft.com/office/drawing/2016/5/9/chartex" xmlns:cx4="http://schemas.microsoft.com/office/drawing/2016/5/10/chartex" xmlns:cx5="http://schemas.microsoft.com/office/drawing/2016/5/11/chartex" xmlns:cx6="http://schemas.microsoft.com/office/drawing/2016/5/12/chartex" xmlns:cx7="http://schemas.microsoft.com/office/drawing/2016/5/13/chartex" xmlns:cx8="http://schemas.microsoft.com/office/drawing/2016/5/14/chartex" xmlns:mc="http://schemas.openxmlformats.org/markup-compatibility/2006" xmlns:aink="http://schemas.microsoft.com/office/drawing/2016/ink" xmlns:am3d="http://schemas.microsoft.com/office/drawing/2017/model3d" xmlns:o="urn:schemas-microsoft-com:office:office" xmlns:oel="http://schemas.microsoft.com/office/2019/extlst" xmlns:r="http://schemas.openxmlformats.org/officeDocument/2006/relationships" xmlns:m="http://schemas.openxmlformats.org/officeDocument/2006/math" xmlns:v="urn:schemas-microsoft-com:vml" xmlns:wp14="http://schemas.microsoft.com/office/word/2010/wordprocessingDrawing" xmlns:wp="http://schemas.openxmlformats.org/drawingml/2006/wordprocessingDrawing" xmlns:w10="urn:schemas-microsoft-com:office:word" xmlns:w="http://schemas.openxmlformats.org/wordprocessingml/2006/main" xmlns:w14="http://schemas.microsoft.com/office/word/2010/wordml" xmlns:w15="http://schemas.microsoft.com/office/word/2012/wordml" xmlns:w16cex="http://schemas.microsoft.com/office/word/2018/wordml/cex" xmlns:w16cid="http://schemas.microsoft.com/office/word/2016/wordml/cid" xmlns:w16="http://schemas.microsoft.com/office/word/2018/wordml" xmlns:w16du="http://schemas.microsoft.com/office/word/2023/wordml/word16du" xmlns:w16sdtdh="http://schemas.microsoft.com/office/word/2020/wordml/sdtdatahash" xmlns:w16sdtfl="http://schemas.microsoft.com/office/word/2024/wordml/sdtformatlock" xmlns:w16se="http://schemas.microsoft.com/office/word/2015/wordml/symex" xmlns:wpg="http://schemas.microsoft.com/office/word/2010/wordprocessingGroup" xmlns:wpi="http://schemas.microsoft.com/office/word/2010/wordprocessingInk" xmlns:wne="http://schemas.microsoft.com/office/word/2006/wordml" xmlns:wps="http://schemas.microsoft.com/office/word/2010/wordprocessingShape" mc:Ignorable="w14 w15 w16se w16cid w16 w16cex w16sdtdh w16sdtfl w16du wp14">
   <w:footnote w:type="separator" w:id="-1">
     <w:p>
       <w:r>
@@ -2888,7 +2892,7 @@
 </file>
 
 <file path=word/header1.xml><?xml version="1.0" encoding="utf-8"?>
-<w:hdr xmlns:wpc="http://schemas.microsoft.com/office/word/2010/wordprocessingCanvas" xmlns:cx="http://schemas.microsoft.com/office/drawing/2014/chartex" xmlns:cx1="http://schemas.microsoft.com/office/drawing/2015/9/8/chartex" xmlns:cx2="http://schemas.microsoft.com/office/drawing/2015/10/21/chartex" xmlns:cx3="http://schemas.microsoft.com/office/drawing/2016/5/9/chartex" xmlns:cx4="http://schemas.microsoft.com/office/drawing/2016/5/10/chartex" xmlns:cx5="http://schemas.microsoft.com/office/drawing/2016/5/11/chartex" xmlns:cx6="http://schemas.microsoft.com/office/drawing/2016/5/12/chartex" xmlns:cx7="http://schemas.microsoft.com/office/drawing/2016/5/13/chartex" xmlns:cx8="http://schemas.microsoft.com/office/drawing/2016/5/14/chartex" xmlns:mc="http://schemas.openxmlformats.org/markup-compatibility/2006" xmlns:aink="http://schemas.microsoft.com/office/drawing/2016/ink" xmlns:am3d="http://schemas.microsoft.com/office/drawing/2017/model3d" xmlns:o="urn:schemas-microsoft-com:office:office" xmlns:oel="http://schemas.microsoft.com/office/2019/extlst" xmlns:r="http://schemas.openxmlformats.org/officeDocument/2006/relationships" xmlns:m="http://schemas.openxmlformats.org/officeDocument/2006/math" xmlns:v="urn:schemas-microsoft-com:vml" xmlns:wp14="http://schemas.microsoft.com/office/word/2010/wordprocessingDrawing" xmlns:wp="http://schemas.openxmlformats.org/drawingml/2006/wordprocessingDrawing" xmlns:w10="urn:schemas-microsoft-com:office:word" xmlns:w="http://schemas.openxmlformats.org/wordprocessingml/2006/main" xmlns:w14="http://schemas.microsoft.com/office/word/2010/wordml" xmlns:w15="http://schemas.microsoft.com/office/word/2012/wordml" xmlns:w16cei="http://schemas.microsoft.com/office/word/2026/wordml/cei" xmlns:w16cex="http://schemas.microsoft.com/office/word/2018/wordml/cex" xmlns:w16cid="http://schemas.microsoft.com/office/word/2016/wordml/cid" xmlns:w16="http://schemas.microsoft.com/office/word/2018/wordml" xmlns:w16du="http://schemas.microsoft.com/office/word/2023/wordml/word16du" xmlns:w16sdtdh="http://schemas.microsoft.com/office/word/2020/wordml/sdtdatahash" xmlns:w16sdtfl="http://schemas.microsoft.com/office/word/2024/wordml/sdtformatlock" xmlns:w16se="http://schemas.microsoft.com/office/word/2015/wordml/symex" xmlns:wpg="http://schemas.microsoft.com/office/word/2010/wordprocessingGroup" xmlns:wpi="http://schemas.microsoft.com/office/word/2010/wordprocessingInk" xmlns:wne="http://schemas.microsoft.com/office/word/2006/wordml" xmlns:wps="http://schemas.microsoft.com/office/word/2010/wordprocessingShape" mc:Ignorable="w14 w15 w16se w16cid w16 w16cex w16sdtdh w16sdtfl w16du wp14">
+<w:hdr xmlns:wpc="http://schemas.microsoft.com/office/word/2010/wordprocessingCanvas" xmlns:cx="http://schemas.microsoft.com/office/drawing/2014/chartex" xmlns:cx1="http://schemas.microsoft.com/office/drawing/2015/9/8/chartex" xmlns:cx2="http://schemas.microsoft.com/office/drawing/2015/10/21/chartex" xmlns:cx3="http://schemas.microsoft.com/office/drawing/2016/5/9/chartex" xmlns:cx4="http://schemas.microsoft.com/office/drawing/2016/5/10/chartex" xmlns:cx5="http://schemas.microsoft.com/office/drawing/2016/5/11/chartex" xmlns:cx6="http://schemas.microsoft.com/office/drawing/2016/5/12/chartex" xmlns:cx7="http://schemas.microsoft.com/office/drawing/2016/5/13/chartex" xmlns:cx8="http://schemas.microsoft.com/office/drawing/2016/5/14/chartex" xmlns:mc="http://schemas.openxmlformats.org/markup-compatibility/2006" xmlns:aink="http://schemas.microsoft.com/office/drawing/2016/ink" xmlns:am3d="http://schemas.microsoft.com/office/drawing/2017/model3d" xmlns:o="urn:schemas-microsoft-com:office:office" xmlns:oel="http://schemas.microsoft.com/office/2019/extlst" xmlns:r="http://schemas.openxmlformats.org/officeDocument/2006/relationships" xmlns:m="http://schemas.openxmlformats.org/officeDocument/2006/math" xmlns:v="urn:schemas-microsoft-com:vml" xmlns:wp14="http://schemas.microsoft.com/office/word/2010/wordprocessingDrawing" xmlns:wp="http://schemas.openxmlformats.org/drawingml/2006/wordprocessingDrawing" xmlns:w10="urn:schemas-microsoft-com:office:word" xmlns:w="http://schemas.openxmlformats.org/wordprocessingml/2006/main" xmlns:w14="http://schemas.microsoft.com/office/word/2010/wordml" xmlns:w15="http://schemas.microsoft.com/office/word/2012/wordml" xmlns:w16cex="http://schemas.microsoft.com/office/word/2018/wordml/cex" xmlns:w16cid="http://schemas.microsoft.com/office/word/2016/wordml/cid" xmlns:w16="http://schemas.microsoft.com/office/word/2018/wordml" xmlns:w16du="http://schemas.microsoft.com/office/word/2023/wordml/word16du" xmlns:w16sdtdh="http://schemas.microsoft.com/office/word/2020/wordml/sdtdatahash" xmlns:w16sdtfl="http://schemas.microsoft.com/office/word/2024/wordml/sdtformatlock" xmlns:w16se="http://schemas.microsoft.com/office/word/2015/wordml/symex" xmlns:wpg="http://schemas.microsoft.com/office/word/2010/wordprocessingGroup" xmlns:wpi="http://schemas.microsoft.com/office/word/2010/wordprocessingInk" xmlns:wne="http://schemas.microsoft.com/office/word/2006/wordml" xmlns:wps="http://schemas.microsoft.com/office/word/2010/wordprocessingShape" mc:Ignorable="w14 w15 w16se w16cid w16 w16cex w16sdtdh w16sdtfl w16du wp14">
   <w:tbl>
     <w:tblPr>
       <w:tblW w:w="9957" w:type="dxa"/>
@@ -3180,7 +3184,7 @@
         </mc:Choice>
         <mc:Fallback>
           <w:pict>
-            <v:line w14:anchorId="11FAA407" id="Line 416" o:spid="_x0000_s1026" style="position:absolute;z-index:251659264;visibility:visible;mso-wrap-style:square;mso-width-percent:0;mso-height-percent:0;mso-wrap-distance-left:9pt;mso-wrap-distance-top:0;mso-wrap-distance-right:9pt;mso-wrap-distance-bottom:0;mso-position-horizontal:absolute;mso-position-horizontal-relative:margin;mso-position-vertical:absolute;mso-position-vertical-relative:text;mso-width-percent:0;mso-height-percent:0;mso-width-relative:page;mso-height-relative:page" from="0,1.45pt" to="496.05pt,1.45pt" o:gfxdata="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" strokeweight="3.75pt">
+            <v:line w14:anchorId="1D555CB8" id="Line 416" o:spid="_x0000_s1026" style="position:absolute;z-index:251659264;visibility:visible;mso-wrap-style:square;mso-width-percent:0;mso-height-percent:0;mso-wrap-distance-left:9pt;mso-wrap-distance-top:0;mso-wrap-distance-right:9pt;mso-wrap-distance-bottom:0;mso-position-horizontal:absolute;mso-position-horizontal-relative:margin;mso-position-vertical:absolute;mso-position-vertical-relative:text;mso-width-percent:0;mso-height-percent:0;mso-width-relative:page;mso-height-relative:page" from="0,1.45pt" to="496.05pt,1.45pt" o:gfxdata="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" strokeweight="3.75pt">
               <v:stroke linestyle="thinThick"/>
               <w10:wrap anchorx="margin"/>
             </v:line>
@@ -3193,7 +3197,7 @@
 </file>
 
 <file path=word/numbering.xml><?xml version="1.0" encoding="utf-8"?>
-<w:numbering xmlns:wpc="http://schemas.microsoft.com/office/word/2010/wordprocessingCanvas" xmlns:cx="http://schemas.microsoft.com/office/drawing/2014/chartex" xmlns:cx1="http://schemas.microsoft.com/office/drawing/2015/9/8/chartex" xmlns:cx2="http://schemas.microsoft.com/office/drawing/2015/10/21/chartex" xmlns:cx3="http://schemas.microsoft.com/office/drawing/2016/5/9/chartex" xmlns:cx4="http://schemas.microsoft.com/office/drawing/2016/5/10/chartex" xmlns:cx5="http://schemas.microsoft.com/office/drawing/2016/5/11/chartex" xmlns:cx6="http://schemas.microsoft.com/office/drawing/2016/5/12/chartex" xmlns:cx7="http://schemas.microsoft.com/office/drawing/2016/5/13/chartex" xmlns:cx8="http://schemas.microsoft.com/office/drawing/2016/5/14/chartex" xmlns:mc="http://schemas.openxmlformats.org/markup-compatibility/2006" xmlns:aink="http://schemas.microsoft.com/office/drawing/2016/ink" xmlns:am3d="http://schemas.microsoft.com/office/drawing/2017/model3d" xmlns:o="urn:schemas-microsoft-com:office:office" xmlns:oel="http://schemas.microsoft.com/office/2019/extlst" xmlns:r="http://schemas.openxmlformats.org/officeDocument/2006/relationships" xmlns:m="http://schemas.openxmlformats.org/officeDocument/2006/math" xmlns:v="urn:schemas-microsoft-com:vml" xmlns:wp14="http://schemas.microsoft.com/office/word/2010/wordprocessingDrawing" xmlns:wp="http://schemas.openxmlformats.org/drawingml/2006/wordprocessingDrawing" xmlns:w10="urn:schemas-microsoft-com:office:word" xmlns:w="http://schemas.openxmlformats.org/wordprocessingml/2006/main" xmlns:w14="http://schemas.microsoft.com/office/word/2010/wordml" xmlns:w15="http://schemas.microsoft.com/office/word/2012/wordml" xmlns:w16cei="http://schemas.microsoft.com/office/word/2026/wordml/cei" xmlns:w16cex="http://schemas.microsoft.com/office/word/2018/wordml/cex" xmlns:w16cid="http://schemas.microsoft.com/office/word/2016/wordml/cid" xmlns:w16="http://schemas.microsoft.com/office/word/2018/wordml" xmlns:w16du="http://schemas.microsoft.com/office/word/2023/wordml/word16du" xmlns:w16sdtdh="http://schemas.microsoft.com/office/word/2020/wordml/sdtdatahash" xmlns:w16sdtfl="http://schemas.microsoft.com/office/word/2024/wordml/sdtformatlock" xmlns:w16se="http://schemas.microsoft.com/office/word/2015/wordml/symex" xmlns:wpg="http://schemas.microsoft.com/office/word/2010/wordprocessingGroup" xmlns:wpi="http://schemas.microsoft.com/office/word/2010/wordprocessingInk" xmlns:wne="http://schemas.microsoft.com/office/word/2006/wordml" xmlns:wps="http://schemas.microsoft.com/office/word/2010/wordprocessingShape" mc:Ignorable="w14 w15 w16se w16cid w16 w16cex w16sdtdh w16sdtfl w16du wp14">
+<w:numbering xmlns:wpc="http://schemas.microsoft.com/office/word/2010/wordprocessingCanvas" xmlns:cx="http://schemas.microsoft.com/office/drawing/2014/chartex" xmlns:cx1="http://schemas.microsoft.com/office/drawing/2015/9/8/chartex" xmlns:cx2="http://schemas.microsoft.com/office/drawing/2015/10/21/chartex" xmlns:cx3="http://schemas.microsoft.com/office/drawing/2016/5/9/chartex" xmlns:cx4="http://schemas.microsoft.com/office/drawing/2016/5/10/chartex" xmlns:cx5="http://schemas.microsoft.com/office/drawing/2016/5/11/chartex" xmlns:cx6="http://schemas.microsoft.com/office/drawing/2016/5/12/chartex" xmlns:cx7="http://schemas.microsoft.com/office/drawing/2016/5/13/chartex" xmlns:cx8="http://schemas.microsoft.com/office/drawing/2016/5/14/chartex" xmlns:mc="http://schemas.openxmlformats.org/markup-compatibility/2006" xmlns:aink="http://schemas.microsoft.com/office/drawing/2016/ink" xmlns:am3d="http://schemas.microsoft.com/office/drawing/2017/model3d" xmlns:o="urn:schemas-microsoft-com:office:office" xmlns:oel="http://schemas.microsoft.com/office/2019/extlst" xmlns:r="http://schemas.openxmlformats.org/officeDocument/2006/relationships" xmlns:m="http://schemas.openxmlformats.org/officeDocument/2006/math" xmlns:v="urn:schemas-microsoft-com:vml" xmlns:wp14="http://schemas.microsoft.com/office/word/2010/wordprocessingDrawing" xmlns:wp="http://schemas.openxmlformats.org/drawingml/2006/wordprocessingDrawing" xmlns:w10="urn:schemas-microsoft-com:office:word" xmlns:w="http://schemas.openxmlformats.org/wordprocessingml/2006/main" xmlns:w14="http://schemas.microsoft.com/office/word/2010/wordml" xmlns:w15="http://schemas.microsoft.com/office/word/2012/wordml" xmlns:w16cex="http://schemas.microsoft.com/office/word/2018/wordml/cex" xmlns:w16cid="http://schemas.microsoft.com/office/word/2016/wordml/cid" xmlns:w16="http://schemas.microsoft.com/office/word/2018/wordml" xmlns:w16du="http://schemas.microsoft.com/office/word/2023/wordml/word16du" xmlns:w16sdtdh="http://schemas.microsoft.com/office/word/2020/wordml/sdtdatahash" xmlns:w16sdtfl="http://schemas.microsoft.com/office/word/2024/wordml/sdtformatlock" xmlns:w16se="http://schemas.microsoft.com/office/word/2015/wordml/symex" xmlns:wpg="http://schemas.microsoft.com/office/word/2010/wordprocessingGroup" xmlns:wpi="http://schemas.microsoft.com/office/word/2010/wordprocessingInk" xmlns:wne="http://schemas.microsoft.com/office/word/2006/wordml" xmlns:wps="http://schemas.microsoft.com/office/word/2010/wordprocessingShape" mc:Ignorable="w14 w15 w16se w16cid w16 w16cex w16sdtdh w16sdtfl w16du wp14">
   <w:abstractNum w:abstractNumId="0" w15:restartNumberingAfterBreak="0">
     <w:nsid w:val="03B60AD1"/>
     <w:multiLevelType w:val="hybridMultilevel"/>

--- a/template/undangan seminar kemajuan.docx
+++ b/template/undangan seminar kemajuan.docx
@@ -2326,11 +2326,6 @@
     <w:p>
       <w:pPr>
         <w:pStyle w:val="BodyText"/>
-      </w:pPr>
-    </w:p>
-    <w:p>
-      <w:pPr>
-        <w:pStyle w:val="BodyText"/>
         <w:spacing w:before="37"/>
       </w:pPr>
     </w:p>
@@ -2391,11 +2386,9 @@
     <w:p>
       <w:pPr>
         <w:pStyle w:val="BodyText"/>
-      </w:pPr>
-    </w:p>
-    <w:p>
-      <w:pPr>
-        <w:pStyle w:val="BodyText"/>
+        <w:tabs>
+          <w:tab w:val="left" w:pos="709"/>
+        </w:tabs>
         <w:sectPr>
           <w:type w:val="continuous"/>
           <w:pgSz w:w="11910" w:h="16860"/>
@@ -2403,6 +2396,34 @@
           <w:cols w:space="720"/>
         </w:sectPr>
       </w:pPr>
+      <w:r>
+        <w:t xml:space="preserve">    </w:t>
+      </w:r>
+      <w:r>
+        <w:tab/>
+      </w:r>
+      <w:r>
+        <w:tab/>
+      </w:r>
+      <w:r>
+        <w:tab/>
+      </w:r>
+      <w:r>
+        <w:tab/>
+      </w:r>
+      <w:r>
+        <w:tab/>
+      </w:r>
+      <w:r>
+        <w:tab/>
+        <w:t xml:space="preserve">              </w:t>
+      </w:r>
+      <w:r>
+        <w:t xml:space="preserve">     </w:t>
+      </w:r>
+      <w:r>
+        <w:t>Tanda tangan</w:t>
+      </w:r>
     </w:p>
     <w:p>
       <w:pPr>
@@ -2668,7 +2689,7 @@
         </w:sectPr>
       </w:pPr>
       <w:r>
-        <w:t xml:space="preserve"> NIP. </w:t>
+        <w:t xml:space="preserve">NIP. </w:t>
       </w:r>
       <w:r>
         <w:t>$(NIP WDA)</w:t>
@@ -2861,7 +2882,7 @@
         </mc:Choice>
         <mc:Fallback>
           <w:pict>
-            <v:line w14:anchorId="041E303B" id="Line 416" o:spid="_x0000_s1026" style="position:absolute;z-index:251661312;visibility:visible;mso-wrap-style:square;mso-width-percent:0;mso-height-percent:0;mso-wrap-distance-left:9pt;mso-wrap-distance-top:0;mso-wrap-distance-right:9pt;mso-wrap-distance-bottom:0;mso-position-horizontal:absolute;mso-position-horizontal-relative:margin;mso-position-vertical:absolute;mso-position-vertical-relative:text;mso-width-percent:0;mso-height-percent:0;mso-width-relative:page;mso-height-relative:page" from="0,0" to="496.05pt,0" o:gfxdata="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" strokecolor="#7f7f7f [1612]" strokeweight="1.5pt">
+            <v:line w14:anchorId="41FD4F5F" id="Line 416" o:spid="_x0000_s1026" style="position:absolute;z-index:251661312;visibility:visible;mso-wrap-style:square;mso-width-percent:0;mso-height-percent:0;mso-wrap-distance-left:9pt;mso-wrap-distance-top:0;mso-wrap-distance-right:9pt;mso-wrap-distance-bottom:0;mso-position-horizontal:absolute;mso-position-horizontal-relative:margin;mso-position-vertical:absolute;mso-position-vertical-relative:text;mso-width-percent:0;mso-height-percent:0;mso-width-relative:page;mso-height-relative:page" from="0,0" to="496.05pt,0" o:gfxdata="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" strokecolor="#7f7f7f [1612]" strokeweight="1.5pt">
               <w10:wrap anchorx="margin"/>
             </v:line>
           </w:pict>
@@ -3184,7 +3205,7 @@
         </mc:Choice>
         <mc:Fallback>
           <w:pict>
-            <v:line w14:anchorId="1D555CB8" id="Line 416" o:spid="_x0000_s1026" style="position:absolute;z-index:251659264;visibility:visible;mso-wrap-style:square;mso-width-percent:0;mso-height-percent:0;mso-wrap-distance-left:9pt;mso-wrap-distance-top:0;mso-wrap-distance-right:9pt;mso-wrap-distance-bottom:0;mso-position-horizontal:absolute;mso-position-horizontal-relative:margin;mso-position-vertical:absolute;mso-position-vertical-relative:text;mso-width-percent:0;mso-height-percent:0;mso-width-relative:page;mso-height-relative:page" from="0,1.45pt" to="496.05pt,1.45pt" o:gfxdata="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" strokeweight="3.75pt">
+            <v:line w14:anchorId="32181728" id="Line 416" o:spid="_x0000_s1026" style="position:absolute;z-index:251659264;visibility:visible;mso-wrap-style:square;mso-width-percent:0;mso-height-percent:0;mso-wrap-distance-left:9pt;mso-wrap-distance-top:0;mso-wrap-distance-right:9pt;mso-wrap-distance-bottom:0;mso-position-horizontal:absolute;mso-position-horizontal-relative:margin;mso-position-vertical:absolute;mso-position-vertical-relative:text;mso-width-percent:0;mso-height-percent:0;mso-width-relative:page;mso-height-relative:page" from="0,1.45pt" to="496.05pt,1.45pt" o:gfxdata="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" strokeweight="3.75pt">
               <v:stroke linestyle="thinThick"/>
               <w10:wrap anchorx="margin"/>
             </v:line>

--- a/template/undangan seminar kemajuan.docx
+++ b/template/undangan seminar kemajuan.docx
@@ -2662,6 +2662,9 @@
         <w:pStyle w:val="Heading1"/>
         <w:spacing w:before="101" w:line="242" w:lineRule="auto"/>
         <w:ind w:right="169" w:firstLine="0"/>
+        <w:rPr>
+          <w:u w:val="single"/>
+        </w:rPr>
       </w:pPr>
       <w:r>
         <w:rPr>
@@ -2670,6 +2673,9 @@
         <w:br w:type="column"/>
       </w:r>
       <w:r>
+        <w:rPr>
+          <w:u w:val="single"/>
+        </w:rPr>
         <w:t>$(NAMA WDA)</w:t>
       </w:r>
     </w:p>
@@ -2882,7 +2888,7 @@
         </mc:Choice>
         <mc:Fallback>
           <w:pict>
-            <v:line w14:anchorId="41FD4F5F" id="Line 416" o:spid="_x0000_s1026" style="position:absolute;z-index:251661312;visibility:visible;mso-wrap-style:square;mso-width-percent:0;mso-height-percent:0;mso-wrap-distance-left:9pt;mso-wrap-distance-top:0;mso-wrap-distance-right:9pt;mso-wrap-distance-bottom:0;mso-position-horizontal:absolute;mso-position-horizontal-relative:margin;mso-position-vertical:absolute;mso-position-vertical-relative:text;mso-width-percent:0;mso-height-percent:0;mso-width-relative:page;mso-height-relative:page" from="0,0" to="496.05pt,0" o:gfxdata="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" strokecolor="#7f7f7f [1612]" strokeweight="1.5pt">
+            <v:line w14:anchorId="26C483AD" id="Line 416" o:spid="_x0000_s1026" style="position:absolute;z-index:251661312;visibility:visible;mso-wrap-style:square;mso-width-percent:0;mso-height-percent:0;mso-wrap-distance-left:9pt;mso-wrap-distance-top:0;mso-wrap-distance-right:9pt;mso-wrap-distance-bottom:0;mso-position-horizontal:absolute;mso-position-horizontal-relative:margin;mso-position-vertical:absolute;mso-position-vertical-relative:text;mso-width-percent:0;mso-height-percent:0;mso-width-relative:page;mso-height-relative:page" from="0,0" to="496.05pt,0" o:gfxdata="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" strokecolor="#7f7f7f [1612]" strokeweight="1.5pt">
               <w10:wrap anchorx="margin"/>
             </v:line>
           </w:pict>
@@ -3205,7 +3211,7 @@
         </mc:Choice>
         <mc:Fallback>
           <w:pict>
-            <v:line w14:anchorId="32181728" id="Line 416" o:spid="_x0000_s1026" style="position:absolute;z-index:251659264;visibility:visible;mso-wrap-style:square;mso-width-percent:0;mso-height-percent:0;mso-wrap-distance-left:9pt;mso-wrap-distance-top:0;mso-wrap-distance-right:9pt;mso-wrap-distance-bottom:0;mso-position-horizontal:absolute;mso-position-horizontal-relative:margin;mso-position-vertical:absolute;mso-position-vertical-relative:text;mso-width-percent:0;mso-height-percent:0;mso-width-relative:page;mso-height-relative:page" from="0,1.45pt" to="496.05pt,1.45pt" o:gfxdata="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" strokeweight="3.75pt">
+            <v:line w14:anchorId="03B585FB" id="Line 416" o:spid="_x0000_s1026" style="position:absolute;z-index:251659264;visibility:visible;mso-wrap-style:square;mso-width-percent:0;mso-height-percent:0;mso-wrap-distance-left:9pt;mso-wrap-distance-top:0;mso-wrap-distance-right:9pt;mso-wrap-distance-bottom:0;mso-position-horizontal:absolute;mso-position-horizontal-relative:margin;mso-position-vertical:absolute;mso-position-vertical-relative:text;mso-width-percent:0;mso-height-percent:0;mso-width-relative:page;mso-height-relative:page" from="0,1.45pt" to="496.05pt,1.45pt" o:gfxdata="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" strokeweight="3.75pt">
               <v:stroke linestyle="thinThick"/>
               <w10:wrap anchorx="margin"/>
             </v:line>

--- a/template/undangan seminar kemajuan.docx
+++ b/template/undangan seminar kemajuan.docx
@@ -1,7 +1,80 @@
 
 <file path=word/document.xml><?xml version="1.0" encoding="utf-8"?>
-<w:document xmlns:wpc="http://schemas.microsoft.com/office/word/2010/wordprocessingCanvas" xmlns:cx="http://schemas.microsoft.com/office/drawing/2014/chartex" xmlns:cx1="http://schemas.microsoft.com/office/drawing/2015/9/8/chartex" xmlns:cx2="http://schemas.microsoft.com/office/drawing/2015/10/21/chartex" xmlns:cx3="http://schemas.microsoft.com/office/drawing/2016/5/9/chartex" xmlns:cx4="http://schemas.microsoft.com/office/drawing/2016/5/10/chartex" xmlns:cx5="http://schemas.microsoft.com/office/drawing/2016/5/11/chartex" xmlns:cx6="http://schemas.microsoft.com/office/drawing/2016/5/12/chartex" xmlns:cx7="http://schemas.microsoft.com/office/drawing/2016/5/13/chartex" xmlns:cx8="http://schemas.microsoft.com/office/drawing/2016/5/14/chartex" xmlns:mc="http://schemas.openxmlformats.org/markup-compatibility/2006" xmlns:aink="http://schemas.microsoft.com/office/drawing/2016/ink" xmlns:am3d="http://schemas.microsoft.com/office/drawing/2017/model3d" xmlns:o="urn:schemas-microsoft-com:office:office" xmlns:oel="http://schemas.microsoft.com/office/2019/extlst" xmlns:r="http://schemas.openxmlformats.org/officeDocument/2006/relationships" xmlns:m="http://schemas.openxmlformats.org/officeDocument/2006/math" xmlns:v="urn:schemas-microsoft-com:vml" xmlns:wp14="http://schemas.microsoft.com/office/word/2010/wordprocessingDrawing" xmlns:wp="http://schemas.openxmlformats.org/drawingml/2006/wordprocessingDrawing" xmlns:w10="urn:schemas-microsoft-com:office:word" xmlns:w="http://schemas.openxmlformats.org/wordprocessingml/2006/main" xmlns:w14="http://schemas.microsoft.com/office/word/2010/wordml" xmlns:w15="http://schemas.microsoft.com/office/word/2012/wordml" xmlns:w16cex="http://schemas.microsoft.com/office/word/2018/wordml/cex" xmlns:w16cid="http://schemas.microsoft.com/office/word/2016/wordml/cid" xmlns:w16="http://schemas.microsoft.com/office/word/2018/wordml" xmlns:w16du="http://schemas.microsoft.com/office/word/2023/wordml/word16du" xmlns:w16sdtdh="http://schemas.microsoft.com/office/word/2020/wordml/sdtdatahash" xmlns:w16sdtfl="http://schemas.microsoft.com/office/word/2024/wordml/sdtformatlock" xmlns:w16se="http://schemas.microsoft.com/office/word/2015/wordml/symex" xmlns:wpg="http://schemas.microsoft.com/office/word/2010/wordprocessingGroup" xmlns:wpi="http://schemas.microsoft.com/office/word/2010/wordprocessingInk" xmlns:wne="http://schemas.microsoft.com/office/word/2006/wordml" xmlns:wps="http://schemas.microsoft.com/office/word/2010/wordprocessingShape" mc:Ignorable="w14 w15 w16se w16cid w16 w16cex w16sdtdh w16sdtfl w16du wp14">
+<w:document xmlns:wpc="http://schemas.microsoft.com/office/word/2010/wordprocessingCanvas" xmlns:cx="http://schemas.microsoft.com/office/drawing/2014/chartex" xmlns:mc="http://schemas.openxmlformats.org/markup-compatibility/2006" xmlns:o="urn:schemas-microsoft-com:office:office" xmlns:r="http://schemas.openxmlformats.org/officeDocument/2006/relationships" xmlns:m="http://schemas.openxmlformats.org/officeDocument/2006/math" xmlns:v="urn:schemas-microsoft-com:vml" xmlns:wp14="http://schemas.microsoft.com/office/word/2010/wordprocessingDrawing" xmlns:wp="http://schemas.openxmlformats.org/drawingml/2006/wordprocessingDrawing" xmlns:w10="urn:schemas-microsoft-com:office:word" xmlns:w="http://schemas.openxmlformats.org/wordprocessingml/2006/main" xmlns:w14="http://schemas.microsoft.com/office/word/2010/wordml" xmlns:w15="http://schemas.microsoft.com/office/word/2012/wordml" xmlns:w16se="http://schemas.microsoft.com/office/word/2015/wordml/symex" xmlns:wpg="http://schemas.microsoft.com/office/word/2010/wordprocessingGroup" xmlns:wpi="http://schemas.microsoft.com/office/word/2010/wordprocessingInk" xmlns:wne="http://schemas.microsoft.com/office/word/2006/wordml" xmlns:wps="http://schemas.microsoft.com/office/word/2010/wordprocessingShape" mc:Ignorable="w14 w15 w16se wp14">
   <w:body>
+    <w:tbl>
+      <w:tblPr>
+        <w:tblStyle w:val="TableGrid"/>
+        <w:tblW w:w="0" w:type="auto"/>
+        <w:tblInd w:w="142" w:type="dxa"/>
+        <w:tblBorders>
+          <w:top w:val="none" w:sz="0" w:space="0" w:color="auto"/>
+          <w:left w:val="none" w:sz="0" w:space="0" w:color="auto"/>
+          <w:bottom w:val="none" w:sz="0" w:space="0" w:color="auto"/>
+          <w:right w:val="none" w:sz="0" w:space="0" w:color="auto"/>
+          <w:insideH w:val="none" w:sz="0" w:space="0" w:color="auto"/>
+          <w:insideV w:val="none" w:sz="0" w:space="0" w:color="auto"/>
+        </w:tblBorders>
+        <w:tblLook w:val="04A0" w:firstRow="1" w:lastRow="0" w:firstColumn="1" w:lastColumn="0" w:noHBand="0" w:noVBand="1"/>
+      </w:tblPr>
+      <w:tblGrid>
+        <w:gridCol w:w="6203"/>
+        <w:gridCol w:w="3515"/>
+      </w:tblGrid>
+      <w:tr>
+        <w:tc>
+          <w:tcPr>
+            <w:tcW w:w="6203" w:type="dxa"/>
+          </w:tcPr>
+          <w:p>
+            <w:pPr>
+              <w:pStyle w:val="BodyText"/>
+              <w:tabs>
+                <w:tab w:val="left" w:pos="1135"/>
+                <w:tab w:val="right" w:pos="9608"/>
+              </w:tabs>
+              <w:spacing w:line="300" w:lineRule="atLeast"/>
+              <w:ind w:right="36"/>
+              <w:rPr>
+                <w:spacing w:val="-16"/>
+              </w:rPr>
+            </w:pPr>
+            <w:r>
+              <w:rPr>
+                <w:spacing w:val="-2"/>
+              </w:rPr>
+              <w:t>Nomor</w:t>
+            </w:r>
+            <w:r>
+              <w:tab/>
+              <w:t>: $(no undnagan)</w:t>
+            </w:r>
+          </w:p>
+        </w:tc>
+        <w:tc>
+          <w:tcPr>
+            <w:tcW w:w="3515" w:type="dxa"/>
+          </w:tcPr>
+          <w:p>
+            <w:pPr>
+              <w:pStyle w:val="BodyText"/>
+              <w:tabs>
+                <w:tab w:val="left" w:pos="1135"/>
+                <w:tab w:val="right" w:pos="9608"/>
+              </w:tabs>
+              <w:spacing w:line="300" w:lineRule="atLeast"/>
+              <w:ind w:right="36"/>
+              <w:rPr>
+                <w:spacing w:val="-16"/>
+              </w:rPr>
+            </w:pPr>
+            <w:r>
+              <w:t>$(Tgl Undangan)</w:t>
+            </w:r>
+          </w:p>
+        </w:tc>
+      </w:tr>
+    </w:tbl>
     <w:p>
       <w:pPr>
         <w:pStyle w:val="BodyText"/>
@@ -12,31 +85,6 @@
         <w:spacing w:line="300" w:lineRule="atLeast"/>
         <w:ind w:left="142" w:right="36"/>
       </w:pPr>
-      <w:r>
-        <w:rPr>
-          <w:spacing w:val="-2"/>
-        </w:rPr>
-        <w:t>Nomor</w:t>
-      </w:r>
-      <w:r>
-        <w:tab/>
-        <w:t xml:space="preserve">: </w:t>
-      </w:r>
-      <w:r>
-        <w:t>$(no undnagan)</w:t>
-      </w:r>
-      <w:r>
-        <w:tab/>
-      </w:r>
-      <w:r>
-        <w:t>$(Tgl Undangan)</w:t>
-      </w:r>
-      <w:r>
-        <w:rPr>
-          <w:spacing w:val="-16"/>
-        </w:rPr>
-        <w:t xml:space="preserve"> </w:t>
-      </w:r>
       <w:r>
         <w:rPr>
           <w:spacing w:val="-2"/>
@@ -207,6 +255,13 @@
           <w:sz w:val="20"/>
         </w:rPr>
         <w:tab/>
+      </w:r>
+      <w:bookmarkStart w:id="0" w:name="_GoBack"/>
+      <w:bookmarkEnd w:id="0"/>
+      <w:r>
+        <w:rPr>
+          <w:sz w:val="20"/>
+        </w:rPr>
         <w:t>Ketua</w:t>
       </w:r>
       <w:r>
@@ -1015,6 +1070,7 @@
         <w:rPr>
           <w:sz w:val="20"/>
         </w:rPr>
+        <w:lastRenderedPageBreak/>
         <w:t>Prof.</w:t>
       </w:r>
       <w:r>
@@ -1137,6 +1193,7 @@
         <w:br w:type="column"/>
       </w:r>
       <w:r>
+        <w:lastRenderedPageBreak/>
         <w:t>Anggota</w:t>
       </w:r>
       <w:r>
@@ -1195,6 +1252,7 @@
         <w:rPr>
           <w:sz w:val="20"/>
         </w:rPr>
+        <w:lastRenderedPageBreak/>
         <w:t>Dr.</w:t>
       </w:r>
       <w:r>
@@ -1537,7 +1595,10 @@
         <w:ind w:left="142"/>
       </w:pPr>
       <w:r>
-        <w:t>Sehubungan dengan telah disetujuinya Disertasi mahasiswa Program Doktor Teknik Geofisika FTTM-ITB,</w:t>
+        <w:t xml:space="preserve">Sehubungan dengan telah disetujuinya Disertasi mahasiswa Program Doktor </w:t>
+      </w:r>
+      <w:r>
+        <w:t>Teknik Geofisika FTTM-ITB,</w:t>
       </w:r>
       <w:r>
         <w:rPr>
@@ -2676,6 +2737,7 @@
         <w:rPr>
           <w:u w:val="single"/>
         </w:rPr>
+        <w:lastRenderedPageBreak/>
         <w:t>$(NAMA WDA)</w:t>
       </w:r>
     </w:p>
@@ -2703,6 +2765,14 @@
     </w:p>
     <w:p>
       <w:pPr>
+        <w:pBdr>
+          <w:top w:val="single" w:sz="4" w:space="1" w:color="auto"/>
+          <w:left w:val="single" w:sz="4" w:space="1" w:color="auto"/>
+          <w:bottom w:val="single" w:sz="4" w:space="1" w:color="auto"/>
+          <w:right w:val="single" w:sz="4" w:space="1" w:color="auto"/>
+          <w:between w:val="single" w:sz="4" w:space="1" w:color="auto"/>
+          <w:bar w:val="single" w:sz="4" w:color="auto"/>
+        </w:pBdr>
         <w:rPr>
           <w:sz w:val="20"/>
         </w:rPr>
@@ -2719,7 +2789,7 @@
 </file>
 
 <file path=word/endnotes.xml><?xml version="1.0" encoding="utf-8"?>
-<w:endnotes xmlns:wpc="http://schemas.microsoft.com/office/word/2010/wordprocessingCanvas" xmlns:cx="http://schemas.microsoft.com/office/drawing/2014/chartex" xmlns:cx1="http://schemas.microsoft.com/office/drawing/2015/9/8/chartex" xmlns:cx2="http://schemas.microsoft.com/office/drawing/2015/10/21/chartex" xmlns:cx3="http://schemas.microsoft.com/office/drawing/2016/5/9/chartex" xmlns:cx4="http://schemas.microsoft.com/office/drawing/2016/5/10/chartex" xmlns:cx5="http://schemas.microsoft.com/office/drawing/2016/5/11/chartex" xmlns:cx6="http://schemas.microsoft.com/office/drawing/2016/5/12/chartex" xmlns:cx7="http://schemas.microsoft.com/office/drawing/2016/5/13/chartex" xmlns:cx8="http://schemas.microsoft.com/office/drawing/2016/5/14/chartex" xmlns:mc="http://schemas.openxmlformats.org/markup-compatibility/2006" xmlns:aink="http://schemas.microsoft.com/office/drawing/2016/ink" xmlns:am3d="http://schemas.microsoft.com/office/drawing/2017/model3d" xmlns:o="urn:schemas-microsoft-com:office:office" xmlns:oel="http://schemas.microsoft.com/office/2019/extlst" xmlns:r="http://schemas.openxmlformats.org/officeDocument/2006/relationships" xmlns:m="http://schemas.openxmlformats.org/officeDocument/2006/math" xmlns:v="urn:schemas-microsoft-com:vml" xmlns:wp14="http://schemas.microsoft.com/office/word/2010/wordprocessingDrawing" xmlns:wp="http://schemas.openxmlformats.org/drawingml/2006/wordprocessingDrawing" xmlns:w10="urn:schemas-microsoft-com:office:word" xmlns:w="http://schemas.openxmlformats.org/wordprocessingml/2006/main" xmlns:w14="http://schemas.microsoft.com/office/word/2010/wordml" xmlns:w15="http://schemas.microsoft.com/office/word/2012/wordml" xmlns:w16cex="http://schemas.microsoft.com/office/word/2018/wordml/cex" xmlns:w16cid="http://schemas.microsoft.com/office/word/2016/wordml/cid" xmlns:w16="http://schemas.microsoft.com/office/word/2018/wordml" xmlns:w16du="http://schemas.microsoft.com/office/word/2023/wordml/word16du" xmlns:w16sdtdh="http://schemas.microsoft.com/office/word/2020/wordml/sdtdatahash" xmlns:w16sdtfl="http://schemas.microsoft.com/office/word/2024/wordml/sdtformatlock" xmlns:w16se="http://schemas.microsoft.com/office/word/2015/wordml/symex" xmlns:wpg="http://schemas.microsoft.com/office/word/2010/wordprocessingGroup" xmlns:wpi="http://schemas.microsoft.com/office/word/2010/wordprocessingInk" xmlns:wne="http://schemas.microsoft.com/office/word/2006/wordml" xmlns:wps="http://schemas.microsoft.com/office/word/2010/wordprocessingShape" mc:Ignorable="w14 w15 w16se w16cid w16 w16cex w16sdtdh w16sdtfl w16du wp14">
+<w:endnotes xmlns:wpc="http://schemas.microsoft.com/office/word/2010/wordprocessingCanvas" xmlns:cx="http://schemas.microsoft.com/office/drawing/2014/chartex" xmlns:mc="http://schemas.openxmlformats.org/markup-compatibility/2006" xmlns:o="urn:schemas-microsoft-com:office:office" xmlns:r="http://schemas.openxmlformats.org/officeDocument/2006/relationships" xmlns:m="http://schemas.openxmlformats.org/officeDocument/2006/math" xmlns:v="urn:schemas-microsoft-com:vml" xmlns:wp14="http://schemas.microsoft.com/office/word/2010/wordprocessingDrawing" xmlns:wp="http://schemas.openxmlformats.org/drawingml/2006/wordprocessingDrawing" xmlns:w10="urn:schemas-microsoft-com:office:word" xmlns:w="http://schemas.openxmlformats.org/wordprocessingml/2006/main" xmlns:w14="http://schemas.microsoft.com/office/word/2010/wordml" xmlns:w15="http://schemas.microsoft.com/office/word/2012/wordml" xmlns:w16se="http://schemas.microsoft.com/office/word/2015/wordml/symex" xmlns:wpg="http://schemas.microsoft.com/office/word/2010/wordprocessingGroup" xmlns:wpi="http://schemas.microsoft.com/office/word/2010/wordprocessingInk" xmlns:wne="http://schemas.microsoft.com/office/word/2006/wordml" xmlns:wps="http://schemas.microsoft.com/office/word/2010/wordprocessingShape" mc:Ignorable="w14 w15 w16se wp14">
   <w:endnote w:type="separator" w:id="-1">
     <w:p>
       <w:r>
@@ -2738,7 +2808,7 @@
 </file>
 
 <file path=word/footer1.xml><?xml version="1.0" encoding="utf-8"?>
-<w:ftr xmlns:wpc="http://schemas.microsoft.com/office/word/2010/wordprocessingCanvas" xmlns:cx="http://schemas.microsoft.com/office/drawing/2014/chartex" xmlns:cx1="http://schemas.microsoft.com/office/drawing/2015/9/8/chartex" xmlns:cx2="http://schemas.microsoft.com/office/drawing/2015/10/21/chartex" xmlns:cx3="http://schemas.microsoft.com/office/drawing/2016/5/9/chartex" xmlns:cx4="http://schemas.microsoft.com/office/drawing/2016/5/10/chartex" xmlns:cx5="http://schemas.microsoft.com/office/drawing/2016/5/11/chartex" xmlns:cx6="http://schemas.microsoft.com/office/drawing/2016/5/12/chartex" xmlns:cx7="http://schemas.microsoft.com/office/drawing/2016/5/13/chartex" xmlns:cx8="http://schemas.microsoft.com/office/drawing/2016/5/14/chartex" xmlns:mc="http://schemas.openxmlformats.org/markup-compatibility/2006" xmlns:aink="http://schemas.microsoft.com/office/drawing/2016/ink" xmlns:am3d="http://schemas.microsoft.com/office/drawing/2017/model3d" xmlns:o="urn:schemas-microsoft-com:office:office" xmlns:oel="http://schemas.microsoft.com/office/2019/extlst" xmlns:r="http://schemas.openxmlformats.org/officeDocument/2006/relationships" xmlns:m="http://schemas.openxmlformats.org/officeDocument/2006/math" xmlns:v="urn:schemas-microsoft-com:vml" xmlns:wp14="http://schemas.microsoft.com/office/word/2010/wordprocessingDrawing" xmlns:wp="http://schemas.openxmlformats.org/drawingml/2006/wordprocessingDrawing" xmlns:w10="urn:schemas-microsoft-com:office:word" xmlns:w="http://schemas.openxmlformats.org/wordprocessingml/2006/main" xmlns:w14="http://schemas.microsoft.com/office/word/2010/wordml" xmlns:w15="http://schemas.microsoft.com/office/word/2012/wordml" xmlns:w16cex="http://schemas.microsoft.com/office/word/2018/wordml/cex" xmlns:w16cid="http://schemas.microsoft.com/office/word/2016/wordml/cid" xmlns:w16="http://schemas.microsoft.com/office/word/2018/wordml" xmlns:w16du="http://schemas.microsoft.com/office/word/2023/wordml/word16du" xmlns:w16sdtdh="http://schemas.microsoft.com/office/word/2020/wordml/sdtdatahash" xmlns:w16sdtfl="http://schemas.microsoft.com/office/word/2024/wordml/sdtformatlock" xmlns:w16se="http://schemas.microsoft.com/office/word/2015/wordml/symex" xmlns:wpg="http://schemas.microsoft.com/office/word/2010/wordprocessingGroup" xmlns:wpi="http://schemas.microsoft.com/office/word/2010/wordprocessingInk" xmlns:wne="http://schemas.microsoft.com/office/word/2006/wordml" xmlns:wps="http://schemas.microsoft.com/office/word/2010/wordprocessingShape" mc:Ignorable="w14 w15 w16se w16cid w16 w16cex w16sdtdh w16sdtfl w16du wp14">
+<w:ftr xmlns:wpc="http://schemas.microsoft.com/office/word/2010/wordprocessingCanvas" xmlns:cx="http://schemas.microsoft.com/office/drawing/2014/chartex" xmlns:mc="http://schemas.openxmlformats.org/markup-compatibility/2006" xmlns:o="urn:schemas-microsoft-com:office:office" xmlns:r="http://schemas.openxmlformats.org/officeDocument/2006/relationships" xmlns:m="http://schemas.openxmlformats.org/officeDocument/2006/math" xmlns:v="urn:schemas-microsoft-com:vml" xmlns:wp14="http://schemas.microsoft.com/office/word/2010/wordprocessingDrawing" xmlns:wp="http://schemas.openxmlformats.org/drawingml/2006/wordprocessingDrawing" xmlns:w10="urn:schemas-microsoft-com:office:word" xmlns:w="http://schemas.openxmlformats.org/wordprocessingml/2006/main" xmlns:w14="http://schemas.microsoft.com/office/word/2010/wordml" xmlns:w15="http://schemas.microsoft.com/office/word/2012/wordml" xmlns:w16se="http://schemas.microsoft.com/office/word/2015/wordml/symex" xmlns:wpg="http://schemas.microsoft.com/office/word/2010/wordprocessingGroup" xmlns:wpi="http://schemas.microsoft.com/office/word/2010/wordprocessingInk" xmlns:wne="http://schemas.microsoft.com/office/word/2006/wordml" xmlns:wps="http://schemas.microsoft.com/office/word/2010/wordprocessingShape" mc:Ignorable="w14 w15 w16se wp14">
   <w:p>
     <w:pPr>
       <w:pStyle w:val="Footer"/>
@@ -2749,7 +2819,7 @@
         <w:lang w:val="en-US"/>
       </w:rPr>
       <w:drawing>
-        <wp:anchor distT="0" distB="0" distL="114300" distR="114300" simplePos="0" relativeHeight="251663360" behindDoc="0" locked="0" layoutInCell="1" allowOverlap="1" wp14:anchorId="734C0716" wp14:editId="5AE56239">
+        <wp:anchor distT="0" distB="0" distL="114300" distR="114300" simplePos="0" relativeHeight="251660288" behindDoc="0" locked="0" layoutInCell="1" allowOverlap="1" wp14:anchorId="734C0716" wp14:editId="5AE56239">
           <wp:simplePos x="0" y="0"/>
           <wp:positionH relativeFrom="page">
             <wp:posOffset>90805</wp:posOffset>
@@ -2820,7 +2890,7 @@
       <mc:AlternateContent>
         <mc:Choice Requires="wps">
           <w:drawing>
-            <wp:anchor distT="0" distB="0" distL="114300" distR="114300" simplePos="0" relativeHeight="251661312" behindDoc="0" locked="0" layoutInCell="1" allowOverlap="1" wp14:anchorId="306C27E9" wp14:editId="4043D09D">
+            <wp:anchor distT="0" distB="0" distL="114300" distR="114300" simplePos="0" relativeHeight="251658240" behindDoc="0" locked="0" layoutInCell="1" allowOverlap="1" wp14:anchorId="306C27E9" wp14:editId="4043D09D">
               <wp:simplePos x="0" y="0"/>
               <wp:positionH relativeFrom="margin">
                 <wp:posOffset>0</wp:posOffset>
@@ -2888,7 +2958,7 @@
         </mc:Choice>
         <mc:Fallback>
           <w:pict>
-            <v:line w14:anchorId="26C483AD" id="Line 416" o:spid="_x0000_s1026" style="position:absolute;z-index:251661312;visibility:visible;mso-wrap-style:square;mso-width-percent:0;mso-height-percent:0;mso-wrap-distance-left:9pt;mso-wrap-distance-top:0;mso-wrap-distance-right:9pt;mso-wrap-distance-bottom:0;mso-position-horizontal:absolute;mso-position-horizontal-relative:margin;mso-position-vertical:absolute;mso-position-vertical-relative:text;mso-width-percent:0;mso-height-percent:0;mso-width-relative:page;mso-height-relative:page" from="0,0" to="496.05pt,0" o:gfxdata="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" strokecolor="#7f7f7f [1612]" strokeweight="1.5pt">
+            <v:line w14:anchorId="630AC1E7" id="Line 416" o:spid="_x0000_s1026" style="position:absolute;z-index:251658240;visibility:visible;mso-wrap-style:square;mso-width-percent:0;mso-height-percent:0;mso-wrap-distance-left:9pt;mso-wrap-distance-top:0;mso-wrap-distance-right:9pt;mso-wrap-distance-bottom:0;mso-position-horizontal:absolute;mso-position-horizontal-relative:margin;mso-position-vertical:absolute;mso-position-vertical-relative:text;mso-width-percent:0;mso-height-percent:0;mso-width-relative:page;mso-height-relative:page" from="0,0" to="496.05pt,0" o:gfxdata="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" strokecolor="#7f7f7f [1612]" strokeweight="1.5pt">
               <w10:wrap anchorx="margin"/>
             </v:line>
           </w:pict>
@@ -2900,7 +2970,7 @@
 </file>
 
 <file path=word/footnotes.xml><?xml version="1.0" encoding="utf-8"?>
-<w:footnotes xmlns:wpc="http://schemas.microsoft.com/office/word/2010/wordprocessingCanvas" xmlns:cx="http://schemas.microsoft.com/office/drawing/2014/chartex" xmlns:cx1="http://schemas.microsoft.com/office/drawing/2015/9/8/chartex" xmlns:cx2="http://schemas.microsoft.com/office/drawing/2015/10/21/chartex" xmlns:cx3="http://schemas.microsoft.com/office/drawing/2016/5/9/chartex" xmlns:cx4="http://schemas.microsoft.com/office/drawing/2016/5/10/chartex" xmlns:cx5="http://schemas.microsoft.com/office/drawing/2016/5/11/chartex" xmlns:cx6="http://schemas.microsoft.com/office/drawing/2016/5/12/chartex" xmlns:cx7="http://schemas.microsoft.com/office/drawing/2016/5/13/chartex" xmlns:cx8="http://schemas.microsoft.com/office/drawing/2016/5/14/chartex" xmlns:mc="http://schemas.openxmlformats.org/markup-compatibility/2006" xmlns:aink="http://schemas.microsoft.com/office/drawing/2016/ink" xmlns:am3d="http://schemas.microsoft.com/office/drawing/2017/model3d" xmlns:o="urn:schemas-microsoft-com:office:office" xmlns:oel="http://schemas.microsoft.com/office/2019/extlst" xmlns:r="http://schemas.openxmlformats.org/officeDocument/2006/relationships" xmlns:m="http://schemas.openxmlformats.org/officeDocument/2006/math" xmlns:v="urn:schemas-microsoft-com:vml" xmlns:wp14="http://schemas.microsoft.com/office/word/2010/wordprocessingDrawing" xmlns:wp="http://schemas.openxmlformats.org/drawingml/2006/wordprocessingDrawing" xmlns:w10="urn:schemas-microsoft-com:office:word" xmlns:w="http://schemas.openxmlformats.org/wordprocessingml/2006/main" xmlns:w14="http://schemas.microsoft.com/office/word/2010/wordml" xmlns:w15="http://schemas.microsoft.com/office/word/2012/wordml" xmlns:w16cex="http://schemas.microsoft.com/office/word/2018/wordml/cex" xmlns:w16cid="http://schemas.microsoft.com/office/word/2016/wordml/cid" xmlns:w16="http://schemas.microsoft.com/office/word/2018/wordml" xmlns:w16du="http://schemas.microsoft.com/office/word/2023/wordml/word16du" xmlns:w16sdtdh="http://schemas.microsoft.com/office/word/2020/wordml/sdtdatahash" xmlns:w16sdtfl="http://schemas.microsoft.com/office/word/2024/wordml/sdtformatlock" xmlns:w16se="http://schemas.microsoft.com/office/word/2015/wordml/symex" xmlns:wpg="http://schemas.microsoft.com/office/word/2010/wordprocessingGroup" xmlns:wpi="http://schemas.microsoft.com/office/word/2010/wordprocessingInk" xmlns:wne="http://schemas.microsoft.com/office/word/2006/wordml" xmlns:wps="http://schemas.microsoft.com/office/word/2010/wordprocessingShape" mc:Ignorable="w14 w15 w16se w16cid w16 w16cex w16sdtdh w16sdtfl w16du wp14">
+<w:footnotes xmlns:wpc="http://schemas.microsoft.com/office/word/2010/wordprocessingCanvas" xmlns:cx="http://schemas.microsoft.com/office/drawing/2014/chartex" xmlns:mc="http://schemas.openxmlformats.org/markup-compatibility/2006" xmlns:o="urn:schemas-microsoft-com:office:office" xmlns:r="http://schemas.openxmlformats.org/officeDocument/2006/relationships" xmlns:m="http://schemas.openxmlformats.org/officeDocument/2006/math" xmlns:v="urn:schemas-microsoft-com:vml" xmlns:wp14="http://schemas.microsoft.com/office/word/2010/wordprocessingDrawing" xmlns:wp="http://schemas.openxmlformats.org/drawingml/2006/wordprocessingDrawing" xmlns:w10="urn:schemas-microsoft-com:office:word" xmlns:w="http://schemas.openxmlformats.org/wordprocessingml/2006/main" xmlns:w14="http://schemas.microsoft.com/office/word/2010/wordml" xmlns:w15="http://schemas.microsoft.com/office/word/2012/wordml" xmlns:w16se="http://schemas.microsoft.com/office/word/2015/wordml/symex" xmlns:wpg="http://schemas.microsoft.com/office/word/2010/wordprocessingGroup" xmlns:wpi="http://schemas.microsoft.com/office/word/2010/wordprocessingInk" xmlns:wne="http://schemas.microsoft.com/office/word/2006/wordml" xmlns:wps="http://schemas.microsoft.com/office/word/2010/wordprocessingShape" mc:Ignorable="w14 w15 w16se wp14">
   <w:footnote w:type="separator" w:id="-1">
     <w:p>
       <w:r>
@@ -2919,7 +2989,7 @@
 </file>
 
 <file path=word/header1.xml><?xml version="1.0" encoding="utf-8"?>
-<w:hdr xmlns:wpc="http://schemas.microsoft.com/office/word/2010/wordprocessingCanvas" xmlns:cx="http://schemas.microsoft.com/office/drawing/2014/chartex" xmlns:cx1="http://schemas.microsoft.com/office/drawing/2015/9/8/chartex" xmlns:cx2="http://schemas.microsoft.com/office/drawing/2015/10/21/chartex" xmlns:cx3="http://schemas.microsoft.com/office/drawing/2016/5/9/chartex" xmlns:cx4="http://schemas.microsoft.com/office/drawing/2016/5/10/chartex" xmlns:cx5="http://schemas.microsoft.com/office/drawing/2016/5/11/chartex" xmlns:cx6="http://schemas.microsoft.com/office/drawing/2016/5/12/chartex" xmlns:cx7="http://schemas.microsoft.com/office/drawing/2016/5/13/chartex" xmlns:cx8="http://schemas.microsoft.com/office/drawing/2016/5/14/chartex" xmlns:mc="http://schemas.openxmlformats.org/markup-compatibility/2006" xmlns:aink="http://schemas.microsoft.com/office/drawing/2016/ink" xmlns:am3d="http://schemas.microsoft.com/office/drawing/2017/model3d" xmlns:o="urn:schemas-microsoft-com:office:office" xmlns:oel="http://schemas.microsoft.com/office/2019/extlst" xmlns:r="http://schemas.openxmlformats.org/officeDocument/2006/relationships" xmlns:m="http://schemas.openxmlformats.org/officeDocument/2006/math" xmlns:v="urn:schemas-microsoft-com:vml" xmlns:wp14="http://schemas.microsoft.com/office/word/2010/wordprocessingDrawing" xmlns:wp="http://schemas.openxmlformats.org/drawingml/2006/wordprocessingDrawing" xmlns:w10="urn:schemas-microsoft-com:office:word" xmlns:w="http://schemas.openxmlformats.org/wordprocessingml/2006/main" xmlns:w14="http://schemas.microsoft.com/office/word/2010/wordml" xmlns:w15="http://schemas.microsoft.com/office/word/2012/wordml" xmlns:w16cex="http://schemas.microsoft.com/office/word/2018/wordml/cex" xmlns:w16cid="http://schemas.microsoft.com/office/word/2016/wordml/cid" xmlns:w16="http://schemas.microsoft.com/office/word/2018/wordml" xmlns:w16du="http://schemas.microsoft.com/office/word/2023/wordml/word16du" xmlns:w16sdtdh="http://schemas.microsoft.com/office/word/2020/wordml/sdtdatahash" xmlns:w16sdtfl="http://schemas.microsoft.com/office/word/2024/wordml/sdtformatlock" xmlns:w16se="http://schemas.microsoft.com/office/word/2015/wordml/symex" xmlns:wpg="http://schemas.microsoft.com/office/word/2010/wordprocessingGroup" xmlns:wpi="http://schemas.microsoft.com/office/word/2010/wordprocessingInk" xmlns:wne="http://schemas.microsoft.com/office/word/2006/wordml" xmlns:wps="http://schemas.microsoft.com/office/word/2010/wordprocessingShape" mc:Ignorable="w14 w15 w16se w16cid w16 w16cex w16sdtdh w16sdtfl w16du wp14">
+<w:hdr xmlns:wpc="http://schemas.microsoft.com/office/word/2010/wordprocessingCanvas" xmlns:cx="http://schemas.microsoft.com/office/drawing/2014/chartex" xmlns:mc="http://schemas.openxmlformats.org/markup-compatibility/2006" xmlns:o="urn:schemas-microsoft-com:office:office" xmlns:r="http://schemas.openxmlformats.org/officeDocument/2006/relationships" xmlns:m="http://schemas.openxmlformats.org/officeDocument/2006/math" xmlns:v="urn:schemas-microsoft-com:vml" xmlns:wp14="http://schemas.microsoft.com/office/word/2010/wordprocessingDrawing" xmlns:wp="http://schemas.openxmlformats.org/drawingml/2006/wordprocessingDrawing" xmlns:w10="urn:schemas-microsoft-com:office:word" xmlns:w="http://schemas.openxmlformats.org/wordprocessingml/2006/main" xmlns:w14="http://schemas.microsoft.com/office/word/2010/wordml" xmlns:w15="http://schemas.microsoft.com/office/word/2012/wordml" xmlns:w16se="http://schemas.microsoft.com/office/word/2015/wordml/symex" xmlns:wpg="http://schemas.microsoft.com/office/word/2010/wordprocessingGroup" xmlns:wpi="http://schemas.microsoft.com/office/word/2010/wordprocessingInk" xmlns:wne="http://schemas.microsoft.com/office/word/2006/wordml" xmlns:wps="http://schemas.microsoft.com/office/word/2010/wordprocessingShape" mc:Ignorable="w14 w15 w16se wp14">
   <w:tbl>
     <w:tblPr>
       <w:tblW w:w="9957" w:type="dxa"/>
@@ -2948,6 +3018,7 @@
           <w:r>
             <w:rPr>
               <w:noProof/>
+              <w:lang w:val="en-US"/>
             </w:rPr>
             <w:drawing>
               <wp:inline distT="0" distB="0" distL="0" distR="0" wp14:anchorId="4B94FF86" wp14:editId="2E1B8F0C">
@@ -3150,7 +3221,7 @@
       <mc:AlternateContent>
         <mc:Choice Requires="wps">
           <w:drawing>
-            <wp:anchor distT="0" distB="0" distL="114300" distR="114300" simplePos="0" relativeHeight="251659264" behindDoc="0" locked="0" layoutInCell="1" allowOverlap="1" wp14:anchorId="309F7A57" wp14:editId="71251EAA">
+            <wp:anchor distT="0" distB="0" distL="114300" distR="114300" simplePos="0" relativeHeight="251656192" behindDoc="0" locked="0" layoutInCell="1" allowOverlap="1" wp14:anchorId="309F7A57" wp14:editId="71251EAA">
               <wp:simplePos x="0" y="0"/>
               <wp:positionH relativeFrom="margin">
                 <wp:posOffset>0</wp:posOffset>
@@ -3211,7 +3282,7 @@
         </mc:Choice>
         <mc:Fallback>
           <w:pict>
-            <v:line w14:anchorId="03B585FB" id="Line 416" o:spid="_x0000_s1026" style="position:absolute;z-index:251659264;visibility:visible;mso-wrap-style:square;mso-width-percent:0;mso-height-percent:0;mso-wrap-distance-left:9pt;mso-wrap-distance-top:0;mso-wrap-distance-right:9pt;mso-wrap-distance-bottom:0;mso-position-horizontal:absolute;mso-position-horizontal-relative:margin;mso-position-vertical:absolute;mso-position-vertical-relative:text;mso-width-percent:0;mso-height-percent:0;mso-width-relative:page;mso-height-relative:page" from="0,1.45pt" to="496.05pt,1.45pt" o:gfxdata="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" strokeweight="3.75pt">
+            <v:line w14:anchorId="3FDF6EBC" id="Line 416" o:spid="_x0000_s1026" style="position:absolute;z-index:251656192;visibility:visible;mso-wrap-style:square;mso-width-percent:0;mso-height-percent:0;mso-wrap-distance-left:9pt;mso-wrap-distance-top:0;mso-wrap-distance-right:9pt;mso-wrap-distance-bottom:0;mso-position-horizontal:absolute;mso-position-horizontal-relative:margin;mso-position-vertical:absolute;mso-position-vertical-relative:text;mso-width-percent:0;mso-height-percent:0;mso-width-relative:page;mso-height-relative:page" from="0,1.45pt" to="496.05pt,1.45pt" o:gfxdata="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" strokeweight="3.75pt">
               <v:stroke linestyle="thinThick"/>
               <w10:wrap anchorx="margin"/>
             </v:line>
@@ -3224,7 +3295,7 @@
 </file>
 
 <file path=word/numbering.xml><?xml version="1.0" encoding="utf-8"?>
-<w:numbering xmlns:wpc="http://schemas.microsoft.com/office/word/2010/wordprocessingCanvas" xmlns:cx="http://schemas.microsoft.com/office/drawing/2014/chartex" xmlns:cx1="http://schemas.microsoft.com/office/drawing/2015/9/8/chartex" xmlns:cx2="http://schemas.microsoft.com/office/drawing/2015/10/21/chartex" xmlns:cx3="http://schemas.microsoft.com/office/drawing/2016/5/9/chartex" xmlns:cx4="http://schemas.microsoft.com/office/drawing/2016/5/10/chartex" xmlns:cx5="http://schemas.microsoft.com/office/drawing/2016/5/11/chartex" xmlns:cx6="http://schemas.microsoft.com/office/drawing/2016/5/12/chartex" xmlns:cx7="http://schemas.microsoft.com/office/drawing/2016/5/13/chartex" xmlns:cx8="http://schemas.microsoft.com/office/drawing/2016/5/14/chartex" xmlns:mc="http://schemas.openxmlformats.org/markup-compatibility/2006" xmlns:aink="http://schemas.microsoft.com/office/drawing/2016/ink" xmlns:am3d="http://schemas.microsoft.com/office/drawing/2017/model3d" xmlns:o="urn:schemas-microsoft-com:office:office" xmlns:oel="http://schemas.microsoft.com/office/2019/extlst" xmlns:r="http://schemas.openxmlformats.org/officeDocument/2006/relationships" xmlns:m="http://schemas.openxmlformats.org/officeDocument/2006/math" xmlns:v="urn:schemas-microsoft-com:vml" xmlns:wp14="http://schemas.microsoft.com/office/word/2010/wordprocessingDrawing" xmlns:wp="http://schemas.openxmlformats.org/drawingml/2006/wordprocessingDrawing" xmlns:w10="urn:schemas-microsoft-com:office:word" xmlns:w="http://schemas.openxmlformats.org/wordprocessingml/2006/main" xmlns:w14="http://schemas.microsoft.com/office/word/2010/wordml" xmlns:w15="http://schemas.microsoft.com/office/word/2012/wordml" xmlns:w16cex="http://schemas.microsoft.com/office/word/2018/wordml/cex" xmlns:w16cid="http://schemas.microsoft.com/office/word/2016/wordml/cid" xmlns:w16="http://schemas.microsoft.com/office/word/2018/wordml" xmlns:w16du="http://schemas.microsoft.com/office/word/2023/wordml/word16du" xmlns:w16sdtdh="http://schemas.microsoft.com/office/word/2020/wordml/sdtdatahash" xmlns:w16sdtfl="http://schemas.microsoft.com/office/word/2024/wordml/sdtformatlock" xmlns:w16se="http://schemas.microsoft.com/office/word/2015/wordml/symex" xmlns:wpg="http://schemas.microsoft.com/office/word/2010/wordprocessingGroup" xmlns:wpi="http://schemas.microsoft.com/office/word/2010/wordprocessingInk" xmlns:wne="http://schemas.microsoft.com/office/word/2006/wordml" xmlns:wps="http://schemas.microsoft.com/office/word/2010/wordprocessingShape" mc:Ignorable="w14 w15 w16se w16cid w16 w16cex w16sdtdh w16sdtfl w16du wp14">
+<w:numbering xmlns:wpc="http://schemas.microsoft.com/office/word/2010/wordprocessingCanvas" xmlns:cx="http://schemas.microsoft.com/office/drawing/2014/chartex" xmlns:mc="http://schemas.openxmlformats.org/markup-compatibility/2006" xmlns:o="urn:schemas-microsoft-com:office:office" xmlns:r="http://schemas.openxmlformats.org/officeDocument/2006/relationships" xmlns:m="http://schemas.openxmlformats.org/officeDocument/2006/math" xmlns:v="urn:schemas-microsoft-com:vml" xmlns:wp14="http://schemas.microsoft.com/office/word/2010/wordprocessingDrawing" xmlns:wp="http://schemas.openxmlformats.org/drawingml/2006/wordprocessingDrawing" xmlns:w10="urn:schemas-microsoft-com:office:word" xmlns:w="http://schemas.openxmlformats.org/wordprocessingml/2006/main" xmlns:w14="http://schemas.microsoft.com/office/word/2010/wordml" xmlns:w15="http://schemas.microsoft.com/office/word/2012/wordml" xmlns:w16se="http://schemas.microsoft.com/office/word/2015/wordml/symex" xmlns:wpg="http://schemas.microsoft.com/office/word/2010/wordprocessingGroup" xmlns:wpi="http://schemas.microsoft.com/office/word/2010/wordprocessingInk" xmlns:wne="http://schemas.microsoft.com/office/word/2006/wordml" xmlns:wps="http://schemas.microsoft.com/office/word/2010/wordprocessingShape" mc:Ignorable="w14 w15 w16se wp14">
   <w:abstractNum w:abstractNumId="0" w15:restartNumberingAfterBreak="0">
     <w:nsid w:val="03B60AD1"/>
     <w:multiLevelType w:val="hybridMultilevel"/>
@@ -3471,17 +3542,17 @@
       </w:rPr>
     </w:lvl>
   </w:abstractNum>
-  <w:num w:numId="1" w16cid:durableId="1474837131">
+  <w:num w:numId="1">
     <w:abstractNumId w:val="1"/>
   </w:num>
-  <w:num w:numId="2" w16cid:durableId="1681004991">
+  <w:num w:numId="2">
     <w:abstractNumId w:val="0"/>
   </w:num>
 </w:numbering>
 </file>
 
 <file path=word/styles.xml><?xml version="1.0" encoding="utf-8"?>
-<w:styles xmlns:mc="http://schemas.openxmlformats.org/markup-compatibility/2006" xmlns:r="http://schemas.openxmlformats.org/officeDocument/2006/relationships" xmlns:w="http://schemas.openxmlformats.org/wordprocessingml/2006/main" xmlns:w14="http://schemas.microsoft.com/office/word/2010/wordml" xmlns:w15="http://schemas.microsoft.com/office/word/2012/wordml" xmlns:w16cex="http://schemas.microsoft.com/office/word/2018/wordml/cex" xmlns:w16cid="http://schemas.microsoft.com/office/word/2016/wordml/cid" xmlns:w16="http://schemas.microsoft.com/office/word/2018/wordml" xmlns:w16du="http://schemas.microsoft.com/office/word/2023/wordml/word16du" xmlns:w16sdtdh="http://schemas.microsoft.com/office/word/2020/wordml/sdtdatahash" xmlns:w16sdtfl="http://schemas.microsoft.com/office/word/2024/wordml/sdtformatlock" xmlns:w16se="http://schemas.microsoft.com/office/word/2015/wordml/symex" mc:Ignorable="w14 w15 w16se w16cid w16 w16cex w16sdtdh w16sdtfl w16du">
+<w:styles xmlns:mc="http://schemas.openxmlformats.org/markup-compatibility/2006" xmlns:r="http://schemas.openxmlformats.org/officeDocument/2006/relationships" xmlns:w="http://schemas.openxmlformats.org/wordprocessingml/2006/main" xmlns:w14="http://schemas.microsoft.com/office/word/2010/wordml" xmlns:w15="http://schemas.microsoft.com/office/word/2012/wordml" xmlns:w16se="http://schemas.microsoft.com/office/word/2015/wordml/symex" mc:Ignorable="w14 w15 w16se">
   <w:docDefaults>
     <w:rPrDefault>
       <w:rPr>
@@ -3499,7 +3570,7 @@
       </w:pPr>
     </w:pPrDefault>
   </w:docDefaults>
-  <w:latentStyles w:defLockedState="0" w:defUIPriority="99" w:defSemiHidden="0" w:defUnhideWhenUsed="0" w:defQFormat="0" w:count="376">
+  <w:latentStyles w:defLockedState="0" w:defUIPriority="99" w:defSemiHidden="0" w:defUnhideWhenUsed="0" w:defQFormat="0" w:count="371">
     <w:lsdException w:name="Normal" w:uiPriority="0" w:qFormat="1"/>
     <w:lsdException w:name="heading 1" w:uiPriority="9" w:qFormat="1"/>
     <w:lsdException w:name="heading 2" w:semiHidden="1" w:uiPriority="9" w:unhideWhenUsed="1" w:qFormat="1"/>
@@ -3871,11 +3942,6 @@
     <w:lsdException w:name="List Table 5 Dark Accent 6" w:uiPriority="50"/>
     <w:lsdException w:name="List Table 6 Colorful Accent 6" w:uiPriority="51"/>
     <w:lsdException w:name="List Table 7 Colorful Accent 6" w:uiPriority="52"/>
-    <w:lsdException w:name="Mention" w:semiHidden="1" w:unhideWhenUsed="1"/>
-    <w:lsdException w:name="Smart Hyperlink" w:semiHidden="1" w:unhideWhenUsed="1"/>
-    <w:lsdException w:name="Hashtag" w:semiHidden="1" w:unhideWhenUsed="1"/>
-    <w:lsdException w:name="Unresolved Mention" w:semiHidden="1" w:unhideWhenUsed="1"/>
-    <w:lsdException w:name="Smart Link" w:semiHidden="1" w:unhideWhenUsed="1"/>
   </w:latentStyles>
   <w:style w:type="paragraph" w:default="1" w:styleId="Normal">
     <w:name w:val="Normal"/>
@@ -4002,6 +4068,22 @@
       <w:rFonts w:ascii="Tahoma" w:eastAsia="Tahoma" w:hAnsi="Tahoma" w:cs="Tahoma"/>
       <w:lang w:val="id"/>
     </w:rPr>
+  </w:style>
+  <w:style w:type="table" w:styleId="TableGrid">
+    <w:name w:val="Table Grid"/>
+    <w:basedOn w:val="TableNormal"/>
+    <w:uiPriority w:val="39"/>
+    <w:rsid w:val="0040095C"/>
+    <w:tblPr>
+      <w:tblBorders>
+        <w:top w:val="single" w:sz="4" w:space="0" w:color="auto"/>
+        <w:left w:val="single" w:sz="4" w:space="0" w:color="auto"/>
+        <w:bottom w:val="single" w:sz="4" w:space="0" w:color="auto"/>
+        <w:right w:val="single" w:sz="4" w:space="0" w:color="auto"/>
+        <w:insideH w:val="single" w:sz="4" w:space="0" w:color="auto"/>
+        <w:insideV w:val="single" w:sz="4" w:space="0" w:color="auto"/>
+      </w:tblBorders>
+    </w:tblPr>
   </w:style>
 </w:styles>
 </file>
@@ -4294,7 +4376,7 @@
 </file>
 
 <file path=customXml/itemProps1.xml><?xml version="1.0" encoding="utf-8"?>
-<ds:datastoreItem xmlns:ds="http://schemas.openxmlformats.org/officeDocument/2006/customXml" ds:itemID="{D9D7AD84-7F9F-4815-A952-CF0E86803800}">
+<ds:datastoreItem xmlns:ds="http://schemas.openxmlformats.org/officeDocument/2006/customXml" ds:itemID="{D4AA9421-4A73-4585-9DBC-7AFEBF1B1436}">
   <ds:schemaRefs>
     <ds:schemaRef ds:uri="http://schemas.openxmlformats.org/officeDocument/2006/bibliography"/>
   </ds:schemaRefs>

--- a/template/undangan seminar kemajuan.docx
+++ b/template/undangan seminar kemajuan.docx
@@ -255,13 +255,6 @@
           <w:sz w:val="20"/>
         </w:rPr>
         <w:tab/>
-      </w:r>
-      <w:bookmarkStart w:id="0" w:name="_GoBack"/>
-      <w:bookmarkEnd w:id="0"/>
-      <w:r>
-        <w:rPr>
-          <w:sz w:val="20"/>
-        </w:rPr>
         <w:t>Ketua</w:t>
       </w:r>
       <w:r>
@@ -2765,18 +2758,12 @@
     </w:p>
     <w:p>
       <w:pPr>
-        <w:pBdr>
-          <w:top w:val="single" w:sz="4" w:space="1" w:color="auto"/>
-          <w:left w:val="single" w:sz="4" w:space="1" w:color="auto"/>
-          <w:bottom w:val="single" w:sz="4" w:space="1" w:color="auto"/>
-          <w:right w:val="single" w:sz="4" w:space="1" w:color="auto"/>
-          <w:between w:val="single" w:sz="4" w:space="1" w:color="auto"/>
-          <w:bar w:val="single" w:sz="4" w:color="auto"/>
-        </w:pBdr>
-        <w:rPr>
-          <w:sz w:val="20"/>
-        </w:rPr>
-      </w:pPr>
+        <w:rPr>
+          <w:sz w:val="20"/>
+        </w:rPr>
+      </w:pPr>
+      <w:bookmarkStart w:id="0" w:name="_GoBack"/>
+      <w:bookmarkEnd w:id="0"/>
     </w:p>
     <w:sectPr>
       <w:type w:val="continuous"/>
@@ -2819,7 +2806,7 @@
         <w:lang w:val="en-US"/>
       </w:rPr>
       <w:drawing>
-        <wp:anchor distT="0" distB="0" distL="114300" distR="114300" simplePos="0" relativeHeight="251660288" behindDoc="0" locked="0" layoutInCell="1" allowOverlap="1" wp14:anchorId="734C0716" wp14:editId="5AE56239">
+        <wp:anchor distT="0" distB="0" distL="114300" distR="114300" simplePos="0" relativeHeight="251659264" behindDoc="0" locked="0" layoutInCell="1" allowOverlap="1" wp14:anchorId="734C0716" wp14:editId="5AE56239">
           <wp:simplePos x="0" y="0"/>
           <wp:positionH relativeFrom="page">
             <wp:posOffset>90805</wp:posOffset>
@@ -2890,7 +2877,7 @@
       <mc:AlternateContent>
         <mc:Choice Requires="wps">
           <w:drawing>
-            <wp:anchor distT="0" distB="0" distL="114300" distR="114300" simplePos="0" relativeHeight="251658240" behindDoc="0" locked="0" layoutInCell="1" allowOverlap="1" wp14:anchorId="306C27E9" wp14:editId="4043D09D">
+            <wp:anchor distT="0" distB="0" distL="114300" distR="114300" simplePos="0" relativeHeight="251657216" behindDoc="0" locked="0" layoutInCell="1" allowOverlap="1" wp14:anchorId="306C27E9" wp14:editId="4043D09D">
               <wp:simplePos x="0" y="0"/>
               <wp:positionH relativeFrom="margin">
                 <wp:posOffset>0</wp:posOffset>
@@ -2958,7 +2945,7 @@
         </mc:Choice>
         <mc:Fallback>
           <w:pict>
-            <v:line w14:anchorId="630AC1E7" id="Line 416" o:spid="_x0000_s1026" style="position:absolute;z-index:251658240;visibility:visible;mso-wrap-style:square;mso-width-percent:0;mso-height-percent:0;mso-wrap-distance-left:9pt;mso-wrap-distance-top:0;mso-wrap-distance-right:9pt;mso-wrap-distance-bottom:0;mso-position-horizontal:absolute;mso-position-horizontal-relative:margin;mso-position-vertical:absolute;mso-position-vertical-relative:text;mso-width-percent:0;mso-height-percent:0;mso-width-relative:page;mso-height-relative:page" from="0,0" to="496.05pt,0" o:gfxdata="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" strokecolor="#7f7f7f [1612]" strokeweight="1.5pt">
+            <v:line w14:anchorId="2F9C8216" id="Line 416" o:spid="_x0000_s1026" style="position:absolute;z-index:251657216;visibility:visible;mso-wrap-style:square;mso-width-percent:0;mso-height-percent:0;mso-wrap-distance-left:9pt;mso-wrap-distance-top:0;mso-wrap-distance-right:9pt;mso-wrap-distance-bottom:0;mso-position-horizontal:absolute;mso-position-horizontal-relative:margin;mso-position-vertical:absolute;mso-position-vertical-relative:text;mso-width-percent:0;mso-height-percent:0;mso-width-relative:page;mso-height-relative:page" from="0,0" to="496.05pt,0" o:gfxdata="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" strokecolor="#7f7f7f [1612]" strokeweight="1.5pt">
               <w10:wrap anchorx="margin"/>
             </v:line>
           </w:pict>
@@ -3221,7 +3208,7 @@
       <mc:AlternateContent>
         <mc:Choice Requires="wps">
           <w:drawing>
-            <wp:anchor distT="0" distB="0" distL="114300" distR="114300" simplePos="0" relativeHeight="251656192" behindDoc="0" locked="0" layoutInCell="1" allowOverlap="1" wp14:anchorId="309F7A57" wp14:editId="71251EAA">
+            <wp:anchor distT="0" distB="0" distL="114300" distR="114300" simplePos="0" relativeHeight="251655168" behindDoc="0" locked="0" layoutInCell="1" allowOverlap="1" wp14:anchorId="309F7A57" wp14:editId="71251EAA">
               <wp:simplePos x="0" y="0"/>
               <wp:positionH relativeFrom="margin">
                 <wp:posOffset>0</wp:posOffset>
@@ -3282,7 +3269,7 @@
         </mc:Choice>
         <mc:Fallback>
           <w:pict>
-            <v:line w14:anchorId="3FDF6EBC" id="Line 416" o:spid="_x0000_s1026" style="position:absolute;z-index:251656192;visibility:visible;mso-wrap-style:square;mso-width-percent:0;mso-height-percent:0;mso-wrap-distance-left:9pt;mso-wrap-distance-top:0;mso-wrap-distance-right:9pt;mso-wrap-distance-bottom:0;mso-position-horizontal:absolute;mso-position-horizontal-relative:margin;mso-position-vertical:absolute;mso-position-vertical-relative:text;mso-width-percent:0;mso-height-percent:0;mso-width-relative:page;mso-height-relative:page" from="0,1.45pt" to="496.05pt,1.45pt" o:gfxdata="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" strokeweight="3.75pt">
+            <v:line w14:anchorId="0F03D3E5" id="Line 416" o:spid="_x0000_s1026" style="position:absolute;z-index:251655168;visibility:visible;mso-wrap-style:square;mso-width-percent:0;mso-height-percent:0;mso-wrap-distance-left:9pt;mso-wrap-distance-top:0;mso-wrap-distance-right:9pt;mso-wrap-distance-bottom:0;mso-position-horizontal:absolute;mso-position-horizontal-relative:margin;mso-position-vertical:absolute;mso-position-vertical-relative:text;mso-width-percent:0;mso-height-percent:0;mso-width-relative:page;mso-height-relative:page" from="0,1.45pt" to="496.05pt,1.45pt" o:gfxdata="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" strokeweight="3.75pt">
               <v:stroke linestyle="thinThick"/>
               <w10:wrap anchorx="margin"/>
             </v:line>
@@ -4376,7 +4363,7 @@
 </file>
 
 <file path=customXml/itemProps1.xml><?xml version="1.0" encoding="utf-8"?>
-<ds:datastoreItem xmlns:ds="http://schemas.openxmlformats.org/officeDocument/2006/customXml" ds:itemID="{D4AA9421-4A73-4585-9DBC-7AFEBF1B1436}">
+<ds:datastoreItem xmlns:ds="http://schemas.openxmlformats.org/officeDocument/2006/customXml" ds:itemID="{3DE9E714-AA58-4293-827B-869BFFE2F38C}">
   <ds:schemaRefs>
     <ds:schemaRef ds:uri="http://schemas.openxmlformats.org/officeDocument/2006/bibliography"/>
   </ds:schemaRefs>
